--- a/Hotel_Workflow_FINAL.docx
+++ b/Hotel_Workflow_FINAL.docx
@@ -6620,7 +6620,7 @@
           </mc:Choice>
           <mc:Fallback>
             <w:pict>
-              <v:shape w14:anchorId="78E7A48A" id="Freeform: Shape 12" o:spid="_x0000_s1026" style="position:absolute;margin-left:60pt;margin-top:104.1pt;width:492pt;height:.1pt;z-index:-251654144;visibility:visible;mso-wrap-style:square;mso-width-percent:0;mso-height-percent:0;mso-wrap-distance-left:0;mso-wrap-distance-top:0;mso-wrap-distance-right:0;mso-wrap-distance-bottom:0;mso-position-horizontal:absolute;mso-position-horizontal-relative:page;mso-position-vertical:absolute;mso-position-vertical-relative:text;mso-width-percent:0;mso-height-percent:0;mso-width-relative:page;mso-height-relative:page;v-text-anchor:top" coordsize="6248400,1270" o:gfxdata="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" path="m,l6248400,e" filled="f" strokecolor="#dfdfdf" strokeweight="1pt">
+              <v:shape w14:anchorId="50CD603F" id="Freeform: Shape 12" o:spid="_x0000_s1026" style="position:absolute;margin-left:60pt;margin-top:104.1pt;width:492pt;height:.1pt;z-index:-251654144;visibility:visible;mso-wrap-style:square;mso-width-percent:0;mso-height-percent:0;mso-wrap-distance-left:0;mso-wrap-distance-top:0;mso-wrap-distance-right:0;mso-wrap-distance-bottom:0;mso-position-horizontal:absolute;mso-position-horizontal-relative:page;mso-position-vertical:absolute;mso-position-vertical-relative:text;mso-width-percent:0;mso-height-percent:0;mso-width-relative:page;mso-height-relative:page;v-text-anchor:top" coordsize="6248400,1270" o:gfxdata="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" path="m,l6248400,e" filled="f" strokecolor="#dfdfdf" strokeweight="1pt">
                 <v:path arrowok="t"/>
                 <w10:wrap type="topAndBottom" anchorx="page"/>
               </v:shape>
@@ -8346,7 +8346,7 @@
           </mc:Choice>
           <mc:Fallback>
             <w:pict>
-              <v:shape w14:anchorId="0E796D0E" id="Freeform: Shape 18" o:spid="_x0000_s1026" style="position:absolute;margin-left:60pt;margin-top:103.1pt;width:492pt;height:.1pt;z-index:-251650048;visibility:visible;mso-wrap-style:square;mso-width-percent:0;mso-height-percent:0;mso-wrap-distance-left:0;mso-wrap-distance-top:0;mso-wrap-distance-right:0;mso-wrap-distance-bottom:0;mso-position-horizontal:absolute;mso-position-horizontal-relative:page;mso-position-vertical:absolute;mso-position-vertical-relative:text;mso-width-percent:0;mso-height-percent:0;mso-width-relative:page;mso-height-relative:page;v-text-anchor:top" coordsize="6248400,1270" o:gfxdata="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" path="m,l6248400,e" filled="f" strokecolor="#dfdfdf" strokeweight="1pt">
+              <v:shape w14:anchorId="2B4A69E5" id="Freeform: Shape 18" o:spid="_x0000_s1026" style="position:absolute;margin-left:60pt;margin-top:103.1pt;width:492pt;height:.1pt;z-index:-251650048;visibility:visible;mso-wrap-style:square;mso-width-percent:0;mso-height-percent:0;mso-wrap-distance-left:0;mso-wrap-distance-top:0;mso-wrap-distance-right:0;mso-wrap-distance-bottom:0;mso-position-horizontal:absolute;mso-position-horizontal-relative:page;mso-position-vertical:absolute;mso-position-vertical-relative:text;mso-width-percent:0;mso-height-percent:0;mso-width-relative:page;mso-height-relative:page;v-text-anchor:top" coordsize="6248400,1270" o:gfxdata="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" path="m,l6248400,e" filled="f" strokecolor="#dfdfdf" strokeweight="1pt">
                 <v:path arrowok="t"/>
                 <w10:wrap type="topAndBottom" anchorx="page"/>
               </v:shape>
@@ -10250,7 +10250,7 @@
           </mc:Choice>
           <mc:Fallback>
             <w:pict>
-              <v:shape w14:anchorId="21C221EF" id="Freeform: Shape 24" o:spid="_x0000_s1026" style="position:absolute;margin-left:60pt;margin-top:129.1pt;width:492pt;height:.1pt;z-index:-251639808;visibility:visible;mso-wrap-style:square;mso-width-percent:0;mso-height-percent:0;mso-wrap-distance-left:0;mso-wrap-distance-top:0;mso-wrap-distance-right:0;mso-wrap-distance-bottom:0;mso-position-horizontal:absolute;mso-position-horizontal-relative:page;mso-position-vertical:absolute;mso-position-vertical-relative:text;mso-width-percent:0;mso-height-percent:0;mso-width-relative:page;mso-height-relative:page;v-text-anchor:top" coordsize="6248400,1270" o:gfxdata="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" path="m,l6248400,e" filled="f" strokecolor="#dfdfdf" strokeweight="1pt">
+              <v:shape w14:anchorId="2DF3B776" id="Freeform: Shape 24" o:spid="_x0000_s1026" style="position:absolute;margin-left:60pt;margin-top:129.1pt;width:492pt;height:.1pt;z-index:-251639808;visibility:visible;mso-wrap-style:square;mso-width-percent:0;mso-height-percent:0;mso-wrap-distance-left:0;mso-wrap-distance-top:0;mso-wrap-distance-right:0;mso-wrap-distance-bottom:0;mso-position-horizontal:absolute;mso-position-horizontal-relative:page;mso-position-vertical:absolute;mso-position-vertical-relative:text;mso-width-percent:0;mso-height-percent:0;mso-width-relative:page;mso-height-relative:page;v-text-anchor:top" coordsize="6248400,1270" o:gfxdata="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" path="m,l6248400,e" filled="f" strokecolor="#dfdfdf" strokeweight="1pt">
                 <v:path arrowok="t"/>
                 <w10:wrap type="topAndBottom" anchorx="page"/>
               </v:shape>
@@ -12013,7 +12013,7 @@
           </mc:Choice>
           <mc:Fallback>
             <w:pict>
-              <v:shape w14:anchorId="06BD6F33" id="Freeform: Shape 4" o:spid="_x0000_s1026" style="position:absolute;margin-left:60pt;margin-top:74.1pt;width:492pt;height:.1pt;z-index:-251636736;visibility:visible;mso-wrap-style:square;mso-width-percent:0;mso-height-percent:0;mso-wrap-distance-left:0;mso-wrap-distance-top:0;mso-wrap-distance-right:0;mso-wrap-distance-bottom:0;mso-position-horizontal:absolute;mso-position-horizontal-relative:page;mso-position-vertical:absolute;mso-position-vertical-relative:text;mso-width-percent:0;mso-height-percent:0;mso-width-relative:page;mso-height-relative:page;v-text-anchor:top" coordsize="6248400,1270" o:gfxdata="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" path="m,l6248400,e" filled="f" strokecolor="#dfdfdf" strokeweight="1pt">
+              <v:shape w14:anchorId="270CC8C9" id="Freeform: Shape 4" o:spid="_x0000_s1026" style="position:absolute;margin-left:60pt;margin-top:74.1pt;width:492pt;height:.1pt;z-index:-251636736;visibility:visible;mso-wrap-style:square;mso-width-percent:0;mso-height-percent:0;mso-wrap-distance-left:0;mso-wrap-distance-top:0;mso-wrap-distance-right:0;mso-wrap-distance-bottom:0;mso-position-horizontal:absolute;mso-position-horizontal-relative:page;mso-position-vertical:absolute;mso-position-vertical-relative:text;mso-width-percent:0;mso-height-percent:0;mso-width-relative:page;mso-height-relative:page;v-text-anchor:top" coordsize="6248400,1270" o:gfxdata="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" path="m,l6248400,e" filled="f" strokecolor="#dfdfdf" strokeweight="1pt">
                 <v:path arrowok="t"/>
                 <w10:wrap type="topAndBottom" anchorx="page"/>
               </v:shape>
@@ -13602,7 +13602,7 @@
           </mc:Choice>
           <mc:Fallback>
             <w:pict>
-              <v:shape w14:anchorId="4BD3D98F" id="Freeform: Shape 34" o:spid="_x0000_s1026" style="position:absolute;margin-left:60pt;margin-top:100.1pt;width:492pt;height:.1pt;z-index:-251633664;visibility:visible;mso-wrap-style:square;mso-width-percent:0;mso-height-percent:0;mso-wrap-distance-left:0;mso-wrap-distance-top:0;mso-wrap-distance-right:0;mso-wrap-distance-bottom:0;mso-position-horizontal:absolute;mso-position-horizontal-relative:page;mso-position-vertical:absolute;mso-position-vertical-relative:text;mso-width-percent:0;mso-height-percent:0;mso-width-relative:page;mso-height-relative:page;v-text-anchor:top" coordsize="6248400,1270" o:gfxdata="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" path="m,l6248400,e" filled="f" strokecolor="#dfdfdf" strokeweight="1pt">
+              <v:shape w14:anchorId="005C1700" id="Freeform: Shape 34" o:spid="_x0000_s1026" style="position:absolute;margin-left:60pt;margin-top:100.1pt;width:492pt;height:.1pt;z-index:-251633664;visibility:visible;mso-wrap-style:square;mso-width-percent:0;mso-height-percent:0;mso-wrap-distance-left:0;mso-wrap-distance-top:0;mso-wrap-distance-right:0;mso-wrap-distance-bottom:0;mso-position-horizontal:absolute;mso-position-horizontal-relative:page;mso-position-vertical:absolute;mso-position-vertical-relative:text;mso-width-percent:0;mso-height-percent:0;mso-width-relative:page;mso-height-relative:page;v-text-anchor:top" coordsize="6248400,1270" o:gfxdata="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" path="m,l6248400,e" filled="f" strokecolor="#dfdfdf" strokeweight="1pt">
                 <v:path arrowok="t"/>
                 <w10:wrap type="topAndBottom" anchorx="page"/>
               </v:shape>
@@ -21433,89 +21433,7 @@
         </w:tc>
       </w:tr>
     </w:tbl>
-    <w:p>
-      <w:r>
-        <w:br w:type="page"/>
-      </w:r>
-    </w:p>
-    <w:p>
-      <w:r>
-        <w:lastRenderedPageBreak/>
-        <w:br w:type="page"/>
-      </w:r>
-    </w:p>
     <w:p/>
-    <w:p/>
-    <w:p>
-      <w:r>
-        <w:br w:type="page"/>
-      </w:r>
-    </w:p>
-    <w:p>
-      <w:pPr>
-        <w:spacing w:before="100"/>
-      </w:pPr>
-    </w:p>
-    <w:p/>
-    <w:p/>
-    <w:p/>
-    <w:p/>
-    <w:p/>
-    <w:p/>
-    <w:p/>
-    <w:p/>
-    <w:p/>
-    <w:p/>
-    <w:p/>
-    <w:p/>
-    <w:p/>
-    <w:p/>
-    <w:p/>
-    <w:p>
-      <w:pPr>
-        <w:spacing w:before="100"/>
-      </w:pPr>
-    </w:p>
-    <w:p>
-      <w:pPr>
-        <w:spacing w:before="160"/>
-      </w:pPr>
-    </w:p>
-    <w:p>
-      <w:pPr>
-        <w:spacing w:before="80"/>
-      </w:pPr>
-    </w:p>
-    <w:p>
-      <w:pPr>
-        <w:spacing w:before="120"/>
-      </w:pPr>
-    </w:p>
-    <w:p>
-      <w:pPr>
-        <w:spacing w:before="120"/>
-      </w:pPr>
-    </w:p>
-    <w:p>
-      <w:pPr>
-        <w:spacing w:before="160"/>
-      </w:pPr>
-    </w:p>
-    <w:p>
-      <w:pPr>
-        <w:spacing w:before="80"/>
-      </w:pPr>
-    </w:p>
-    <w:p>
-      <w:pPr>
-        <w:spacing w:before="80"/>
-      </w:pPr>
-    </w:p>
-    <w:p>
-      <w:pPr>
-        <w:spacing w:before="140"/>
-      </w:pPr>
-    </w:p>
     <w:p>
       <w:pPr>
         <w:pStyle w:val="Heading1"/>
@@ -21523,7 +21441,8 @@
         <w:ind w:left="160" w:right="160"/>
       </w:pPr>
       <w:r>
-        <w:t>7.  SUB-MENU: DAY USE HOTEL — DOMESTIC</w:t>
+        <w:lastRenderedPageBreak/>
+        <w:t>SUB-MENU: DAY USE HOTEL — DOMESTIC</w:t>
       </w:r>
     </w:p>
     <w:p>
@@ -21875,16 +21794,7 @@
                 <w:sz w:val="18"/>
                 <w:szCs w:val="18"/>
               </w:rPr>
-              <w:t xml:space="preserve">Operating Cockpit + Cabin Crew. AIMS: halt between </w:t>
-            </w:r>
-            <w:r>
-              <w:rPr>
-                <w:color w:val="000000"/>
-                <w:sz w:val="18"/>
-                <w:szCs w:val="18"/>
-              </w:rPr>
-              <w:lastRenderedPageBreak/>
-              <w:t>two flights ≥ 4 hours. HOTAC: Confirmed or Pending status. Arrival yet to take place OR arrival within last 1 hour.</w:t>
+              <w:t>Operating Cockpit + Cabin Crew. AIMS: halt between two flights ≥ 4 hours. HOTAC: Confirmed or Pending status. Arrival yet to take place OR arrival within last 1 hour.</w:t>
             </w:r>
           </w:p>
         </w:tc>
@@ -21912,7 +21822,6 @@
                 <w:sz w:val="18"/>
                 <w:szCs w:val="18"/>
               </w:rPr>
-              <w:lastRenderedPageBreak/>
               <w:t xml:space="preserve">We can see your transit halt at (station) is </w:t>
             </w:r>
             <w:proofErr w:type="spellStart"/>
@@ -21931,16 +21840,7 @@
                 <w:sz w:val="18"/>
                 <w:szCs w:val="18"/>
               </w:rPr>
-              <w:t xml:space="preserve"> hours, information </w:t>
-            </w:r>
-            <w:r>
-              <w:rPr>
-                <w:color w:val="000000"/>
-                <w:sz w:val="18"/>
-                <w:szCs w:val="18"/>
-              </w:rPr>
-              <w:lastRenderedPageBreak/>
-              <w:t>regarding your hotel is available on Crew Logistics App, you are requested to please access relevant information there. Thank You [Give App link]</w:t>
+              <w:t xml:space="preserve"> hours, information regarding your hotel is available on Crew Logistics App, you are requested to please access relevant information there. Thank You [Give App link]</w:t>
             </w:r>
           </w:p>
         </w:tc>
@@ -21968,7 +21868,6 @@
                 <w:sz w:val="18"/>
                 <w:szCs w:val="18"/>
               </w:rPr>
-              <w:lastRenderedPageBreak/>
               <w:t>Show Crew Logistics App link.</w:t>
             </w:r>
           </w:p>
@@ -22538,6 +22437,7 @@
                 <w:sz w:val="18"/>
                 <w:szCs w:val="18"/>
               </w:rPr>
+              <w:lastRenderedPageBreak/>
               <w:t>16866 (Excel row 63)</w:t>
             </w:r>
           </w:p>
@@ -23015,7 +22915,6 @@
       </w:pPr>
       <w:proofErr w:type="gramStart"/>
       <w:r>
-        <w:lastRenderedPageBreak/>
         <w:t>7.5  Training</w:t>
       </w:r>
       <w:proofErr w:type="gramEnd"/>
@@ -23395,7 +23294,7 @@
       </w:pPr>
       <w:r>
         <w:lastRenderedPageBreak/>
-        <w:t>8.  SUB-MENU: DAY USE HOTEL — INTERNATIONAL</w:t>
+        <w:t>8SUB-MENU: DAY USE HOTEL — INTERNATIONAL</w:t>
       </w:r>
     </w:p>
     <w:p>
@@ -24226,20 +24125,7 @@
       </w:pPr>
       <w:r>
         <w:lastRenderedPageBreak/>
-        <w:t>9.  SUB-MENU: RELOCATION (RLLH)</w:t>
-      </w:r>
-    </w:p>
-    <w:p>
-      <w:pPr>
-        <w:spacing w:before="100"/>
-      </w:pPr>
-    </w:p>
-    <w:p>
-      <w:pPr>
-        <w:spacing w:before="80" w:after="80"/>
-      </w:pPr>
-      <w:r>
-        <w:t>Note: No need to check HOTAC status for relocation information display.</w:t>
+        <w:t>REIMBURSEMENT &amp; FEEDBACK</w:t>
       </w:r>
     </w:p>
     <w:p>
@@ -24253,13 +24139,8 @@
         <w:shd w:val="clear" w:color="auto" w:fill="2E75B6"/>
         <w:ind w:left="160"/>
       </w:pPr>
-      <w:proofErr w:type="gramStart"/>
       <w:r>
-        <w:t>9.1  Relocation</w:t>
-      </w:r>
-      <w:proofErr w:type="gramEnd"/>
-      <w:r>
-        <w:t xml:space="preserve"> — Cabin Crew (RLLH)</w:t>
+        <w:t>Feedback — Cockpit Crew</w:t>
       </w:r>
     </w:p>
     <w:p>
@@ -24449,7 +24330,7 @@
                 <w:sz w:val="18"/>
                 <w:szCs w:val="18"/>
               </w:rPr>
-              <w:t>Excel row 72</w:t>
+              <w:t>2704 (Excel row 88)</w:t>
             </w:r>
           </w:p>
         </w:tc>
@@ -24477,7 +24358,7 @@
                 <w:sz w:val="18"/>
                 <w:szCs w:val="18"/>
               </w:rPr>
-              <w:t>Cabin Crew with RLLH (relocation) flag in AIMS.</w:t>
+              <w:t>Menu option: Feedback Crew type: Cockpit.</w:t>
             </w:r>
           </w:p>
         </w:tc>
@@ -24505,97 +24386,7 @@
                 <w:sz w:val="18"/>
                 <w:szCs w:val="18"/>
               </w:rPr>
-              <w:t xml:space="preserve">Please note important transport related information for your relocation if your hotel stay is </w:t>
-            </w:r>
-            <w:proofErr w:type="spellStart"/>
-            <w:r>
-              <w:rPr>
-                <w:color w:val="000000"/>
-                <w:sz w:val="18"/>
-                <w:szCs w:val="18"/>
-              </w:rPr>
-              <w:t>authorised</w:t>
-            </w:r>
-            <w:proofErr w:type="spellEnd"/>
-            <w:r>
-              <w:rPr>
-                <w:color w:val="000000"/>
-                <w:sz w:val="18"/>
-                <w:szCs w:val="18"/>
-              </w:rPr>
-              <w:t xml:space="preserve"> </w:t>
-            </w:r>
-            <w:proofErr w:type="gramStart"/>
-            <w:r>
-              <w:rPr>
-                <w:color w:val="000000"/>
-                <w:sz w:val="18"/>
-                <w:szCs w:val="18"/>
-              </w:rPr>
-              <w:t>—  1</w:t>
-            </w:r>
-            <w:proofErr w:type="gramEnd"/>
-            <w:r>
-              <w:rPr>
-                <w:color w:val="000000"/>
-                <w:sz w:val="18"/>
-                <w:szCs w:val="18"/>
-              </w:rPr>
-              <w:t xml:space="preserve">. Hotel details will be shared via auto-email either a day prior or before your arrival into the new base. 2. Crew to ensure New Base Address on </w:t>
-            </w:r>
-            <w:proofErr w:type="spellStart"/>
-            <w:r>
-              <w:rPr>
-                <w:color w:val="000000"/>
-                <w:sz w:val="18"/>
-                <w:szCs w:val="18"/>
-              </w:rPr>
-              <w:t>ICrew</w:t>
-            </w:r>
-            <w:proofErr w:type="spellEnd"/>
-            <w:r>
-              <w:rPr>
-                <w:color w:val="000000"/>
-                <w:sz w:val="18"/>
-                <w:szCs w:val="18"/>
-              </w:rPr>
-              <w:t xml:space="preserve"> (AIMS) is updated before or on the day their hotel stay ends — important for arrangement of transport for duties thereafter. 3. In case Crew checks out earlier than 14 days, it is mandatory to send email to Crew Logistics so that rooms are released; </w:t>
-            </w:r>
-            <w:proofErr w:type="gramStart"/>
-            <w:r>
-              <w:rPr>
-                <w:color w:val="000000"/>
-                <w:sz w:val="18"/>
-                <w:szCs w:val="18"/>
-              </w:rPr>
-              <w:t>also</w:t>
-            </w:r>
-            <w:proofErr w:type="gramEnd"/>
-            <w:r>
-              <w:rPr>
-                <w:color w:val="000000"/>
-                <w:sz w:val="18"/>
-                <w:szCs w:val="18"/>
-              </w:rPr>
-              <w:t xml:space="preserve"> Crew to ensure new base address is updated on </w:t>
-            </w:r>
-            <w:proofErr w:type="spellStart"/>
-            <w:r>
-              <w:rPr>
-                <w:color w:val="000000"/>
-                <w:sz w:val="18"/>
-                <w:szCs w:val="18"/>
-              </w:rPr>
-              <w:t>ICrew</w:t>
-            </w:r>
-            <w:proofErr w:type="spellEnd"/>
-            <w:r>
-              <w:rPr>
-                <w:color w:val="000000"/>
-                <w:sz w:val="18"/>
-                <w:szCs w:val="18"/>
-              </w:rPr>
-              <w:t>. 4. For any extension of Hotel Stay due to unforeseen circumstances, IFS Base Head approval is must.  In case of any discrepancy or requirement of hotel accommodation last minute, please write to IFS Crew Admin team for approval; Crew Logistics will not be able to generate a booking without relevant request received from them.  In case you've arrived at relocated base and would need assistance with hotel cab, please select 'Hotel Cab not received' or 'Hotel Cab Clubbing issue' within the Hotel main menu option.</w:t>
+              <w:t>We'd be happy to take your feedback, please click on the link below to submit your feedback. You will receive closure / resolution by the concerned department. Thank You. [Provide URL]</w:t>
             </w:r>
           </w:p>
         </w:tc>
@@ -24623,25 +24414,7 @@
                 <w:sz w:val="18"/>
                 <w:szCs w:val="18"/>
               </w:rPr>
-              <w:t xml:space="preserve">Show TWO buttons after message: 1. Hotel Cab Not Received 2. Hotel Cab Clubbing </w:t>
-            </w:r>
-            <w:proofErr w:type="gramStart"/>
-            <w:r>
-              <w:rPr>
-                <w:color w:val="000000"/>
-                <w:sz w:val="18"/>
-                <w:szCs w:val="18"/>
-              </w:rPr>
-              <w:t>Issue  OR</w:t>
-            </w:r>
-            <w:proofErr w:type="gramEnd"/>
-            <w:r>
-              <w:rPr>
-                <w:color w:val="000000"/>
-                <w:sz w:val="18"/>
-                <w:szCs w:val="18"/>
-              </w:rPr>
-              <w:t xml:space="preserve"> show a Go Back to Hotel Menu button.</w:t>
+              <w:t>Provide feedback form URL. Close query after link is shown.</w:t>
             </w:r>
           </w:p>
         </w:tc>
@@ -24671,38 +24444,7 @@
               <w:right w:w="130" w:type="dxa"/>
             </w:tcMar>
           </w:tcPr>
-          <w:p>
-            <w:proofErr w:type="gramStart"/>
-            <w:r>
-              <w:rPr>
-                <w:b/>
-                <w:bCs/>
-                <w:color w:val="C55A11"/>
-                <w:sz w:val="17"/>
-                <w:szCs w:val="17"/>
-              </w:rPr>
-              <w:t>📝  Notes</w:t>
-            </w:r>
-            <w:proofErr w:type="gramEnd"/>
-            <w:r>
-              <w:rPr>
-                <w:b/>
-                <w:bCs/>
-                <w:color w:val="C55A11"/>
-                <w:sz w:val="17"/>
-                <w:szCs w:val="17"/>
-              </w:rPr>
-              <w:t xml:space="preserve">: </w:t>
-            </w:r>
-            <w:r>
-              <w:rPr>
-                <w:color w:val="595959"/>
-                <w:sz w:val="17"/>
-                <w:szCs w:val="17"/>
-              </w:rPr>
-              <w:t>14-day early checkout rule is specific to Cabin Crew relocation.</w:t>
-            </w:r>
-          </w:p>
+          <w:p/>
         </w:tc>
       </w:tr>
     </w:tbl>
@@ -24717,13 +24459,8 @@
         <w:shd w:val="clear" w:color="auto" w:fill="2E75B6"/>
         <w:ind w:left="160"/>
       </w:pPr>
-      <w:proofErr w:type="gramStart"/>
       <w:r>
-        <w:t>9.2  Relocation</w:t>
-      </w:r>
-      <w:proofErr w:type="gramEnd"/>
-      <w:r>
-        <w:t xml:space="preserve"> — Cockpit Crew (RLLH)</w:t>
+        <w:t>Feedback — Cabin Crew</w:t>
       </w:r>
     </w:p>
     <w:p>
@@ -24913,7 +24650,7 @@
                 <w:sz w:val="18"/>
                 <w:szCs w:val="18"/>
               </w:rPr>
-              <w:t>Excel row 73</w:t>
+              <w:t>2704 (Excel row 89)</w:t>
             </w:r>
           </w:p>
         </w:tc>
@@ -24941,7 +24678,7 @@
                 <w:sz w:val="18"/>
                 <w:szCs w:val="18"/>
               </w:rPr>
-              <w:t>Cockpit Crew with RLLH (relocation) flag in AIMS.</w:t>
+              <w:t>Menu option: Feedback Crew type: Cabin.</w:t>
             </w:r>
           </w:p>
         </w:tc>
@@ -24969,70 +24706,7 @@
                 <w:sz w:val="18"/>
                 <w:szCs w:val="18"/>
               </w:rPr>
-              <w:t xml:space="preserve">Please note important information for your relocation if hotel stay is </w:t>
-            </w:r>
-            <w:proofErr w:type="spellStart"/>
-            <w:r>
-              <w:rPr>
-                <w:color w:val="000000"/>
-                <w:sz w:val="18"/>
-                <w:szCs w:val="18"/>
-              </w:rPr>
-              <w:t>authorised</w:t>
-            </w:r>
-            <w:proofErr w:type="spellEnd"/>
-            <w:r>
-              <w:rPr>
-                <w:color w:val="000000"/>
-                <w:sz w:val="18"/>
-                <w:szCs w:val="18"/>
-              </w:rPr>
-              <w:t xml:space="preserve"> </w:t>
-            </w:r>
-            <w:proofErr w:type="gramStart"/>
-            <w:r>
-              <w:rPr>
-                <w:color w:val="000000"/>
-                <w:sz w:val="18"/>
-                <w:szCs w:val="18"/>
-              </w:rPr>
-              <w:t>—  1</w:t>
-            </w:r>
-            <w:proofErr w:type="gramEnd"/>
-            <w:r>
-              <w:rPr>
-                <w:color w:val="000000"/>
-                <w:sz w:val="18"/>
-                <w:szCs w:val="18"/>
-              </w:rPr>
-              <w:t xml:space="preserve">. Hotel details will be shared via email by Admin Services; relocation is planned by Pilot Admin. Crew to get in touch with Pilot Admin or Admin Services in case necessary details are not received. </w:t>
-            </w:r>
-            <w:r>
-              <w:rPr>
-                <w:color w:val="000000"/>
-                <w:sz w:val="18"/>
-                <w:szCs w:val="18"/>
-              </w:rPr>
-              <w:lastRenderedPageBreak/>
-              <w:t xml:space="preserve">2. Crew to ensure New Base Address on </w:t>
-            </w:r>
-            <w:proofErr w:type="spellStart"/>
-            <w:r>
-              <w:rPr>
-                <w:color w:val="000000"/>
-                <w:sz w:val="18"/>
-                <w:szCs w:val="18"/>
-              </w:rPr>
-              <w:t>ICrew</w:t>
-            </w:r>
-            <w:proofErr w:type="spellEnd"/>
-            <w:r>
-              <w:rPr>
-                <w:color w:val="000000"/>
-                <w:sz w:val="18"/>
-                <w:szCs w:val="18"/>
-              </w:rPr>
-              <w:t xml:space="preserve"> (AIMS) is updated before or on the day their hotel stay ends — important for arrangement of transport for duties thereafter.  In case you've arrived at relocated base and would need assistance with hotel cab, please select 'Hotel Cab not received' option within the Hotel main menu. Thank You.</w:t>
+              <w:t>We have noted your feedback and will take it up with Admin department. You will receive closure / resolution by the concerned department. Thank You.</w:t>
             </w:r>
           </w:p>
         </w:tc>
@@ -25060,26 +24734,7 @@
                 <w:sz w:val="18"/>
                 <w:szCs w:val="18"/>
               </w:rPr>
-              <w:lastRenderedPageBreak/>
-              <w:t xml:space="preserve">Show ONE button after message: 1. Hotel Cab Not </w:t>
-            </w:r>
-            <w:proofErr w:type="gramStart"/>
-            <w:r>
-              <w:rPr>
-                <w:color w:val="000000"/>
-                <w:sz w:val="18"/>
-                <w:szCs w:val="18"/>
-              </w:rPr>
-              <w:t>Received  OR</w:t>
-            </w:r>
-            <w:proofErr w:type="gramEnd"/>
-            <w:r>
-              <w:rPr>
-                <w:color w:val="000000"/>
-                <w:sz w:val="18"/>
-                <w:szCs w:val="18"/>
-              </w:rPr>
-              <w:t xml:space="preserve"> show a Go Back to Hotel Menu button.</w:t>
+              <w:t>Create ticket for agent to action.</w:t>
             </w:r>
           </w:p>
         </w:tc>
@@ -25109,62 +24764,13 @@
               <w:right w:w="130" w:type="dxa"/>
             </w:tcMar>
           </w:tcPr>
-          <w:p>
-            <w:proofErr w:type="gramStart"/>
-            <w:r>
-              <w:rPr>
-                <w:b/>
-                <w:bCs/>
-                <w:color w:val="C55A11"/>
-                <w:sz w:val="17"/>
-                <w:szCs w:val="17"/>
-              </w:rPr>
-              <w:t>📝  Notes</w:t>
-            </w:r>
-            <w:proofErr w:type="gramEnd"/>
-            <w:r>
-              <w:rPr>
-                <w:b/>
-                <w:bCs/>
-                <w:color w:val="C55A11"/>
-                <w:sz w:val="17"/>
-                <w:szCs w:val="17"/>
-              </w:rPr>
-              <w:t xml:space="preserve">: </w:t>
-            </w:r>
-            <w:r>
-              <w:rPr>
-                <w:color w:val="595959"/>
-                <w:sz w:val="17"/>
-                <w:szCs w:val="17"/>
-              </w:rPr>
-              <w:t>Cockpit relocation is managed by Pilot Admin / Admin Services — different from Cabin Crew flow.</w:t>
-            </w:r>
-          </w:p>
+          <w:p/>
         </w:tc>
       </w:tr>
     </w:tbl>
     <w:p>
-      <w:r>
-        <w:br w:type="page"/>
-      </w:r>
-      <w:bookmarkStart w:id="0" w:name="_GoBack"/>
-      <w:bookmarkEnd w:id="0"/>
-    </w:p>
-    <w:p>
       <w:pPr>
-        <w:pStyle w:val="Heading1"/>
-        <w:shd w:val="clear" w:color="auto" w:fill="1F4E79"/>
-        <w:ind w:left="160" w:right="160"/>
-      </w:pPr>
-      <w:r>
-        <w:lastRenderedPageBreak/>
-        <w:t>10.  FUTURE DATED HOTEL ADVISORIES</w:t>
-      </w:r>
-    </w:p>
-    <w:p>
-      <w:pPr>
-        <w:spacing w:before="100"/>
+        <w:spacing w:before="140"/>
       </w:pPr>
     </w:p>
     <w:p>
@@ -25173,13 +24779,8 @@
         <w:shd w:val="clear" w:color="auto" w:fill="2E75B6"/>
         <w:ind w:left="160"/>
       </w:pPr>
-      <w:proofErr w:type="gramStart"/>
       <w:r>
-        <w:t>10.1  Domestic</w:t>
-      </w:r>
-      <w:proofErr w:type="gramEnd"/>
-      <w:r>
-        <w:t xml:space="preserve"> — Duty Outside Next 12 Hours, HOTAC Confirmed</w:t>
+        <w:t>Reimbursement — All Crew</w:t>
       </w:r>
     </w:p>
     <w:p>
@@ -25354,22 +24955,22 @@
               <w:bottom w:val="single" w:sz="1" w:space="0" w:color="CCCCCC"/>
               <w:right w:val="single" w:sz="1" w:space="0" w:color="CCCCCC"/>
             </w:tcBorders>
-            <w:shd w:val="clear" w:color="auto" w:fill="E2EFDA"/>
-            <w:tcMar>
-              <w:top w:w="80" w:type="dxa"/>
-              <w:left w:w="130" w:type="dxa"/>
-              <w:bottom w:w="80" w:type="dxa"/>
-              <w:right w:w="130" w:type="dxa"/>
-            </w:tcMar>
-          </w:tcPr>
-          <w:p>
-            <w:r>
-              <w:rPr>
-                <w:color w:val="000000"/>
-                <w:sz w:val="18"/>
-                <w:szCs w:val="18"/>
-              </w:rPr>
-              <w:t>Excel rows 76–77</w:t>
+            <w:shd w:val="clear" w:color="auto" w:fill="D6E4F0"/>
+            <w:tcMar>
+              <w:top w:w="80" w:type="dxa"/>
+              <w:left w:w="130" w:type="dxa"/>
+              <w:bottom w:w="80" w:type="dxa"/>
+              <w:right w:w="130" w:type="dxa"/>
+            </w:tcMar>
+          </w:tcPr>
+          <w:p>
+            <w:r>
+              <w:rPr>
+                <w:color w:val="000000"/>
+                <w:sz w:val="18"/>
+                <w:szCs w:val="18"/>
+              </w:rPr>
+              <w:t>2704 (Excel row 91)</w:t>
             </w:r>
           </w:p>
         </w:tc>
@@ -25382,22 +24983,22 @@
               <w:bottom w:val="single" w:sz="1" w:space="0" w:color="CCCCCC"/>
               <w:right w:val="single" w:sz="1" w:space="0" w:color="CCCCCC"/>
             </w:tcBorders>
-            <w:shd w:val="clear" w:color="auto" w:fill="E2EFDA"/>
-            <w:tcMar>
-              <w:top w:w="80" w:type="dxa"/>
-              <w:left w:w="130" w:type="dxa"/>
-              <w:bottom w:w="80" w:type="dxa"/>
-              <w:right w:w="130" w:type="dxa"/>
-            </w:tcMar>
-          </w:tcPr>
-          <w:p>
-            <w:r>
-              <w:rPr>
-                <w:color w:val="000000"/>
-                <w:sz w:val="18"/>
-                <w:szCs w:val="18"/>
-              </w:rPr>
-              <w:t>Operating + Training Crew. AIMS: layover present. HOTAC: Confirmed status. Duty falls OUTSIDE next 12 hours (future-dated). Arrival yet to take place.</w:t>
+            <w:shd w:val="clear" w:color="auto" w:fill="D6E4F0"/>
+            <w:tcMar>
+              <w:top w:w="80" w:type="dxa"/>
+              <w:left w:w="130" w:type="dxa"/>
+              <w:bottom w:w="80" w:type="dxa"/>
+              <w:right w:w="130" w:type="dxa"/>
+            </w:tcMar>
+          </w:tcPr>
+          <w:p>
+            <w:r>
+              <w:rPr>
+                <w:color w:val="000000"/>
+                <w:sz w:val="18"/>
+                <w:szCs w:val="18"/>
+              </w:rPr>
+              <w:t>Menu option: Reimbursement All crew types.</w:t>
             </w:r>
           </w:p>
         </w:tc>
@@ -25410,22 +25011,22 @@
               <w:bottom w:val="single" w:sz="1" w:space="0" w:color="CCCCCC"/>
               <w:right w:val="single" w:sz="1" w:space="0" w:color="CCCCCC"/>
             </w:tcBorders>
-            <w:shd w:val="clear" w:color="auto" w:fill="E2EFDA"/>
-            <w:tcMar>
-              <w:top w:w="80" w:type="dxa"/>
-              <w:left w:w="130" w:type="dxa"/>
-              <w:bottom w:w="80" w:type="dxa"/>
-              <w:right w:w="130" w:type="dxa"/>
-            </w:tcMar>
-          </w:tcPr>
-          <w:p>
-            <w:r>
-              <w:rPr>
-                <w:color w:val="000000"/>
-                <w:sz w:val="18"/>
-                <w:szCs w:val="18"/>
-              </w:rPr>
-              <w:t>All information with regards to hotel for your upcoming duty is available on Crew Logistics App. We request you use Crew App for quick assistance and easier coordination.  Please note hotels confirm bookings one day in advance, the earliest you can expect to receive hotel confirmation is 24 hours and latest by 06 hours prior to arrival. Thank You [Give App link]</w:t>
+            <w:shd w:val="clear" w:color="auto" w:fill="D6E4F0"/>
+            <w:tcMar>
+              <w:top w:w="80" w:type="dxa"/>
+              <w:left w:w="130" w:type="dxa"/>
+              <w:bottom w:w="80" w:type="dxa"/>
+              <w:right w:w="130" w:type="dxa"/>
+            </w:tcMar>
+          </w:tcPr>
+          <w:p>
+            <w:r>
+              <w:rPr>
+                <w:color w:val="000000"/>
+                <w:sz w:val="18"/>
+                <w:szCs w:val="18"/>
+              </w:rPr>
+              <w:t>We have taken note of your reimbursement query. An update on your query will be generated shortly, please wait, we'll be in touch with you. Thank You.</w:t>
             </w:r>
           </w:p>
         </w:tc>
@@ -25438,199 +25039,22 @@
               <w:bottom w:val="single" w:sz="1" w:space="0" w:color="CCCCCC"/>
               <w:right w:val="single" w:sz="1" w:space="0" w:color="CCCCCC"/>
             </w:tcBorders>
-            <w:shd w:val="clear" w:color="auto" w:fill="E2EFDA"/>
-            <w:tcMar>
-              <w:top w:w="80" w:type="dxa"/>
-              <w:left w:w="130" w:type="dxa"/>
-              <w:bottom w:w="80" w:type="dxa"/>
-              <w:right w:w="130" w:type="dxa"/>
-            </w:tcMar>
-          </w:tcPr>
-          <w:p>
-            <w:r>
-              <w:rPr>
-                <w:color w:val="000000"/>
-                <w:sz w:val="18"/>
-                <w:szCs w:val="18"/>
-              </w:rPr>
-              <w:t>Show Crew Logistics App link. No ticket. No agent.</w:t>
-            </w:r>
-          </w:p>
-        </w:tc>
-      </w:tr>
-    </w:tbl>
-    <w:p>
-      <w:pPr>
-        <w:spacing w:before="140"/>
-      </w:pPr>
-    </w:p>
-    <w:p>
-      <w:pPr>
-        <w:pStyle w:val="Heading2"/>
-        <w:shd w:val="clear" w:color="auto" w:fill="2E75B6"/>
-        <w:ind w:left="160"/>
-      </w:pPr>
-      <w:proofErr w:type="gramStart"/>
-      <w:r>
-        <w:t>10.2  Domestic</w:t>
-      </w:r>
-      <w:proofErr w:type="gramEnd"/>
-      <w:r>
-        <w:t xml:space="preserve"> — Duty Outside Next 12 Hours, HOTAC Pending / Rejected</w:t>
-      </w:r>
-    </w:p>
-    <w:p>
-      <w:pPr>
-        <w:spacing w:before="80"/>
-      </w:pPr>
-    </w:p>
-    <w:tbl>
-      <w:tblPr>
-        <w:tblW w:w="9000" w:type="dxa"/>
-        <w:tblBorders>
-          <w:top w:val="single" w:sz="4" w:space="0" w:color="auto"/>
-          <w:left w:val="single" w:sz="4" w:space="0" w:color="auto"/>
-          <w:bottom w:val="single" w:sz="4" w:space="0" w:color="auto"/>
-          <w:right w:val="single" w:sz="4" w:space="0" w:color="auto"/>
-          <w:insideH w:val="single" w:sz="4" w:space="0" w:color="auto"/>
-          <w:insideV w:val="single" w:sz="4" w:space="0" w:color="auto"/>
-        </w:tblBorders>
-        <w:tblCellMar>
-          <w:left w:w="10" w:type="dxa"/>
-          <w:right w:w="10" w:type="dxa"/>
-        </w:tblCellMar>
-        <w:tblLook w:val="04A0" w:firstRow="1" w:lastRow="0" w:firstColumn="1" w:lastColumn="0" w:noHBand="0" w:noVBand="1"/>
-      </w:tblPr>
-      <w:tblGrid>
-        <w:gridCol w:w="1500"/>
-        <w:gridCol w:w="2500"/>
-        <w:gridCol w:w="3200"/>
-        <w:gridCol w:w="1800"/>
-      </w:tblGrid>
-      <w:tr>
-        <w:tblPrEx>
-          <w:tblCellMar>
-            <w:top w:w="0" w:type="dxa"/>
-            <w:bottom w:w="0" w:type="dxa"/>
-          </w:tblCellMar>
-        </w:tblPrEx>
-        <w:tc>
-          <w:tcPr>
-            <w:tcW w:w="1500" w:type="dxa"/>
-            <w:tcBorders>
-              <w:top w:val="single" w:sz="1" w:space="0" w:color="CCCCCC"/>
-              <w:left w:val="single" w:sz="1" w:space="0" w:color="CCCCCC"/>
-              <w:bottom w:val="single" w:sz="1" w:space="0" w:color="CCCCCC"/>
-              <w:right w:val="single" w:sz="1" w:space="0" w:color="CCCCCC"/>
-            </w:tcBorders>
-            <w:shd w:val="clear" w:color="auto" w:fill="1F4E79"/>
-            <w:tcMar>
-              <w:top w:w="80" w:type="dxa"/>
-              <w:left w:w="130" w:type="dxa"/>
-              <w:bottom w:w="80" w:type="dxa"/>
-              <w:right w:w="130" w:type="dxa"/>
-            </w:tcMar>
-          </w:tcPr>
-          <w:p>
-            <w:r>
-              <w:rPr>
-                <w:b/>
-                <w:bCs/>
-                <w:color w:val="FFFFFF"/>
-                <w:sz w:val="18"/>
-                <w:szCs w:val="18"/>
-              </w:rPr>
-              <w:t>Case ID / Ref</w:t>
-            </w:r>
-          </w:p>
-        </w:tc>
-        <w:tc>
-          <w:tcPr>
-            <w:tcW w:w="2500" w:type="dxa"/>
-            <w:tcBorders>
-              <w:top w:val="single" w:sz="1" w:space="0" w:color="CCCCCC"/>
-              <w:left w:val="single" w:sz="1" w:space="0" w:color="CCCCCC"/>
-              <w:bottom w:val="single" w:sz="1" w:space="0" w:color="CCCCCC"/>
-              <w:right w:val="single" w:sz="1" w:space="0" w:color="CCCCCC"/>
-            </w:tcBorders>
-            <w:shd w:val="clear" w:color="auto" w:fill="1F4E79"/>
-            <w:tcMar>
-              <w:top w:w="80" w:type="dxa"/>
-              <w:left w:w="130" w:type="dxa"/>
-              <w:bottom w:w="80" w:type="dxa"/>
-              <w:right w:w="130" w:type="dxa"/>
-            </w:tcMar>
-          </w:tcPr>
-          <w:p>
-            <w:r>
-              <w:rPr>
-                <w:b/>
-                <w:bCs/>
-                <w:color w:val="FFFFFF"/>
-                <w:sz w:val="18"/>
-                <w:szCs w:val="18"/>
-              </w:rPr>
-              <w:t>Condition / Trigger</w:t>
-            </w:r>
-          </w:p>
-        </w:tc>
-        <w:tc>
-          <w:tcPr>
-            <w:tcW w:w="3200" w:type="dxa"/>
-            <w:tcBorders>
-              <w:top w:val="single" w:sz="1" w:space="0" w:color="CCCCCC"/>
-              <w:left w:val="single" w:sz="1" w:space="0" w:color="CCCCCC"/>
-              <w:bottom w:val="single" w:sz="1" w:space="0" w:color="CCCCCC"/>
-              <w:right w:val="single" w:sz="1" w:space="0" w:color="CCCCCC"/>
-            </w:tcBorders>
-            <w:shd w:val="clear" w:color="auto" w:fill="1F4E79"/>
-            <w:tcMar>
-              <w:top w:w="80" w:type="dxa"/>
-              <w:left w:w="130" w:type="dxa"/>
-              <w:bottom w:w="80" w:type="dxa"/>
-              <w:right w:w="130" w:type="dxa"/>
-            </w:tcMar>
-          </w:tcPr>
-          <w:p>
-            <w:r>
-              <w:rPr>
-                <w:b/>
-                <w:bCs/>
-                <w:color w:val="FFFFFF"/>
-                <w:sz w:val="18"/>
-                <w:szCs w:val="18"/>
-              </w:rPr>
-              <w:t>BOT Verbiage (Exact)</w:t>
-            </w:r>
-          </w:p>
-        </w:tc>
-        <w:tc>
-          <w:tcPr>
-            <w:tcW w:w="1800" w:type="dxa"/>
-            <w:tcBorders>
-              <w:top w:val="single" w:sz="1" w:space="0" w:color="CCCCCC"/>
-              <w:left w:val="single" w:sz="1" w:space="0" w:color="CCCCCC"/>
-              <w:bottom w:val="single" w:sz="1" w:space="0" w:color="CCCCCC"/>
-              <w:right w:val="single" w:sz="1" w:space="0" w:color="CCCCCC"/>
-            </w:tcBorders>
-            <w:shd w:val="clear" w:color="auto" w:fill="1F4E79"/>
-            <w:tcMar>
-              <w:top w:w="80" w:type="dxa"/>
-              <w:left w:w="130" w:type="dxa"/>
-              <w:bottom w:w="80" w:type="dxa"/>
-              <w:right w:w="130" w:type="dxa"/>
-            </w:tcMar>
-          </w:tcPr>
-          <w:p>
-            <w:r>
-              <w:rPr>
-                <w:b/>
-                <w:bCs/>
-                <w:color w:val="FFFFFF"/>
-                <w:sz w:val="18"/>
-                <w:szCs w:val="18"/>
-              </w:rPr>
-              <w:t>System Action</w:t>
+            <w:shd w:val="clear" w:color="auto" w:fill="D6E4F0"/>
+            <w:tcMar>
+              <w:top w:w="80" w:type="dxa"/>
+              <w:left w:w="130" w:type="dxa"/>
+              <w:bottom w:w="80" w:type="dxa"/>
+              <w:right w:w="130" w:type="dxa"/>
+            </w:tcMar>
+          </w:tcPr>
+          <w:p>
+            <w:r>
+              <w:rPr>
+                <w:color w:val="000000"/>
+                <w:sz w:val="18"/>
+                <w:szCs w:val="18"/>
+              </w:rPr>
+              <w:t>Create ticket. Allow file attachments via plus (+) icon for receipts and documents.</w:t>
             </w:r>
           </w:p>
         </w:tc>
@@ -25644,933 +25068,6 @@
         </w:tblPrEx>
         <w:tc>
           <w:tcPr>
-            <w:tcW w:w="1500" w:type="dxa"/>
-            <w:tcBorders>
-              <w:top w:val="single" w:sz="1" w:space="0" w:color="CCCCCC"/>
-              <w:left w:val="single" w:sz="1" w:space="0" w:color="CCCCCC"/>
-              <w:bottom w:val="single" w:sz="1" w:space="0" w:color="CCCCCC"/>
-              <w:right w:val="single" w:sz="1" w:space="0" w:color="CCCCCC"/>
-            </w:tcBorders>
-            <w:shd w:val="clear" w:color="auto" w:fill="FFF2CC"/>
-            <w:tcMar>
-              <w:top w:w="80" w:type="dxa"/>
-              <w:left w:w="130" w:type="dxa"/>
-              <w:bottom w:w="80" w:type="dxa"/>
-              <w:right w:w="130" w:type="dxa"/>
-            </w:tcMar>
-          </w:tcPr>
-          <w:p>
-            <w:r>
-              <w:rPr>
-                <w:color w:val="000000"/>
-                <w:sz w:val="18"/>
-                <w:szCs w:val="18"/>
-              </w:rPr>
-              <w:t>Excel rows 79–80</w:t>
-            </w:r>
-          </w:p>
-        </w:tc>
-        <w:tc>
-          <w:tcPr>
-            <w:tcW w:w="2500" w:type="dxa"/>
-            <w:tcBorders>
-              <w:top w:val="single" w:sz="1" w:space="0" w:color="CCCCCC"/>
-              <w:left w:val="single" w:sz="1" w:space="0" w:color="CCCCCC"/>
-              <w:bottom w:val="single" w:sz="1" w:space="0" w:color="CCCCCC"/>
-              <w:right w:val="single" w:sz="1" w:space="0" w:color="CCCCCC"/>
-            </w:tcBorders>
-            <w:shd w:val="clear" w:color="auto" w:fill="FFF2CC"/>
-            <w:tcMar>
-              <w:top w:w="80" w:type="dxa"/>
-              <w:left w:w="130" w:type="dxa"/>
-              <w:bottom w:w="80" w:type="dxa"/>
-              <w:right w:w="130" w:type="dxa"/>
-            </w:tcMar>
-          </w:tcPr>
-          <w:p>
-            <w:r>
-              <w:rPr>
-                <w:color w:val="000000"/>
-                <w:sz w:val="18"/>
-                <w:szCs w:val="18"/>
-              </w:rPr>
-              <w:t>Operating + Training Crew. AIMS: layover present. HOTAC: Pending or Rejected status. Duty falls OUTSIDE next 12 hours.</w:t>
-            </w:r>
-          </w:p>
-        </w:tc>
-        <w:tc>
-          <w:tcPr>
-            <w:tcW w:w="3200" w:type="dxa"/>
-            <w:tcBorders>
-              <w:top w:val="single" w:sz="1" w:space="0" w:color="CCCCCC"/>
-              <w:left w:val="single" w:sz="1" w:space="0" w:color="CCCCCC"/>
-              <w:bottom w:val="single" w:sz="1" w:space="0" w:color="CCCCCC"/>
-              <w:right w:val="single" w:sz="1" w:space="0" w:color="CCCCCC"/>
-            </w:tcBorders>
-            <w:shd w:val="clear" w:color="auto" w:fill="FFF2CC"/>
-            <w:tcMar>
-              <w:top w:w="80" w:type="dxa"/>
-              <w:left w:w="130" w:type="dxa"/>
-              <w:bottom w:w="80" w:type="dxa"/>
-              <w:right w:w="130" w:type="dxa"/>
-            </w:tcMar>
-          </w:tcPr>
-          <w:p>
-            <w:r>
-              <w:rPr>
-                <w:color w:val="000000"/>
-                <w:sz w:val="18"/>
-                <w:szCs w:val="18"/>
-              </w:rPr>
-              <w:t>We can see room reservation is being worked out for your upcoming stay at (station name). Please note you will receive hotel name and confirmation via automated message or an email once the booking is confirmed, this information will also be available on Crew Logistics App. Thank You.</w:t>
-            </w:r>
-          </w:p>
-        </w:tc>
-        <w:tc>
-          <w:tcPr>
-            <w:tcW w:w="1800" w:type="dxa"/>
-            <w:tcBorders>
-              <w:top w:val="single" w:sz="1" w:space="0" w:color="CCCCCC"/>
-              <w:left w:val="single" w:sz="1" w:space="0" w:color="CCCCCC"/>
-              <w:bottom w:val="single" w:sz="1" w:space="0" w:color="CCCCCC"/>
-              <w:right w:val="single" w:sz="1" w:space="0" w:color="CCCCCC"/>
-            </w:tcBorders>
-            <w:shd w:val="clear" w:color="auto" w:fill="FFF2CC"/>
-            <w:tcMar>
-              <w:top w:w="80" w:type="dxa"/>
-              <w:left w:w="130" w:type="dxa"/>
-              <w:bottom w:w="80" w:type="dxa"/>
-              <w:right w:w="130" w:type="dxa"/>
-            </w:tcMar>
-          </w:tcPr>
-          <w:p>
-            <w:r>
-              <w:rPr>
-                <w:color w:val="000000"/>
-                <w:sz w:val="18"/>
-                <w:szCs w:val="18"/>
-              </w:rPr>
-              <w:t>Create ticket for agent to action.</w:t>
-            </w:r>
-          </w:p>
-        </w:tc>
-      </w:tr>
-    </w:tbl>
-    <w:p>
-      <w:pPr>
-        <w:spacing w:before="140"/>
-      </w:pPr>
-    </w:p>
-    <w:p>
-      <w:pPr>
-        <w:pStyle w:val="Heading2"/>
-        <w:shd w:val="clear" w:color="auto" w:fill="2E75B6"/>
-        <w:ind w:left="160"/>
-      </w:pPr>
-      <w:proofErr w:type="gramStart"/>
-      <w:r>
-        <w:t>10.3  International</w:t>
-      </w:r>
-      <w:proofErr w:type="gramEnd"/>
-      <w:r>
-        <w:t xml:space="preserve"> — Layover Outside Next 24 Hours</w:t>
-      </w:r>
-    </w:p>
-    <w:p>
-      <w:pPr>
-        <w:spacing w:before="80"/>
-      </w:pPr>
-    </w:p>
-    <w:p>
-      <w:pPr>
-        <w:spacing w:before="80" w:after="80"/>
-      </w:pPr>
-      <w:r>
-        <w:t>Menu visibility: duty falls within next 24 hours OR arrival within last 24 hours AND duty shows on AIMS as layover (International).</w:t>
-      </w:r>
-    </w:p>
-    <w:p>
-      <w:pPr>
-        <w:spacing w:before="80"/>
-      </w:pPr>
-    </w:p>
-    <w:tbl>
-      <w:tblPr>
-        <w:tblW w:w="9000" w:type="dxa"/>
-        <w:tblBorders>
-          <w:top w:val="single" w:sz="4" w:space="0" w:color="auto"/>
-          <w:left w:val="single" w:sz="4" w:space="0" w:color="auto"/>
-          <w:bottom w:val="single" w:sz="4" w:space="0" w:color="auto"/>
-          <w:right w:val="single" w:sz="4" w:space="0" w:color="auto"/>
-          <w:insideH w:val="single" w:sz="4" w:space="0" w:color="auto"/>
-          <w:insideV w:val="single" w:sz="4" w:space="0" w:color="auto"/>
-        </w:tblBorders>
-        <w:tblCellMar>
-          <w:left w:w="10" w:type="dxa"/>
-          <w:right w:w="10" w:type="dxa"/>
-        </w:tblCellMar>
-        <w:tblLook w:val="04A0" w:firstRow="1" w:lastRow="0" w:firstColumn="1" w:lastColumn="0" w:noHBand="0" w:noVBand="1"/>
-      </w:tblPr>
-      <w:tblGrid>
-        <w:gridCol w:w="1500"/>
-        <w:gridCol w:w="2000"/>
-        <w:gridCol w:w="3500"/>
-        <w:gridCol w:w="2000"/>
-      </w:tblGrid>
-      <w:tr>
-        <w:tblPrEx>
-          <w:tblCellMar>
-            <w:top w:w="0" w:type="dxa"/>
-            <w:bottom w:w="0" w:type="dxa"/>
-          </w:tblCellMar>
-        </w:tblPrEx>
-        <w:tc>
-          <w:tcPr>
-            <w:tcW w:w="1500" w:type="dxa"/>
-            <w:tcBorders>
-              <w:top w:val="single" w:sz="1" w:space="0" w:color="CCCCCC"/>
-              <w:left w:val="single" w:sz="1" w:space="0" w:color="CCCCCC"/>
-              <w:bottom w:val="single" w:sz="1" w:space="0" w:color="CCCCCC"/>
-              <w:right w:val="single" w:sz="1" w:space="0" w:color="CCCCCC"/>
-            </w:tcBorders>
-            <w:shd w:val="clear" w:color="auto" w:fill="1F4E79"/>
-            <w:tcMar>
-              <w:top w:w="80" w:type="dxa"/>
-              <w:left w:w="130" w:type="dxa"/>
-              <w:bottom w:w="80" w:type="dxa"/>
-              <w:right w:w="130" w:type="dxa"/>
-            </w:tcMar>
-          </w:tcPr>
-          <w:p>
-            <w:r>
-              <w:rPr>
-                <w:b/>
-                <w:bCs/>
-                <w:color w:val="FFFFFF"/>
-                <w:sz w:val="18"/>
-                <w:szCs w:val="18"/>
-              </w:rPr>
-              <w:t>Case ID</w:t>
-            </w:r>
-          </w:p>
-        </w:tc>
-        <w:tc>
-          <w:tcPr>
-            <w:tcW w:w="2000" w:type="dxa"/>
-            <w:tcBorders>
-              <w:top w:val="single" w:sz="1" w:space="0" w:color="CCCCCC"/>
-              <w:left w:val="single" w:sz="1" w:space="0" w:color="CCCCCC"/>
-              <w:bottom w:val="single" w:sz="1" w:space="0" w:color="CCCCCC"/>
-              <w:right w:val="single" w:sz="1" w:space="0" w:color="CCCCCC"/>
-            </w:tcBorders>
-            <w:shd w:val="clear" w:color="auto" w:fill="1F4E79"/>
-            <w:tcMar>
-              <w:top w:w="80" w:type="dxa"/>
-              <w:left w:w="130" w:type="dxa"/>
-              <w:bottom w:w="80" w:type="dxa"/>
-              <w:right w:w="130" w:type="dxa"/>
-            </w:tcMar>
-          </w:tcPr>
-          <w:p>
-            <w:r>
-              <w:rPr>
-                <w:b/>
-                <w:bCs/>
-                <w:color w:val="FFFFFF"/>
-                <w:sz w:val="18"/>
-                <w:szCs w:val="18"/>
-              </w:rPr>
-              <w:t>Crew Type</w:t>
-            </w:r>
-          </w:p>
-        </w:tc>
-        <w:tc>
-          <w:tcPr>
-            <w:tcW w:w="3500" w:type="dxa"/>
-            <w:tcBorders>
-              <w:top w:val="single" w:sz="1" w:space="0" w:color="CCCCCC"/>
-              <w:left w:val="single" w:sz="1" w:space="0" w:color="CCCCCC"/>
-              <w:bottom w:val="single" w:sz="1" w:space="0" w:color="CCCCCC"/>
-              <w:right w:val="single" w:sz="1" w:space="0" w:color="CCCCCC"/>
-            </w:tcBorders>
-            <w:shd w:val="clear" w:color="auto" w:fill="1F4E79"/>
-            <w:tcMar>
-              <w:top w:w="80" w:type="dxa"/>
-              <w:left w:w="130" w:type="dxa"/>
-              <w:bottom w:w="80" w:type="dxa"/>
-              <w:right w:w="130" w:type="dxa"/>
-            </w:tcMar>
-          </w:tcPr>
-          <w:p>
-            <w:r>
-              <w:rPr>
-                <w:b/>
-                <w:bCs/>
-                <w:color w:val="FFFFFF"/>
-                <w:sz w:val="18"/>
-                <w:szCs w:val="18"/>
-              </w:rPr>
-              <w:t>BOT Verbiage</w:t>
-            </w:r>
-          </w:p>
-        </w:tc>
-        <w:tc>
-          <w:tcPr>
-            <w:tcW w:w="2000" w:type="dxa"/>
-            <w:tcBorders>
-              <w:top w:val="single" w:sz="1" w:space="0" w:color="CCCCCC"/>
-              <w:left w:val="single" w:sz="1" w:space="0" w:color="CCCCCC"/>
-              <w:bottom w:val="single" w:sz="1" w:space="0" w:color="CCCCCC"/>
-              <w:right w:val="single" w:sz="1" w:space="0" w:color="CCCCCC"/>
-            </w:tcBorders>
-            <w:shd w:val="clear" w:color="auto" w:fill="1F4E79"/>
-            <w:tcMar>
-              <w:top w:w="80" w:type="dxa"/>
-              <w:left w:w="130" w:type="dxa"/>
-              <w:bottom w:w="80" w:type="dxa"/>
-              <w:right w:w="130" w:type="dxa"/>
-            </w:tcMar>
-          </w:tcPr>
-          <w:p>
-            <w:r>
-              <w:rPr>
-                <w:b/>
-                <w:bCs/>
-                <w:color w:val="FFFFFF"/>
-                <w:sz w:val="18"/>
-                <w:szCs w:val="18"/>
-              </w:rPr>
-              <w:t>Action</w:t>
-            </w:r>
-          </w:p>
-        </w:tc>
-      </w:tr>
-      <w:tr>
-        <w:tblPrEx>
-          <w:tblCellMar>
-            <w:top w:w="0" w:type="dxa"/>
-            <w:bottom w:w="0" w:type="dxa"/>
-          </w:tblCellMar>
-        </w:tblPrEx>
-        <w:tc>
-          <w:tcPr>
-            <w:tcW w:w="1500" w:type="dxa"/>
-            <w:tcBorders>
-              <w:top w:val="single" w:sz="1" w:space="0" w:color="CCCCCC"/>
-              <w:left w:val="single" w:sz="1" w:space="0" w:color="CCCCCC"/>
-              <w:bottom w:val="single" w:sz="1" w:space="0" w:color="CCCCCC"/>
-              <w:right w:val="single" w:sz="1" w:space="0" w:color="CCCCCC"/>
-            </w:tcBorders>
-            <w:shd w:val="clear" w:color="auto" w:fill="D6E4F0"/>
-            <w:tcMar>
-              <w:top w:w="80" w:type="dxa"/>
-              <w:left w:w="130" w:type="dxa"/>
-              <w:bottom w:w="80" w:type="dxa"/>
-              <w:right w:w="130" w:type="dxa"/>
-            </w:tcMar>
-          </w:tcPr>
-          <w:p>
-            <w:r>
-              <w:rPr>
-                <w:color w:val="000000"/>
-                <w:sz w:val="18"/>
-                <w:szCs w:val="18"/>
-              </w:rPr>
-              <w:t>29837 (Row 84)</w:t>
-            </w:r>
-          </w:p>
-        </w:tc>
-        <w:tc>
-          <w:tcPr>
-            <w:tcW w:w="2000" w:type="dxa"/>
-            <w:tcBorders>
-              <w:top w:val="single" w:sz="1" w:space="0" w:color="CCCCCC"/>
-              <w:left w:val="single" w:sz="1" w:space="0" w:color="CCCCCC"/>
-              <w:bottom w:val="single" w:sz="1" w:space="0" w:color="CCCCCC"/>
-              <w:right w:val="single" w:sz="1" w:space="0" w:color="CCCCCC"/>
-            </w:tcBorders>
-            <w:shd w:val="clear" w:color="auto" w:fill="D6E4F0"/>
-            <w:tcMar>
-              <w:top w:w="80" w:type="dxa"/>
-              <w:left w:w="130" w:type="dxa"/>
-              <w:bottom w:w="80" w:type="dxa"/>
-              <w:right w:w="130" w:type="dxa"/>
-            </w:tcMar>
-          </w:tcPr>
-          <w:p>
-            <w:r>
-              <w:rPr>
-                <w:color w:val="000000"/>
-                <w:sz w:val="18"/>
-                <w:szCs w:val="18"/>
-              </w:rPr>
-              <w:t>Operating Cockpit Crew</w:t>
-            </w:r>
-          </w:p>
-        </w:tc>
-        <w:tc>
-          <w:tcPr>
-            <w:tcW w:w="3500" w:type="dxa"/>
-            <w:tcBorders>
-              <w:top w:val="single" w:sz="1" w:space="0" w:color="CCCCCC"/>
-              <w:left w:val="single" w:sz="1" w:space="0" w:color="CCCCCC"/>
-              <w:bottom w:val="single" w:sz="1" w:space="0" w:color="CCCCCC"/>
-              <w:right w:val="single" w:sz="1" w:space="0" w:color="CCCCCC"/>
-            </w:tcBorders>
-            <w:shd w:val="clear" w:color="auto" w:fill="D6E4F0"/>
-            <w:tcMar>
-              <w:top w:w="80" w:type="dxa"/>
-              <w:left w:w="130" w:type="dxa"/>
-              <w:bottom w:w="80" w:type="dxa"/>
-              <w:right w:w="130" w:type="dxa"/>
-            </w:tcMar>
-          </w:tcPr>
-          <w:p>
-            <w:r>
-              <w:rPr>
-                <w:color w:val="000000"/>
-                <w:sz w:val="18"/>
-                <w:szCs w:val="18"/>
-              </w:rPr>
-              <w:t xml:space="preserve">"We can see you are scheduled for layover at (station name) on (date).  Please note hotels confirm bookings one day in advance, for layover scheduled outside of next 24 hours and beyond, reservation status with hotel name would be sent one day prior to arrival at the layover station. The earliest you can expect to receive hotel confirmation is 24 hours and latest by 06 hours prior to arrival. We request you to refer to </w:t>
-            </w:r>
-            <w:proofErr w:type="spellStart"/>
-            <w:r>
-              <w:rPr>
-                <w:color w:val="000000"/>
-                <w:sz w:val="18"/>
-                <w:szCs w:val="18"/>
-              </w:rPr>
-              <w:t>ICrew</w:t>
-            </w:r>
-            <w:proofErr w:type="spellEnd"/>
-            <w:r>
-              <w:rPr>
-                <w:color w:val="000000"/>
-                <w:sz w:val="18"/>
-                <w:szCs w:val="18"/>
-              </w:rPr>
-              <w:t xml:space="preserve"> where you'll get updated </w:t>
-            </w:r>
-            <w:r>
-              <w:rPr>
-                <w:color w:val="000000"/>
-                <w:sz w:val="18"/>
-                <w:szCs w:val="18"/>
-              </w:rPr>
-              <w:lastRenderedPageBreak/>
-              <w:t>hotel information for your upcoming layover."</w:t>
-            </w:r>
-          </w:p>
-        </w:tc>
-        <w:tc>
-          <w:tcPr>
-            <w:tcW w:w="2000" w:type="dxa"/>
-            <w:tcBorders>
-              <w:top w:val="single" w:sz="1" w:space="0" w:color="CCCCCC"/>
-              <w:left w:val="single" w:sz="1" w:space="0" w:color="CCCCCC"/>
-              <w:bottom w:val="single" w:sz="1" w:space="0" w:color="CCCCCC"/>
-              <w:right w:val="single" w:sz="1" w:space="0" w:color="CCCCCC"/>
-            </w:tcBorders>
-            <w:shd w:val="clear" w:color="auto" w:fill="D6E4F0"/>
-            <w:tcMar>
-              <w:top w:w="80" w:type="dxa"/>
-              <w:left w:w="130" w:type="dxa"/>
-              <w:bottom w:w="80" w:type="dxa"/>
-              <w:right w:w="130" w:type="dxa"/>
-            </w:tcMar>
-          </w:tcPr>
-          <w:p>
-            <w:r>
-              <w:rPr>
-                <w:color w:val="000000"/>
-                <w:sz w:val="18"/>
-                <w:szCs w:val="18"/>
-              </w:rPr>
-              <w:lastRenderedPageBreak/>
-              <w:t xml:space="preserve">Direct to </w:t>
-            </w:r>
-            <w:proofErr w:type="spellStart"/>
-            <w:r>
-              <w:rPr>
-                <w:color w:val="000000"/>
-                <w:sz w:val="18"/>
-                <w:szCs w:val="18"/>
-              </w:rPr>
-              <w:t>iCrew</w:t>
-            </w:r>
-            <w:proofErr w:type="spellEnd"/>
-            <w:r>
-              <w:rPr>
-                <w:color w:val="000000"/>
-                <w:sz w:val="18"/>
-                <w:szCs w:val="18"/>
-              </w:rPr>
-              <w:t>.  Note: No Cockpit vs Cabin check required — only Operating Crew check.</w:t>
-            </w:r>
-          </w:p>
-        </w:tc>
-      </w:tr>
-      <w:tr>
-        <w:tblPrEx>
-          <w:tblCellMar>
-            <w:top w:w="0" w:type="dxa"/>
-            <w:bottom w:w="0" w:type="dxa"/>
-          </w:tblCellMar>
-        </w:tblPrEx>
-        <w:tc>
-          <w:tcPr>
-            <w:tcW w:w="1500" w:type="dxa"/>
-            <w:tcBorders>
-              <w:top w:val="single" w:sz="1" w:space="0" w:color="CCCCCC"/>
-              <w:left w:val="single" w:sz="1" w:space="0" w:color="CCCCCC"/>
-              <w:bottom w:val="single" w:sz="1" w:space="0" w:color="CCCCCC"/>
-              <w:right w:val="single" w:sz="1" w:space="0" w:color="CCCCCC"/>
-            </w:tcBorders>
-            <w:shd w:val="clear" w:color="auto" w:fill="FFFFFF"/>
-            <w:tcMar>
-              <w:top w:w="80" w:type="dxa"/>
-              <w:left w:w="130" w:type="dxa"/>
-              <w:bottom w:w="80" w:type="dxa"/>
-              <w:right w:w="130" w:type="dxa"/>
-            </w:tcMar>
-          </w:tcPr>
-          <w:p>
-            <w:r>
-              <w:rPr>
-                <w:color w:val="000000"/>
-                <w:sz w:val="18"/>
-                <w:szCs w:val="18"/>
-              </w:rPr>
-              <w:t>77604 (Row 85)</w:t>
-            </w:r>
-          </w:p>
-        </w:tc>
-        <w:tc>
-          <w:tcPr>
-            <w:tcW w:w="2000" w:type="dxa"/>
-            <w:tcBorders>
-              <w:top w:val="single" w:sz="1" w:space="0" w:color="CCCCCC"/>
-              <w:left w:val="single" w:sz="1" w:space="0" w:color="CCCCCC"/>
-              <w:bottom w:val="single" w:sz="1" w:space="0" w:color="CCCCCC"/>
-              <w:right w:val="single" w:sz="1" w:space="0" w:color="CCCCCC"/>
-            </w:tcBorders>
-            <w:shd w:val="clear" w:color="auto" w:fill="FFFFFF"/>
-            <w:tcMar>
-              <w:top w:w="80" w:type="dxa"/>
-              <w:left w:w="130" w:type="dxa"/>
-              <w:bottom w:w="80" w:type="dxa"/>
-              <w:right w:w="130" w:type="dxa"/>
-            </w:tcMar>
-          </w:tcPr>
-          <w:p>
-            <w:r>
-              <w:rPr>
-                <w:color w:val="000000"/>
-                <w:sz w:val="18"/>
-                <w:szCs w:val="18"/>
-              </w:rPr>
-              <w:t>Operating Cabin Crew</w:t>
-            </w:r>
-          </w:p>
-        </w:tc>
-        <w:tc>
-          <w:tcPr>
-            <w:tcW w:w="3500" w:type="dxa"/>
-            <w:tcBorders>
-              <w:top w:val="single" w:sz="1" w:space="0" w:color="CCCCCC"/>
-              <w:left w:val="single" w:sz="1" w:space="0" w:color="CCCCCC"/>
-              <w:bottom w:val="single" w:sz="1" w:space="0" w:color="CCCCCC"/>
-              <w:right w:val="single" w:sz="1" w:space="0" w:color="CCCCCC"/>
-            </w:tcBorders>
-            <w:shd w:val="clear" w:color="auto" w:fill="FFFFFF"/>
-            <w:tcMar>
-              <w:top w:w="80" w:type="dxa"/>
-              <w:left w:w="130" w:type="dxa"/>
-              <w:bottom w:w="80" w:type="dxa"/>
-              <w:right w:w="130" w:type="dxa"/>
-            </w:tcMar>
-          </w:tcPr>
-          <w:p>
-            <w:r>
-              <w:rPr>
-                <w:color w:val="000000"/>
-                <w:sz w:val="18"/>
-                <w:szCs w:val="18"/>
-              </w:rPr>
-              <w:t>Same verbiage as Cockpit above + "Thank You"</w:t>
-            </w:r>
-          </w:p>
-        </w:tc>
-        <w:tc>
-          <w:tcPr>
-            <w:tcW w:w="2000" w:type="dxa"/>
-            <w:tcBorders>
-              <w:top w:val="single" w:sz="1" w:space="0" w:color="CCCCCC"/>
-              <w:left w:val="single" w:sz="1" w:space="0" w:color="CCCCCC"/>
-              <w:bottom w:val="single" w:sz="1" w:space="0" w:color="CCCCCC"/>
-              <w:right w:val="single" w:sz="1" w:space="0" w:color="CCCCCC"/>
-            </w:tcBorders>
-            <w:shd w:val="clear" w:color="auto" w:fill="FFFFFF"/>
-            <w:tcMar>
-              <w:top w:w="80" w:type="dxa"/>
-              <w:left w:w="130" w:type="dxa"/>
-              <w:bottom w:w="80" w:type="dxa"/>
-              <w:right w:w="130" w:type="dxa"/>
-            </w:tcMar>
-          </w:tcPr>
-          <w:p>
-            <w:r>
-              <w:rPr>
-                <w:color w:val="000000"/>
-                <w:sz w:val="18"/>
-                <w:szCs w:val="18"/>
-              </w:rPr>
-              <w:t xml:space="preserve">Direct to </w:t>
-            </w:r>
-            <w:proofErr w:type="spellStart"/>
-            <w:r>
-              <w:rPr>
-                <w:color w:val="000000"/>
-                <w:sz w:val="18"/>
-                <w:szCs w:val="18"/>
-              </w:rPr>
-              <w:t>iCrew</w:t>
-            </w:r>
-            <w:proofErr w:type="spellEnd"/>
-            <w:r>
-              <w:rPr>
-                <w:color w:val="000000"/>
-                <w:sz w:val="18"/>
-                <w:szCs w:val="18"/>
-              </w:rPr>
-              <w:t>.</w:t>
-            </w:r>
-          </w:p>
-        </w:tc>
-      </w:tr>
-    </w:tbl>
-    <w:p>
-      <w:r>
-        <w:br w:type="page"/>
-      </w:r>
-    </w:p>
-    <w:p>
-      <w:pPr>
-        <w:pStyle w:val="Heading1"/>
-        <w:shd w:val="clear" w:color="auto" w:fill="1F4E79"/>
-        <w:ind w:left="160" w:right="160"/>
-      </w:pPr>
-      <w:r>
-        <w:lastRenderedPageBreak/>
-        <w:t>11.  REIMBURSEMENT &amp; FEEDBACK</w:t>
-      </w:r>
-    </w:p>
-    <w:p>
-      <w:pPr>
-        <w:spacing w:before="100"/>
-      </w:pPr>
-    </w:p>
-    <w:p>
-      <w:pPr>
-        <w:pStyle w:val="Heading2"/>
-        <w:shd w:val="clear" w:color="auto" w:fill="2E75B6"/>
-        <w:ind w:left="160"/>
-      </w:pPr>
-      <w:proofErr w:type="gramStart"/>
-      <w:r>
-        <w:t>11.1  Feedback</w:t>
-      </w:r>
-      <w:proofErr w:type="gramEnd"/>
-      <w:r>
-        <w:t xml:space="preserve"> — Cockpit Crew</w:t>
-      </w:r>
-    </w:p>
-    <w:p>
-      <w:pPr>
-        <w:spacing w:before="80"/>
-      </w:pPr>
-    </w:p>
-    <w:tbl>
-      <w:tblPr>
-        <w:tblW w:w="9000" w:type="dxa"/>
-        <w:tblBorders>
-          <w:top w:val="single" w:sz="4" w:space="0" w:color="auto"/>
-          <w:left w:val="single" w:sz="4" w:space="0" w:color="auto"/>
-          <w:bottom w:val="single" w:sz="4" w:space="0" w:color="auto"/>
-          <w:right w:val="single" w:sz="4" w:space="0" w:color="auto"/>
-          <w:insideH w:val="single" w:sz="4" w:space="0" w:color="auto"/>
-          <w:insideV w:val="single" w:sz="4" w:space="0" w:color="auto"/>
-        </w:tblBorders>
-        <w:tblCellMar>
-          <w:left w:w="10" w:type="dxa"/>
-          <w:right w:w="10" w:type="dxa"/>
-        </w:tblCellMar>
-        <w:tblLook w:val="04A0" w:firstRow="1" w:lastRow="0" w:firstColumn="1" w:lastColumn="0" w:noHBand="0" w:noVBand="1"/>
-      </w:tblPr>
-      <w:tblGrid>
-        <w:gridCol w:w="1500"/>
-        <w:gridCol w:w="2500"/>
-        <w:gridCol w:w="3200"/>
-        <w:gridCol w:w="1800"/>
-      </w:tblGrid>
-      <w:tr>
-        <w:tblPrEx>
-          <w:tblCellMar>
-            <w:top w:w="0" w:type="dxa"/>
-            <w:bottom w:w="0" w:type="dxa"/>
-          </w:tblCellMar>
-        </w:tblPrEx>
-        <w:tc>
-          <w:tcPr>
-            <w:tcW w:w="1500" w:type="dxa"/>
-            <w:tcBorders>
-              <w:top w:val="single" w:sz="1" w:space="0" w:color="CCCCCC"/>
-              <w:left w:val="single" w:sz="1" w:space="0" w:color="CCCCCC"/>
-              <w:bottom w:val="single" w:sz="1" w:space="0" w:color="CCCCCC"/>
-              <w:right w:val="single" w:sz="1" w:space="0" w:color="CCCCCC"/>
-            </w:tcBorders>
-            <w:shd w:val="clear" w:color="auto" w:fill="1F4E79"/>
-            <w:tcMar>
-              <w:top w:w="80" w:type="dxa"/>
-              <w:left w:w="130" w:type="dxa"/>
-              <w:bottom w:w="80" w:type="dxa"/>
-              <w:right w:w="130" w:type="dxa"/>
-            </w:tcMar>
-          </w:tcPr>
-          <w:p>
-            <w:r>
-              <w:rPr>
-                <w:b/>
-                <w:bCs/>
-                <w:color w:val="FFFFFF"/>
-                <w:sz w:val="18"/>
-                <w:szCs w:val="18"/>
-              </w:rPr>
-              <w:t>Case ID / Ref</w:t>
-            </w:r>
-          </w:p>
-        </w:tc>
-        <w:tc>
-          <w:tcPr>
-            <w:tcW w:w="2500" w:type="dxa"/>
-            <w:tcBorders>
-              <w:top w:val="single" w:sz="1" w:space="0" w:color="CCCCCC"/>
-              <w:left w:val="single" w:sz="1" w:space="0" w:color="CCCCCC"/>
-              <w:bottom w:val="single" w:sz="1" w:space="0" w:color="CCCCCC"/>
-              <w:right w:val="single" w:sz="1" w:space="0" w:color="CCCCCC"/>
-            </w:tcBorders>
-            <w:shd w:val="clear" w:color="auto" w:fill="1F4E79"/>
-            <w:tcMar>
-              <w:top w:w="80" w:type="dxa"/>
-              <w:left w:w="130" w:type="dxa"/>
-              <w:bottom w:w="80" w:type="dxa"/>
-              <w:right w:w="130" w:type="dxa"/>
-            </w:tcMar>
-          </w:tcPr>
-          <w:p>
-            <w:r>
-              <w:rPr>
-                <w:b/>
-                <w:bCs/>
-                <w:color w:val="FFFFFF"/>
-                <w:sz w:val="18"/>
-                <w:szCs w:val="18"/>
-              </w:rPr>
-              <w:t>Condition / Trigger</w:t>
-            </w:r>
-          </w:p>
-        </w:tc>
-        <w:tc>
-          <w:tcPr>
-            <w:tcW w:w="3200" w:type="dxa"/>
-            <w:tcBorders>
-              <w:top w:val="single" w:sz="1" w:space="0" w:color="CCCCCC"/>
-              <w:left w:val="single" w:sz="1" w:space="0" w:color="CCCCCC"/>
-              <w:bottom w:val="single" w:sz="1" w:space="0" w:color="CCCCCC"/>
-              <w:right w:val="single" w:sz="1" w:space="0" w:color="CCCCCC"/>
-            </w:tcBorders>
-            <w:shd w:val="clear" w:color="auto" w:fill="1F4E79"/>
-            <w:tcMar>
-              <w:top w:w="80" w:type="dxa"/>
-              <w:left w:w="130" w:type="dxa"/>
-              <w:bottom w:w="80" w:type="dxa"/>
-              <w:right w:w="130" w:type="dxa"/>
-            </w:tcMar>
-          </w:tcPr>
-          <w:p>
-            <w:r>
-              <w:rPr>
-                <w:b/>
-                <w:bCs/>
-                <w:color w:val="FFFFFF"/>
-                <w:sz w:val="18"/>
-                <w:szCs w:val="18"/>
-              </w:rPr>
-              <w:t>BOT Verbiage (Exact)</w:t>
-            </w:r>
-          </w:p>
-        </w:tc>
-        <w:tc>
-          <w:tcPr>
-            <w:tcW w:w="1800" w:type="dxa"/>
-            <w:tcBorders>
-              <w:top w:val="single" w:sz="1" w:space="0" w:color="CCCCCC"/>
-              <w:left w:val="single" w:sz="1" w:space="0" w:color="CCCCCC"/>
-              <w:bottom w:val="single" w:sz="1" w:space="0" w:color="CCCCCC"/>
-              <w:right w:val="single" w:sz="1" w:space="0" w:color="CCCCCC"/>
-            </w:tcBorders>
-            <w:shd w:val="clear" w:color="auto" w:fill="1F4E79"/>
-            <w:tcMar>
-              <w:top w:w="80" w:type="dxa"/>
-              <w:left w:w="130" w:type="dxa"/>
-              <w:bottom w:w="80" w:type="dxa"/>
-              <w:right w:w="130" w:type="dxa"/>
-            </w:tcMar>
-          </w:tcPr>
-          <w:p>
-            <w:r>
-              <w:rPr>
-                <w:b/>
-                <w:bCs/>
-                <w:color w:val="FFFFFF"/>
-                <w:sz w:val="18"/>
-                <w:szCs w:val="18"/>
-              </w:rPr>
-              <w:t>System Action</w:t>
-            </w:r>
-          </w:p>
-        </w:tc>
-      </w:tr>
-      <w:tr>
-        <w:tblPrEx>
-          <w:tblCellMar>
-            <w:top w:w="0" w:type="dxa"/>
-            <w:bottom w:w="0" w:type="dxa"/>
-          </w:tblCellMar>
-        </w:tblPrEx>
-        <w:tc>
-          <w:tcPr>
-            <w:tcW w:w="1500" w:type="dxa"/>
-            <w:tcBorders>
-              <w:top w:val="single" w:sz="1" w:space="0" w:color="CCCCCC"/>
-              <w:left w:val="single" w:sz="1" w:space="0" w:color="CCCCCC"/>
-              <w:bottom w:val="single" w:sz="1" w:space="0" w:color="CCCCCC"/>
-              <w:right w:val="single" w:sz="1" w:space="0" w:color="CCCCCC"/>
-            </w:tcBorders>
-            <w:shd w:val="clear" w:color="auto" w:fill="D6E4F0"/>
-            <w:tcMar>
-              <w:top w:w="80" w:type="dxa"/>
-              <w:left w:w="130" w:type="dxa"/>
-              <w:bottom w:w="80" w:type="dxa"/>
-              <w:right w:w="130" w:type="dxa"/>
-            </w:tcMar>
-          </w:tcPr>
-          <w:p>
-            <w:r>
-              <w:rPr>
-                <w:color w:val="000000"/>
-                <w:sz w:val="18"/>
-                <w:szCs w:val="18"/>
-              </w:rPr>
-              <w:t>2704 (Excel row 88)</w:t>
-            </w:r>
-          </w:p>
-        </w:tc>
-        <w:tc>
-          <w:tcPr>
-            <w:tcW w:w="2500" w:type="dxa"/>
-            <w:tcBorders>
-              <w:top w:val="single" w:sz="1" w:space="0" w:color="CCCCCC"/>
-              <w:left w:val="single" w:sz="1" w:space="0" w:color="CCCCCC"/>
-              <w:bottom w:val="single" w:sz="1" w:space="0" w:color="CCCCCC"/>
-              <w:right w:val="single" w:sz="1" w:space="0" w:color="CCCCCC"/>
-            </w:tcBorders>
-            <w:shd w:val="clear" w:color="auto" w:fill="D6E4F0"/>
-            <w:tcMar>
-              <w:top w:w="80" w:type="dxa"/>
-              <w:left w:w="130" w:type="dxa"/>
-              <w:bottom w:w="80" w:type="dxa"/>
-              <w:right w:w="130" w:type="dxa"/>
-            </w:tcMar>
-          </w:tcPr>
-          <w:p>
-            <w:r>
-              <w:rPr>
-                <w:color w:val="000000"/>
-                <w:sz w:val="18"/>
-                <w:szCs w:val="18"/>
-              </w:rPr>
-              <w:t>Menu option: Feedback Crew type: Cockpit.</w:t>
-            </w:r>
-          </w:p>
-        </w:tc>
-        <w:tc>
-          <w:tcPr>
-            <w:tcW w:w="3200" w:type="dxa"/>
-            <w:tcBorders>
-              <w:top w:val="single" w:sz="1" w:space="0" w:color="CCCCCC"/>
-              <w:left w:val="single" w:sz="1" w:space="0" w:color="CCCCCC"/>
-              <w:bottom w:val="single" w:sz="1" w:space="0" w:color="CCCCCC"/>
-              <w:right w:val="single" w:sz="1" w:space="0" w:color="CCCCCC"/>
-            </w:tcBorders>
-            <w:shd w:val="clear" w:color="auto" w:fill="D6E4F0"/>
-            <w:tcMar>
-              <w:top w:w="80" w:type="dxa"/>
-              <w:left w:w="130" w:type="dxa"/>
-              <w:bottom w:w="80" w:type="dxa"/>
-              <w:right w:w="130" w:type="dxa"/>
-            </w:tcMar>
-          </w:tcPr>
-          <w:p>
-            <w:r>
-              <w:rPr>
-                <w:color w:val="000000"/>
-                <w:sz w:val="18"/>
-                <w:szCs w:val="18"/>
-              </w:rPr>
-              <w:t>We'd be happy to take your feedback, please click on the link below to submit your feedback. You will receive closure / resolution by the concerned department. Thank You. [Provide URL]</w:t>
-            </w:r>
-          </w:p>
-        </w:tc>
-        <w:tc>
-          <w:tcPr>
-            <w:tcW w:w="1800" w:type="dxa"/>
-            <w:tcBorders>
-              <w:top w:val="single" w:sz="1" w:space="0" w:color="CCCCCC"/>
-              <w:left w:val="single" w:sz="1" w:space="0" w:color="CCCCCC"/>
-              <w:bottom w:val="single" w:sz="1" w:space="0" w:color="CCCCCC"/>
-              <w:right w:val="single" w:sz="1" w:space="0" w:color="CCCCCC"/>
-            </w:tcBorders>
-            <w:shd w:val="clear" w:color="auto" w:fill="D6E4F0"/>
-            <w:tcMar>
-              <w:top w:w="80" w:type="dxa"/>
-              <w:left w:w="130" w:type="dxa"/>
-              <w:bottom w:w="80" w:type="dxa"/>
-              <w:right w:w="130" w:type="dxa"/>
-            </w:tcMar>
-          </w:tcPr>
-          <w:p>
-            <w:r>
-              <w:rPr>
-                <w:color w:val="000000"/>
-                <w:sz w:val="18"/>
-                <w:szCs w:val="18"/>
-              </w:rPr>
-              <w:t>Provide feedback form URL. Close query after link is shown.</w:t>
-            </w:r>
-          </w:p>
-        </w:tc>
-      </w:tr>
-      <w:tr>
-        <w:tblPrEx>
-          <w:tblCellMar>
-            <w:top w:w="0" w:type="dxa"/>
-            <w:bottom w:w="0" w:type="dxa"/>
-          </w:tblCellMar>
-        </w:tblPrEx>
-        <w:tc>
-          <w:tcPr>
             <w:tcW w:w="9000" w:type="dxa"/>
             <w:gridSpan w:val="4"/>
             <w:tcBorders>
@@ -26587,750 +25084,7 @@
               <w:right w:w="130" w:type="dxa"/>
             </w:tcMar>
           </w:tcPr>
-          <w:p>
-            <w:proofErr w:type="gramStart"/>
-            <w:r>
-              <w:rPr>
-                <w:b/>
-                <w:bCs/>
-                <w:color w:val="C55A11"/>
-                <w:sz w:val="17"/>
-                <w:szCs w:val="17"/>
-              </w:rPr>
-              <w:t>📝  Notes</w:t>
-            </w:r>
-            <w:proofErr w:type="gramEnd"/>
-            <w:r>
-              <w:rPr>
-                <w:b/>
-                <w:bCs/>
-                <w:color w:val="C55A11"/>
-                <w:sz w:val="17"/>
-                <w:szCs w:val="17"/>
-              </w:rPr>
-              <w:t xml:space="preserve">: </w:t>
-            </w:r>
-            <w:r>
-              <w:rPr>
-                <w:color w:val="595959"/>
-                <w:sz w:val="17"/>
-                <w:szCs w:val="17"/>
-              </w:rPr>
-              <w:t>IT to provide the feedback form URL. No ticket created for Cockpit Crew feedback.</w:t>
-            </w:r>
-          </w:p>
-        </w:tc>
-      </w:tr>
-    </w:tbl>
-    <w:p>
-      <w:pPr>
-        <w:spacing w:before="140"/>
-      </w:pPr>
-    </w:p>
-    <w:p>
-      <w:pPr>
-        <w:pStyle w:val="Heading2"/>
-        <w:shd w:val="clear" w:color="auto" w:fill="2E75B6"/>
-        <w:ind w:left="160"/>
-      </w:pPr>
-      <w:proofErr w:type="gramStart"/>
-      <w:r>
-        <w:t>11.2  Feedback</w:t>
-      </w:r>
-      <w:proofErr w:type="gramEnd"/>
-      <w:r>
-        <w:t xml:space="preserve"> — Cabin Crew</w:t>
-      </w:r>
-    </w:p>
-    <w:p>
-      <w:pPr>
-        <w:spacing w:before="80"/>
-      </w:pPr>
-    </w:p>
-    <w:tbl>
-      <w:tblPr>
-        <w:tblW w:w="9000" w:type="dxa"/>
-        <w:tblBorders>
-          <w:top w:val="single" w:sz="4" w:space="0" w:color="auto"/>
-          <w:left w:val="single" w:sz="4" w:space="0" w:color="auto"/>
-          <w:bottom w:val="single" w:sz="4" w:space="0" w:color="auto"/>
-          <w:right w:val="single" w:sz="4" w:space="0" w:color="auto"/>
-          <w:insideH w:val="single" w:sz="4" w:space="0" w:color="auto"/>
-          <w:insideV w:val="single" w:sz="4" w:space="0" w:color="auto"/>
-        </w:tblBorders>
-        <w:tblCellMar>
-          <w:left w:w="10" w:type="dxa"/>
-          <w:right w:w="10" w:type="dxa"/>
-        </w:tblCellMar>
-        <w:tblLook w:val="04A0" w:firstRow="1" w:lastRow="0" w:firstColumn="1" w:lastColumn="0" w:noHBand="0" w:noVBand="1"/>
-      </w:tblPr>
-      <w:tblGrid>
-        <w:gridCol w:w="1500"/>
-        <w:gridCol w:w="2500"/>
-        <w:gridCol w:w="3200"/>
-        <w:gridCol w:w="1800"/>
-      </w:tblGrid>
-      <w:tr>
-        <w:tblPrEx>
-          <w:tblCellMar>
-            <w:top w:w="0" w:type="dxa"/>
-            <w:bottom w:w="0" w:type="dxa"/>
-          </w:tblCellMar>
-        </w:tblPrEx>
-        <w:tc>
-          <w:tcPr>
-            <w:tcW w:w="1500" w:type="dxa"/>
-            <w:tcBorders>
-              <w:top w:val="single" w:sz="1" w:space="0" w:color="CCCCCC"/>
-              <w:left w:val="single" w:sz="1" w:space="0" w:color="CCCCCC"/>
-              <w:bottom w:val="single" w:sz="1" w:space="0" w:color="CCCCCC"/>
-              <w:right w:val="single" w:sz="1" w:space="0" w:color="CCCCCC"/>
-            </w:tcBorders>
-            <w:shd w:val="clear" w:color="auto" w:fill="1F4E79"/>
-            <w:tcMar>
-              <w:top w:w="80" w:type="dxa"/>
-              <w:left w:w="130" w:type="dxa"/>
-              <w:bottom w:w="80" w:type="dxa"/>
-              <w:right w:w="130" w:type="dxa"/>
-            </w:tcMar>
-          </w:tcPr>
-          <w:p>
-            <w:r>
-              <w:rPr>
-                <w:b/>
-                <w:bCs/>
-                <w:color w:val="FFFFFF"/>
-                <w:sz w:val="18"/>
-                <w:szCs w:val="18"/>
-              </w:rPr>
-              <w:t>Case ID / Ref</w:t>
-            </w:r>
-          </w:p>
-        </w:tc>
-        <w:tc>
-          <w:tcPr>
-            <w:tcW w:w="2500" w:type="dxa"/>
-            <w:tcBorders>
-              <w:top w:val="single" w:sz="1" w:space="0" w:color="CCCCCC"/>
-              <w:left w:val="single" w:sz="1" w:space="0" w:color="CCCCCC"/>
-              <w:bottom w:val="single" w:sz="1" w:space="0" w:color="CCCCCC"/>
-              <w:right w:val="single" w:sz="1" w:space="0" w:color="CCCCCC"/>
-            </w:tcBorders>
-            <w:shd w:val="clear" w:color="auto" w:fill="1F4E79"/>
-            <w:tcMar>
-              <w:top w:w="80" w:type="dxa"/>
-              <w:left w:w="130" w:type="dxa"/>
-              <w:bottom w:w="80" w:type="dxa"/>
-              <w:right w:w="130" w:type="dxa"/>
-            </w:tcMar>
-          </w:tcPr>
-          <w:p>
-            <w:r>
-              <w:rPr>
-                <w:b/>
-                <w:bCs/>
-                <w:color w:val="FFFFFF"/>
-                <w:sz w:val="18"/>
-                <w:szCs w:val="18"/>
-              </w:rPr>
-              <w:t>Condition / Trigger</w:t>
-            </w:r>
-          </w:p>
-        </w:tc>
-        <w:tc>
-          <w:tcPr>
-            <w:tcW w:w="3200" w:type="dxa"/>
-            <w:tcBorders>
-              <w:top w:val="single" w:sz="1" w:space="0" w:color="CCCCCC"/>
-              <w:left w:val="single" w:sz="1" w:space="0" w:color="CCCCCC"/>
-              <w:bottom w:val="single" w:sz="1" w:space="0" w:color="CCCCCC"/>
-              <w:right w:val="single" w:sz="1" w:space="0" w:color="CCCCCC"/>
-            </w:tcBorders>
-            <w:shd w:val="clear" w:color="auto" w:fill="1F4E79"/>
-            <w:tcMar>
-              <w:top w:w="80" w:type="dxa"/>
-              <w:left w:w="130" w:type="dxa"/>
-              <w:bottom w:w="80" w:type="dxa"/>
-              <w:right w:w="130" w:type="dxa"/>
-            </w:tcMar>
-          </w:tcPr>
-          <w:p>
-            <w:r>
-              <w:rPr>
-                <w:b/>
-                <w:bCs/>
-                <w:color w:val="FFFFFF"/>
-                <w:sz w:val="18"/>
-                <w:szCs w:val="18"/>
-              </w:rPr>
-              <w:t>BOT Verbiage (Exact)</w:t>
-            </w:r>
-          </w:p>
-        </w:tc>
-        <w:tc>
-          <w:tcPr>
-            <w:tcW w:w="1800" w:type="dxa"/>
-            <w:tcBorders>
-              <w:top w:val="single" w:sz="1" w:space="0" w:color="CCCCCC"/>
-              <w:left w:val="single" w:sz="1" w:space="0" w:color="CCCCCC"/>
-              <w:bottom w:val="single" w:sz="1" w:space="0" w:color="CCCCCC"/>
-              <w:right w:val="single" w:sz="1" w:space="0" w:color="CCCCCC"/>
-            </w:tcBorders>
-            <w:shd w:val="clear" w:color="auto" w:fill="1F4E79"/>
-            <w:tcMar>
-              <w:top w:w="80" w:type="dxa"/>
-              <w:left w:w="130" w:type="dxa"/>
-              <w:bottom w:w="80" w:type="dxa"/>
-              <w:right w:w="130" w:type="dxa"/>
-            </w:tcMar>
-          </w:tcPr>
-          <w:p>
-            <w:r>
-              <w:rPr>
-                <w:b/>
-                <w:bCs/>
-                <w:color w:val="FFFFFF"/>
-                <w:sz w:val="18"/>
-                <w:szCs w:val="18"/>
-              </w:rPr>
-              <w:t>System Action</w:t>
-            </w:r>
-          </w:p>
-        </w:tc>
-      </w:tr>
-      <w:tr>
-        <w:tblPrEx>
-          <w:tblCellMar>
-            <w:top w:w="0" w:type="dxa"/>
-            <w:bottom w:w="0" w:type="dxa"/>
-          </w:tblCellMar>
-        </w:tblPrEx>
-        <w:tc>
-          <w:tcPr>
-            <w:tcW w:w="1500" w:type="dxa"/>
-            <w:tcBorders>
-              <w:top w:val="single" w:sz="1" w:space="0" w:color="CCCCCC"/>
-              <w:left w:val="single" w:sz="1" w:space="0" w:color="CCCCCC"/>
-              <w:bottom w:val="single" w:sz="1" w:space="0" w:color="CCCCCC"/>
-              <w:right w:val="single" w:sz="1" w:space="0" w:color="CCCCCC"/>
-            </w:tcBorders>
-            <w:shd w:val="clear" w:color="auto" w:fill="D6E4F0"/>
-            <w:tcMar>
-              <w:top w:w="80" w:type="dxa"/>
-              <w:left w:w="130" w:type="dxa"/>
-              <w:bottom w:w="80" w:type="dxa"/>
-              <w:right w:w="130" w:type="dxa"/>
-            </w:tcMar>
-          </w:tcPr>
-          <w:p>
-            <w:r>
-              <w:rPr>
-                <w:color w:val="000000"/>
-                <w:sz w:val="18"/>
-                <w:szCs w:val="18"/>
-              </w:rPr>
-              <w:t>2704 (Excel row 89)</w:t>
-            </w:r>
-          </w:p>
-        </w:tc>
-        <w:tc>
-          <w:tcPr>
-            <w:tcW w:w="2500" w:type="dxa"/>
-            <w:tcBorders>
-              <w:top w:val="single" w:sz="1" w:space="0" w:color="CCCCCC"/>
-              <w:left w:val="single" w:sz="1" w:space="0" w:color="CCCCCC"/>
-              <w:bottom w:val="single" w:sz="1" w:space="0" w:color="CCCCCC"/>
-              <w:right w:val="single" w:sz="1" w:space="0" w:color="CCCCCC"/>
-            </w:tcBorders>
-            <w:shd w:val="clear" w:color="auto" w:fill="D6E4F0"/>
-            <w:tcMar>
-              <w:top w:w="80" w:type="dxa"/>
-              <w:left w:w="130" w:type="dxa"/>
-              <w:bottom w:w="80" w:type="dxa"/>
-              <w:right w:w="130" w:type="dxa"/>
-            </w:tcMar>
-          </w:tcPr>
-          <w:p>
-            <w:r>
-              <w:rPr>
-                <w:color w:val="000000"/>
-                <w:sz w:val="18"/>
-                <w:szCs w:val="18"/>
-              </w:rPr>
-              <w:t>Menu option: Feedback Crew type: Cabin.</w:t>
-            </w:r>
-          </w:p>
-        </w:tc>
-        <w:tc>
-          <w:tcPr>
-            <w:tcW w:w="3200" w:type="dxa"/>
-            <w:tcBorders>
-              <w:top w:val="single" w:sz="1" w:space="0" w:color="CCCCCC"/>
-              <w:left w:val="single" w:sz="1" w:space="0" w:color="CCCCCC"/>
-              <w:bottom w:val="single" w:sz="1" w:space="0" w:color="CCCCCC"/>
-              <w:right w:val="single" w:sz="1" w:space="0" w:color="CCCCCC"/>
-            </w:tcBorders>
-            <w:shd w:val="clear" w:color="auto" w:fill="D6E4F0"/>
-            <w:tcMar>
-              <w:top w:w="80" w:type="dxa"/>
-              <w:left w:w="130" w:type="dxa"/>
-              <w:bottom w:w="80" w:type="dxa"/>
-              <w:right w:w="130" w:type="dxa"/>
-            </w:tcMar>
-          </w:tcPr>
-          <w:p>
-            <w:r>
-              <w:rPr>
-                <w:color w:val="000000"/>
-                <w:sz w:val="18"/>
-                <w:szCs w:val="18"/>
-              </w:rPr>
-              <w:t>We have noted your feedback and will take it up with Admin department. You will receive closure / resolution by the concerned department. Thank You.</w:t>
-            </w:r>
-          </w:p>
-        </w:tc>
-        <w:tc>
-          <w:tcPr>
-            <w:tcW w:w="1800" w:type="dxa"/>
-            <w:tcBorders>
-              <w:top w:val="single" w:sz="1" w:space="0" w:color="CCCCCC"/>
-              <w:left w:val="single" w:sz="1" w:space="0" w:color="CCCCCC"/>
-              <w:bottom w:val="single" w:sz="1" w:space="0" w:color="CCCCCC"/>
-              <w:right w:val="single" w:sz="1" w:space="0" w:color="CCCCCC"/>
-            </w:tcBorders>
-            <w:shd w:val="clear" w:color="auto" w:fill="D6E4F0"/>
-            <w:tcMar>
-              <w:top w:w="80" w:type="dxa"/>
-              <w:left w:w="130" w:type="dxa"/>
-              <w:bottom w:w="80" w:type="dxa"/>
-              <w:right w:w="130" w:type="dxa"/>
-            </w:tcMar>
-          </w:tcPr>
-          <w:p>
-            <w:r>
-              <w:rPr>
-                <w:color w:val="000000"/>
-                <w:sz w:val="18"/>
-                <w:szCs w:val="18"/>
-              </w:rPr>
-              <w:t>Create ticket for agent to action.</w:t>
-            </w:r>
-          </w:p>
-        </w:tc>
-      </w:tr>
-      <w:tr>
-        <w:tblPrEx>
-          <w:tblCellMar>
-            <w:top w:w="0" w:type="dxa"/>
-            <w:bottom w:w="0" w:type="dxa"/>
-          </w:tblCellMar>
-        </w:tblPrEx>
-        <w:tc>
-          <w:tcPr>
-            <w:tcW w:w="9000" w:type="dxa"/>
-            <w:gridSpan w:val="4"/>
-            <w:tcBorders>
-              <w:top w:val="single" w:sz="1" w:space="0" w:color="CCCCCC"/>
-              <w:left w:val="single" w:sz="1" w:space="0" w:color="CCCCCC"/>
-              <w:bottom w:val="single" w:sz="1" w:space="0" w:color="CCCCCC"/>
-              <w:right w:val="single" w:sz="1" w:space="0" w:color="CCCCCC"/>
-            </w:tcBorders>
-            <w:shd w:val="clear" w:color="auto" w:fill="F2F2F2"/>
-            <w:tcMar>
-              <w:top w:w="60" w:type="dxa"/>
-              <w:left w:w="130" w:type="dxa"/>
-              <w:bottom w:w="60" w:type="dxa"/>
-              <w:right w:w="130" w:type="dxa"/>
-            </w:tcMar>
-          </w:tcPr>
-          <w:p>
-            <w:proofErr w:type="gramStart"/>
-            <w:r>
-              <w:rPr>
-                <w:b/>
-                <w:bCs/>
-                <w:color w:val="C55A11"/>
-                <w:sz w:val="17"/>
-                <w:szCs w:val="17"/>
-              </w:rPr>
-              <w:t>📝  Notes</w:t>
-            </w:r>
-            <w:proofErr w:type="gramEnd"/>
-            <w:r>
-              <w:rPr>
-                <w:b/>
-                <w:bCs/>
-                <w:color w:val="C55A11"/>
-                <w:sz w:val="17"/>
-                <w:szCs w:val="17"/>
-              </w:rPr>
-              <w:t xml:space="preserve">: </w:t>
-            </w:r>
-            <w:r>
-              <w:rPr>
-                <w:color w:val="595959"/>
-                <w:sz w:val="17"/>
-                <w:szCs w:val="17"/>
-              </w:rPr>
-              <w:t>Cabin Crew feedback is handled via ticket (not URL form). Confirm if unified form is needed — open item.</w:t>
-            </w:r>
-          </w:p>
-        </w:tc>
-      </w:tr>
-    </w:tbl>
-    <w:p>
-      <w:pPr>
-        <w:spacing w:before="140"/>
-      </w:pPr>
-    </w:p>
-    <w:p>
-      <w:pPr>
-        <w:pStyle w:val="Heading2"/>
-        <w:shd w:val="clear" w:color="auto" w:fill="2E75B6"/>
-        <w:ind w:left="160"/>
-      </w:pPr>
-      <w:proofErr w:type="gramStart"/>
-      <w:r>
-        <w:t>11.3  Reimbursement</w:t>
-      </w:r>
-      <w:proofErr w:type="gramEnd"/>
-      <w:r>
-        <w:t xml:space="preserve"> — All Crew</w:t>
-      </w:r>
-    </w:p>
-    <w:p>
-      <w:pPr>
-        <w:spacing w:before="80"/>
-      </w:pPr>
-    </w:p>
-    <w:tbl>
-      <w:tblPr>
-        <w:tblW w:w="9000" w:type="dxa"/>
-        <w:tblBorders>
-          <w:top w:val="single" w:sz="4" w:space="0" w:color="auto"/>
-          <w:left w:val="single" w:sz="4" w:space="0" w:color="auto"/>
-          <w:bottom w:val="single" w:sz="4" w:space="0" w:color="auto"/>
-          <w:right w:val="single" w:sz="4" w:space="0" w:color="auto"/>
-          <w:insideH w:val="single" w:sz="4" w:space="0" w:color="auto"/>
-          <w:insideV w:val="single" w:sz="4" w:space="0" w:color="auto"/>
-        </w:tblBorders>
-        <w:tblCellMar>
-          <w:left w:w="10" w:type="dxa"/>
-          <w:right w:w="10" w:type="dxa"/>
-        </w:tblCellMar>
-        <w:tblLook w:val="04A0" w:firstRow="1" w:lastRow="0" w:firstColumn="1" w:lastColumn="0" w:noHBand="0" w:noVBand="1"/>
-      </w:tblPr>
-      <w:tblGrid>
-        <w:gridCol w:w="1500"/>
-        <w:gridCol w:w="2500"/>
-        <w:gridCol w:w="3200"/>
-        <w:gridCol w:w="1800"/>
-      </w:tblGrid>
-      <w:tr>
-        <w:tblPrEx>
-          <w:tblCellMar>
-            <w:top w:w="0" w:type="dxa"/>
-            <w:bottom w:w="0" w:type="dxa"/>
-          </w:tblCellMar>
-        </w:tblPrEx>
-        <w:tc>
-          <w:tcPr>
-            <w:tcW w:w="1500" w:type="dxa"/>
-            <w:tcBorders>
-              <w:top w:val="single" w:sz="1" w:space="0" w:color="CCCCCC"/>
-              <w:left w:val="single" w:sz="1" w:space="0" w:color="CCCCCC"/>
-              <w:bottom w:val="single" w:sz="1" w:space="0" w:color="CCCCCC"/>
-              <w:right w:val="single" w:sz="1" w:space="0" w:color="CCCCCC"/>
-            </w:tcBorders>
-            <w:shd w:val="clear" w:color="auto" w:fill="1F4E79"/>
-            <w:tcMar>
-              <w:top w:w="80" w:type="dxa"/>
-              <w:left w:w="130" w:type="dxa"/>
-              <w:bottom w:w="80" w:type="dxa"/>
-              <w:right w:w="130" w:type="dxa"/>
-            </w:tcMar>
-          </w:tcPr>
-          <w:p>
-            <w:r>
-              <w:rPr>
-                <w:b/>
-                <w:bCs/>
-                <w:color w:val="FFFFFF"/>
-                <w:sz w:val="18"/>
-                <w:szCs w:val="18"/>
-              </w:rPr>
-              <w:t>Case ID / Ref</w:t>
-            </w:r>
-          </w:p>
-        </w:tc>
-        <w:tc>
-          <w:tcPr>
-            <w:tcW w:w="2500" w:type="dxa"/>
-            <w:tcBorders>
-              <w:top w:val="single" w:sz="1" w:space="0" w:color="CCCCCC"/>
-              <w:left w:val="single" w:sz="1" w:space="0" w:color="CCCCCC"/>
-              <w:bottom w:val="single" w:sz="1" w:space="0" w:color="CCCCCC"/>
-              <w:right w:val="single" w:sz="1" w:space="0" w:color="CCCCCC"/>
-            </w:tcBorders>
-            <w:shd w:val="clear" w:color="auto" w:fill="1F4E79"/>
-            <w:tcMar>
-              <w:top w:w="80" w:type="dxa"/>
-              <w:left w:w="130" w:type="dxa"/>
-              <w:bottom w:w="80" w:type="dxa"/>
-              <w:right w:w="130" w:type="dxa"/>
-            </w:tcMar>
-          </w:tcPr>
-          <w:p>
-            <w:r>
-              <w:rPr>
-                <w:b/>
-                <w:bCs/>
-                <w:color w:val="FFFFFF"/>
-                <w:sz w:val="18"/>
-                <w:szCs w:val="18"/>
-              </w:rPr>
-              <w:t>Condition / Trigger</w:t>
-            </w:r>
-          </w:p>
-        </w:tc>
-        <w:tc>
-          <w:tcPr>
-            <w:tcW w:w="3200" w:type="dxa"/>
-            <w:tcBorders>
-              <w:top w:val="single" w:sz="1" w:space="0" w:color="CCCCCC"/>
-              <w:left w:val="single" w:sz="1" w:space="0" w:color="CCCCCC"/>
-              <w:bottom w:val="single" w:sz="1" w:space="0" w:color="CCCCCC"/>
-              <w:right w:val="single" w:sz="1" w:space="0" w:color="CCCCCC"/>
-            </w:tcBorders>
-            <w:shd w:val="clear" w:color="auto" w:fill="1F4E79"/>
-            <w:tcMar>
-              <w:top w:w="80" w:type="dxa"/>
-              <w:left w:w="130" w:type="dxa"/>
-              <w:bottom w:w="80" w:type="dxa"/>
-              <w:right w:w="130" w:type="dxa"/>
-            </w:tcMar>
-          </w:tcPr>
-          <w:p>
-            <w:r>
-              <w:rPr>
-                <w:b/>
-                <w:bCs/>
-                <w:color w:val="FFFFFF"/>
-                <w:sz w:val="18"/>
-                <w:szCs w:val="18"/>
-              </w:rPr>
-              <w:t>BOT Verbiage (Exact)</w:t>
-            </w:r>
-          </w:p>
-        </w:tc>
-        <w:tc>
-          <w:tcPr>
-            <w:tcW w:w="1800" w:type="dxa"/>
-            <w:tcBorders>
-              <w:top w:val="single" w:sz="1" w:space="0" w:color="CCCCCC"/>
-              <w:left w:val="single" w:sz="1" w:space="0" w:color="CCCCCC"/>
-              <w:bottom w:val="single" w:sz="1" w:space="0" w:color="CCCCCC"/>
-              <w:right w:val="single" w:sz="1" w:space="0" w:color="CCCCCC"/>
-            </w:tcBorders>
-            <w:shd w:val="clear" w:color="auto" w:fill="1F4E79"/>
-            <w:tcMar>
-              <w:top w:w="80" w:type="dxa"/>
-              <w:left w:w="130" w:type="dxa"/>
-              <w:bottom w:w="80" w:type="dxa"/>
-              <w:right w:w="130" w:type="dxa"/>
-            </w:tcMar>
-          </w:tcPr>
-          <w:p>
-            <w:r>
-              <w:rPr>
-                <w:b/>
-                <w:bCs/>
-                <w:color w:val="FFFFFF"/>
-                <w:sz w:val="18"/>
-                <w:szCs w:val="18"/>
-              </w:rPr>
-              <w:t>System Action</w:t>
-            </w:r>
-          </w:p>
-        </w:tc>
-      </w:tr>
-      <w:tr>
-        <w:tblPrEx>
-          <w:tblCellMar>
-            <w:top w:w="0" w:type="dxa"/>
-            <w:bottom w:w="0" w:type="dxa"/>
-          </w:tblCellMar>
-        </w:tblPrEx>
-        <w:tc>
-          <w:tcPr>
-            <w:tcW w:w="1500" w:type="dxa"/>
-            <w:tcBorders>
-              <w:top w:val="single" w:sz="1" w:space="0" w:color="CCCCCC"/>
-              <w:left w:val="single" w:sz="1" w:space="0" w:color="CCCCCC"/>
-              <w:bottom w:val="single" w:sz="1" w:space="0" w:color="CCCCCC"/>
-              <w:right w:val="single" w:sz="1" w:space="0" w:color="CCCCCC"/>
-            </w:tcBorders>
-            <w:shd w:val="clear" w:color="auto" w:fill="D6E4F0"/>
-            <w:tcMar>
-              <w:top w:w="80" w:type="dxa"/>
-              <w:left w:w="130" w:type="dxa"/>
-              <w:bottom w:w="80" w:type="dxa"/>
-              <w:right w:w="130" w:type="dxa"/>
-            </w:tcMar>
-          </w:tcPr>
-          <w:p>
-            <w:r>
-              <w:rPr>
-                <w:color w:val="000000"/>
-                <w:sz w:val="18"/>
-                <w:szCs w:val="18"/>
-              </w:rPr>
-              <w:t>2704 (Excel row 91)</w:t>
-            </w:r>
-          </w:p>
-        </w:tc>
-        <w:tc>
-          <w:tcPr>
-            <w:tcW w:w="2500" w:type="dxa"/>
-            <w:tcBorders>
-              <w:top w:val="single" w:sz="1" w:space="0" w:color="CCCCCC"/>
-              <w:left w:val="single" w:sz="1" w:space="0" w:color="CCCCCC"/>
-              <w:bottom w:val="single" w:sz="1" w:space="0" w:color="CCCCCC"/>
-              <w:right w:val="single" w:sz="1" w:space="0" w:color="CCCCCC"/>
-            </w:tcBorders>
-            <w:shd w:val="clear" w:color="auto" w:fill="D6E4F0"/>
-            <w:tcMar>
-              <w:top w:w="80" w:type="dxa"/>
-              <w:left w:w="130" w:type="dxa"/>
-              <w:bottom w:w="80" w:type="dxa"/>
-              <w:right w:w="130" w:type="dxa"/>
-            </w:tcMar>
-          </w:tcPr>
-          <w:p>
-            <w:r>
-              <w:rPr>
-                <w:color w:val="000000"/>
-                <w:sz w:val="18"/>
-                <w:szCs w:val="18"/>
-              </w:rPr>
-              <w:t>Menu option: Reimbursement All crew types.</w:t>
-            </w:r>
-          </w:p>
-        </w:tc>
-        <w:tc>
-          <w:tcPr>
-            <w:tcW w:w="3200" w:type="dxa"/>
-            <w:tcBorders>
-              <w:top w:val="single" w:sz="1" w:space="0" w:color="CCCCCC"/>
-              <w:left w:val="single" w:sz="1" w:space="0" w:color="CCCCCC"/>
-              <w:bottom w:val="single" w:sz="1" w:space="0" w:color="CCCCCC"/>
-              <w:right w:val="single" w:sz="1" w:space="0" w:color="CCCCCC"/>
-            </w:tcBorders>
-            <w:shd w:val="clear" w:color="auto" w:fill="D6E4F0"/>
-            <w:tcMar>
-              <w:top w:w="80" w:type="dxa"/>
-              <w:left w:w="130" w:type="dxa"/>
-              <w:bottom w:w="80" w:type="dxa"/>
-              <w:right w:w="130" w:type="dxa"/>
-            </w:tcMar>
-          </w:tcPr>
-          <w:p>
-            <w:r>
-              <w:rPr>
-                <w:color w:val="000000"/>
-                <w:sz w:val="18"/>
-                <w:szCs w:val="18"/>
-              </w:rPr>
-              <w:t>We have taken note of your reimbursement query. An update on your query will be generated shortly, please wait, we'll be in touch with you. Thank You.</w:t>
-            </w:r>
-          </w:p>
-        </w:tc>
-        <w:tc>
-          <w:tcPr>
-            <w:tcW w:w="1800" w:type="dxa"/>
-            <w:tcBorders>
-              <w:top w:val="single" w:sz="1" w:space="0" w:color="CCCCCC"/>
-              <w:left w:val="single" w:sz="1" w:space="0" w:color="CCCCCC"/>
-              <w:bottom w:val="single" w:sz="1" w:space="0" w:color="CCCCCC"/>
-              <w:right w:val="single" w:sz="1" w:space="0" w:color="CCCCCC"/>
-            </w:tcBorders>
-            <w:shd w:val="clear" w:color="auto" w:fill="D6E4F0"/>
-            <w:tcMar>
-              <w:top w:w="80" w:type="dxa"/>
-              <w:left w:w="130" w:type="dxa"/>
-              <w:bottom w:w="80" w:type="dxa"/>
-              <w:right w:w="130" w:type="dxa"/>
-            </w:tcMar>
-          </w:tcPr>
-          <w:p>
-            <w:r>
-              <w:rPr>
-                <w:color w:val="000000"/>
-                <w:sz w:val="18"/>
-                <w:szCs w:val="18"/>
-              </w:rPr>
-              <w:t>Create ticket. Allow file attachments via plus (+) icon for receipts and documents.</w:t>
-            </w:r>
-          </w:p>
-        </w:tc>
-      </w:tr>
-      <w:tr>
-        <w:tblPrEx>
-          <w:tblCellMar>
-            <w:top w:w="0" w:type="dxa"/>
-            <w:bottom w:w="0" w:type="dxa"/>
-          </w:tblCellMar>
-        </w:tblPrEx>
-        <w:tc>
-          <w:tcPr>
-            <w:tcW w:w="9000" w:type="dxa"/>
-            <w:gridSpan w:val="4"/>
-            <w:tcBorders>
-              <w:top w:val="single" w:sz="1" w:space="0" w:color="CCCCCC"/>
-              <w:left w:val="single" w:sz="1" w:space="0" w:color="CCCCCC"/>
-              <w:bottom w:val="single" w:sz="1" w:space="0" w:color="CCCCCC"/>
-              <w:right w:val="single" w:sz="1" w:space="0" w:color="CCCCCC"/>
-            </w:tcBorders>
-            <w:shd w:val="clear" w:color="auto" w:fill="F2F2F2"/>
-            <w:tcMar>
-              <w:top w:w="60" w:type="dxa"/>
-              <w:left w:w="130" w:type="dxa"/>
-              <w:bottom w:w="60" w:type="dxa"/>
-              <w:right w:w="130" w:type="dxa"/>
-            </w:tcMar>
-          </w:tcPr>
-          <w:p>
-            <w:proofErr w:type="gramStart"/>
-            <w:r>
-              <w:rPr>
-                <w:b/>
-                <w:bCs/>
-                <w:color w:val="C55A11"/>
-                <w:sz w:val="17"/>
-                <w:szCs w:val="17"/>
-              </w:rPr>
-              <w:t>📝  Notes</w:t>
-            </w:r>
-            <w:proofErr w:type="gramEnd"/>
-            <w:r>
-              <w:rPr>
-                <w:b/>
-                <w:bCs/>
-                <w:color w:val="C55A11"/>
-                <w:sz w:val="17"/>
-                <w:szCs w:val="17"/>
-              </w:rPr>
-              <w:t xml:space="preserve">: </w:t>
-            </w:r>
-            <w:r>
-              <w:rPr>
-                <w:color w:val="595959"/>
-                <w:sz w:val="17"/>
-                <w:szCs w:val="17"/>
-              </w:rPr>
-              <w:t>Ticket system must support file attachment functionality (plus icon).</w:t>
-            </w:r>
-          </w:p>
+          <w:p/>
         </w:tc>
       </w:tr>
     </w:tbl>
@@ -29752,2488 +27506,8 @@
       <w:r>
         <w:br w:type="page"/>
       </w:r>
-    </w:p>
-    <w:p>
-      <w:pPr>
-        <w:pStyle w:val="Heading1"/>
-        <w:shd w:val="clear" w:color="auto" w:fill="1F4E79"/>
-        <w:ind w:left="160" w:right="160"/>
-      </w:pPr>
-      <w:r>
-        <w:lastRenderedPageBreak/>
-        <w:t>14.  OPEN ITEMS &amp; PENDING DECISIONS</w:t>
-      </w:r>
-    </w:p>
-    <w:p>
-      <w:pPr>
-        <w:spacing w:before="100"/>
-      </w:pPr>
-    </w:p>
-    <w:tbl>
-      <w:tblPr>
-        <w:tblW w:w="9000" w:type="dxa"/>
-        <w:tblBorders>
-          <w:top w:val="single" w:sz="4" w:space="0" w:color="auto"/>
-          <w:left w:val="single" w:sz="4" w:space="0" w:color="auto"/>
-          <w:bottom w:val="single" w:sz="4" w:space="0" w:color="auto"/>
-          <w:right w:val="single" w:sz="4" w:space="0" w:color="auto"/>
-          <w:insideH w:val="single" w:sz="4" w:space="0" w:color="auto"/>
-          <w:insideV w:val="single" w:sz="4" w:space="0" w:color="auto"/>
-        </w:tblBorders>
-        <w:tblCellMar>
-          <w:left w:w="10" w:type="dxa"/>
-          <w:right w:w="10" w:type="dxa"/>
-        </w:tblCellMar>
-        <w:tblLook w:val="04A0" w:firstRow="1" w:lastRow="0" w:firstColumn="1" w:lastColumn="0" w:noHBand="0" w:noVBand="1"/>
-      </w:tblPr>
-      <w:tblGrid>
-        <w:gridCol w:w="461"/>
-        <w:gridCol w:w="4171"/>
-        <w:gridCol w:w="4368"/>
-      </w:tblGrid>
-      <w:tr>
-        <w:tblPrEx>
-          <w:tblCellMar>
-            <w:top w:w="0" w:type="dxa"/>
-            <w:bottom w:w="0" w:type="dxa"/>
-          </w:tblCellMar>
-        </w:tblPrEx>
-        <w:tc>
-          <w:tcPr>
-            <w:tcW w:w="400" w:type="dxa"/>
-            <w:tcBorders>
-              <w:top w:val="single" w:sz="1" w:space="0" w:color="CCCCCC"/>
-              <w:left w:val="single" w:sz="1" w:space="0" w:color="CCCCCC"/>
-              <w:bottom w:val="single" w:sz="1" w:space="0" w:color="CCCCCC"/>
-              <w:right w:val="single" w:sz="1" w:space="0" w:color="CCCCCC"/>
-            </w:tcBorders>
-            <w:shd w:val="clear" w:color="auto" w:fill="1F4E79"/>
-            <w:tcMar>
-              <w:top w:w="80" w:type="dxa"/>
-              <w:left w:w="130" w:type="dxa"/>
-              <w:bottom w:w="80" w:type="dxa"/>
-              <w:right w:w="130" w:type="dxa"/>
-            </w:tcMar>
-          </w:tcPr>
-          <w:p>
-            <w:r>
-              <w:rPr>
-                <w:b/>
-                <w:bCs/>
-                <w:color w:val="FFFFFF"/>
-                <w:sz w:val="18"/>
-                <w:szCs w:val="18"/>
-              </w:rPr>
-              <w:t>#</w:t>
-            </w:r>
-          </w:p>
-        </w:tc>
-        <w:tc>
-          <w:tcPr>
-            <w:tcW w:w="4200" w:type="dxa"/>
-            <w:tcBorders>
-              <w:top w:val="single" w:sz="1" w:space="0" w:color="CCCCCC"/>
-              <w:left w:val="single" w:sz="1" w:space="0" w:color="CCCCCC"/>
-              <w:bottom w:val="single" w:sz="1" w:space="0" w:color="CCCCCC"/>
-              <w:right w:val="single" w:sz="1" w:space="0" w:color="CCCCCC"/>
-            </w:tcBorders>
-            <w:shd w:val="clear" w:color="auto" w:fill="1F4E79"/>
-            <w:tcMar>
-              <w:top w:w="80" w:type="dxa"/>
-              <w:left w:w="130" w:type="dxa"/>
-              <w:bottom w:w="80" w:type="dxa"/>
-              <w:right w:w="130" w:type="dxa"/>
-            </w:tcMar>
-          </w:tcPr>
-          <w:p>
-            <w:r>
-              <w:rPr>
-                <w:b/>
-                <w:bCs/>
-                <w:color w:val="FFFFFF"/>
-                <w:sz w:val="18"/>
-                <w:szCs w:val="18"/>
-              </w:rPr>
-              <w:t>Open Item</w:t>
-            </w:r>
-          </w:p>
-        </w:tc>
-        <w:tc>
-          <w:tcPr>
-            <w:tcW w:w="4400" w:type="dxa"/>
-            <w:tcBorders>
-              <w:top w:val="single" w:sz="1" w:space="0" w:color="CCCCCC"/>
-              <w:left w:val="single" w:sz="1" w:space="0" w:color="CCCCCC"/>
-              <w:bottom w:val="single" w:sz="1" w:space="0" w:color="CCCCCC"/>
-              <w:right w:val="single" w:sz="1" w:space="0" w:color="CCCCCC"/>
-            </w:tcBorders>
-            <w:shd w:val="clear" w:color="auto" w:fill="1F4E79"/>
-            <w:tcMar>
-              <w:top w:w="80" w:type="dxa"/>
-              <w:left w:w="130" w:type="dxa"/>
-              <w:bottom w:w="80" w:type="dxa"/>
-              <w:right w:w="130" w:type="dxa"/>
-            </w:tcMar>
-          </w:tcPr>
-          <w:p>
-            <w:r>
-              <w:rPr>
-                <w:b/>
-                <w:bCs/>
-                <w:color w:val="FFFFFF"/>
-                <w:sz w:val="18"/>
-                <w:szCs w:val="18"/>
-              </w:rPr>
-              <w:t>Notes / Owner</w:t>
-            </w:r>
-          </w:p>
-        </w:tc>
-      </w:tr>
-      <w:tr>
-        <w:tblPrEx>
-          <w:tblCellMar>
-            <w:top w:w="0" w:type="dxa"/>
-            <w:bottom w:w="0" w:type="dxa"/>
-          </w:tblCellMar>
-        </w:tblPrEx>
-        <w:tc>
-          <w:tcPr>
-            <w:tcW w:w="400" w:type="dxa"/>
-            <w:tcBorders>
-              <w:top w:val="single" w:sz="1" w:space="0" w:color="CCCCCC"/>
-              <w:left w:val="single" w:sz="1" w:space="0" w:color="CCCCCC"/>
-              <w:bottom w:val="single" w:sz="1" w:space="0" w:color="CCCCCC"/>
-              <w:right w:val="single" w:sz="1" w:space="0" w:color="CCCCCC"/>
-            </w:tcBorders>
-            <w:shd w:val="clear" w:color="auto" w:fill="FCE4D6"/>
-            <w:tcMar>
-              <w:top w:w="80" w:type="dxa"/>
-              <w:left w:w="130" w:type="dxa"/>
-              <w:bottom w:w="80" w:type="dxa"/>
-              <w:right w:w="130" w:type="dxa"/>
-            </w:tcMar>
-          </w:tcPr>
-          <w:p>
-            <w:r>
-              <w:rPr>
-                <w:color w:val="000000"/>
-                <w:sz w:val="18"/>
-                <w:szCs w:val="18"/>
-              </w:rPr>
-              <w:t>1</w:t>
-            </w:r>
-          </w:p>
-        </w:tc>
-        <w:tc>
-          <w:tcPr>
-            <w:tcW w:w="4200" w:type="dxa"/>
-            <w:tcBorders>
-              <w:top w:val="single" w:sz="1" w:space="0" w:color="CCCCCC"/>
-              <w:left w:val="single" w:sz="1" w:space="0" w:color="CCCCCC"/>
-              <w:bottom w:val="single" w:sz="1" w:space="0" w:color="CCCCCC"/>
-              <w:right w:val="single" w:sz="1" w:space="0" w:color="CCCCCC"/>
-            </w:tcBorders>
-            <w:shd w:val="clear" w:color="auto" w:fill="FCE4D6"/>
-            <w:tcMar>
-              <w:top w:w="80" w:type="dxa"/>
-              <w:left w:w="130" w:type="dxa"/>
-              <w:bottom w:w="80" w:type="dxa"/>
-              <w:right w:w="130" w:type="dxa"/>
-            </w:tcMar>
-          </w:tcPr>
-          <w:p>
-            <w:r>
-              <w:rPr>
-                <w:color w:val="000000"/>
-                <w:sz w:val="18"/>
-                <w:szCs w:val="18"/>
-              </w:rPr>
-              <w:t>Halt duration formula confirmation</w:t>
-            </w:r>
-          </w:p>
-        </w:tc>
-        <w:tc>
-          <w:tcPr>
-            <w:tcW w:w="4400" w:type="dxa"/>
-            <w:tcBorders>
-              <w:top w:val="single" w:sz="1" w:space="0" w:color="CCCCCC"/>
-              <w:left w:val="single" w:sz="1" w:space="0" w:color="CCCCCC"/>
-              <w:bottom w:val="single" w:sz="1" w:space="0" w:color="CCCCCC"/>
-              <w:right w:val="single" w:sz="1" w:space="0" w:color="CCCCCC"/>
-            </w:tcBorders>
-            <w:shd w:val="clear" w:color="auto" w:fill="FCE4D6"/>
-            <w:tcMar>
-              <w:top w:w="80" w:type="dxa"/>
-              <w:left w:w="130" w:type="dxa"/>
-              <w:bottom w:w="80" w:type="dxa"/>
-              <w:right w:w="130" w:type="dxa"/>
-            </w:tcMar>
-          </w:tcPr>
-          <w:p>
-            <w:r>
-              <w:rPr>
-                <w:color w:val="000000"/>
-                <w:sz w:val="18"/>
-                <w:szCs w:val="18"/>
-              </w:rPr>
-              <w:t>Exact fields: STA/ETA/ATA to STD/ETD. IT to confirm which field combination to use for AIMS data pull. (PDF §14, Excel note row 61)</w:t>
-            </w:r>
-          </w:p>
-        </w:tc>
-      </w:tr>
-      <w:tr>
-        <w:tblPrEx>
-          <w:tblCellMar>
-            <w:top w:w="0" w:type="dxa"/>
-            <w:bottom w:w="0" w:type="dxa"/>
-          </w:tblCellMar>
-        </w:tblPrEx>
-        <w:tc>
-          <w:tcPr>
-            <w:tcW w:w="400" w:type="dxa"/>
-            <w:tcBorders>
-              <w:top w:val="single" w:sz="1" w:space="0" w:color="CCCCCC"/>
-              <w:left w:val="single" w:sz="1" w:space="0" w:color="CCCCCC"/>
-              <w:bottom w:val="single" w:sz="1" w:space="0" w:color="CCCCCC"/>
-              <w:right w:val="single" w:sz="1" w:space="0" w:color="CCCCCC"/>
-            </w:tcBorders>
-            <w:shd w:val="clear" w:color="auto" w:fill="FFF2CC"/>
-            <w:tcMar>
-              <w:top w:w="80" w:type="dxa"/>
-              <w:left w:w="130" w:type="dxa"/>
-              <w:bottom w:w="80" w:type="dxa"/>
-              <w:right w:w="130" w:type="dxa"/>
-            </w:tcMar>
-          </w:tcPr>
-          <w:p>
-            <w:r>
-              <w:rPr>
-                <w:color w:val="000000"/>
-                <w:sz w:val="18"/>
-                <w:szCs w:val="18"/>
-              </w:rPr>
-              <w:t>2</w:t>
-            </w:r>
-          </w:p>
-        </w:tc>
-        <w:tc>
-          <w:tcPr>
-            <w:tcW w:w="4200" w:type="dxa"/>
-            <w:tcBorders>
-              <w:top w:val="single" w:sz="1" w:space="0" w:color="CCCCCC"/>
-              <w:left w:val="single" w:sz="1" w:space="0" w:color="CCCCCC"/>
-              <w:bottom w:val="single" w:sz="1" w:space="0" w:color="CCCCCC"/>
-              <w:right w:val="single" w:sz="1" w:space="0" w:color="CCCCCC"/>
-            </w:tcBorders>
-            <w:shd w:val="clear" w:color="auto" w:fill="FFF2CC"/>
-            <w:tcMar>
-              <w:top w:w="80" w:type="dxa"/>
-              <w:left w:w="130" w:type="dxa"/>
-              <w:bottom w:w="80" w:type="dxa"/>
-              <w:right w:w="130" w:type="dxa"/>
-            </w:tcMar>
-          </w:tcPr>
-          <w:p>
-            <w:r>
-              <w:rPr>
-                <w:color w:val="000000"/>
-                <w:sz w:val="18"/>
-                <w:szCs w:val="18"/>
-              </w:rPr>
-              <w:t>International 24-hour window computation</w:t>
-            </w:r>
-          </w:p>
-        </w:tc>
-        <w:tc>
-          <w:tcPr>
-            <w:tcW w:w="4400" w:type="dxa"/>
-            <w:tcBorders>
-              <w:top w:val="single" w:sz="1" w:space="0" w:color="CCCCCC"/>
-              <w:left w:val="single" w:sz="1" w:space="0" w:color="CCCCCC"/>
-              <w:bottom w:val="single" w:sz="1" w:space="0" w:color="CCCCCC"/>
-              <w:right w:val="single" w:sz="1" w:space="0" w:color="CCCCCC"/>
-            </w:tcBorders>
-            <w:shd w:val="clear" w:color="auto" w:fill="FFF2CC"/>
-            <w:tcMar>
-              <w:top w:w="80" w:type="dxa"/>
-              <w:left w:w="130" w:type="dxa"/>
-              <w:bottom w:w="80" w:type="dxa"/>
-              <w:right w:w="130" w:type="dxa"/>
-            </w:tcMar>
-          </w:tcPr>
-          <w:p>
-            <w:r>
-              <w:rPr>
-                <w:color w:val="000000"/>
-                <w:sz w:val="18"/>
-                <w:szCs w:val="18"/>
-              </w:rPr>
-              <w:t>How is 'arrival within last 24 hours' computed and how is menu visibility triggered? (PDF §14)</w:t>
-            </w:r>
-          </w:p>
-        </w:tc>
-      </w:tr>
-      <w:tr>
-        <w:tblPrEx>
-          <w:tblCellMar>
-            <w:top w:w="0" w:type="dxa"/>
-            <w:bottom w:w="0" w:type="dxa"/>
-          </w:tblCellMar>
-        </w:tblPrEx>
-        <w:tc>
-          <w:tcPr>
-            <w:tcW w:w="400" w:type="dxa"/>
-            <w:tcBorders>
-              <w:top w:val="single" w:sz="1" w:space="0" w:color="CCCCCC"/>
-              <w:left w:val="single" w:sz="1" w:space="0" w:color="CCCCCC"/>
-              <w:bottom w:val="single" w:sz="1" w:space="0" w:color="CCCCCC"/>
-              <w:right w:val="single" w:sz="1" w:space="0" w:color="CCCCCC"/>
-            </w:tcBorders>
-            <w:shd w:val="clear" w:color="auto" w:fill="FFF2CC"/>
-            <w:tcMar>
-              <w:top w:w="80" w:type="dxa"/>
-              <w:left w:w="130" w:type="dxa"/>
-              <w:bottom w:w="80" w:type="dxa"/>
-              <w:right w:w="130" w:type="dxa"/>
-            </w:tcMar>
-          </w:tcPr>
-          <w:p>
-            <w:r>
-              <w:rPr>
-                <w:color w:val="000000"/>
-                <w:sz w:val="18"/>
-                <w:szCs w:val="18"/>
-              </w:rPr>
-              <w:t>3</w:t>
-            </w:r>
-          </w:p>
-        </w:tc>
-        <w:tc>
-          <w:tcPr>
-            <w:tcW w:w="4200" w:type="dxa"/>
-            <w:tcBorders>
-              <w:top w:val="single" w:sz="1" w:space="0" w:color="CCCCCC"/>
-              <w:left w:val="single" w:sz="1" w:space="0" w:color="CCCCCC"/>
-              <w:bottom w:val="single" w:sz="1" w:space="0" w:color="CCCCCC"/>
-              <w:right w:val="single" w:sz="1" w:space="0" w:color="CCCCCC"/>
-            </w:tcBorders>
-            <w:shd w:val="clear" w:color="auto" w:fill="FFF2CC"/>
-            <w:tcMar>
-              <w:top w:w="80" w:type="dxa"/>
-              <w:left w:w="130" w:type="dxa"/>
-              <w:bottom w:w="80" w:type="dxa"/>
-              <w:right w:w="130" w:type="dxa"/>
-            </w:tcMar>
-          </w:tcPr>
-          <w:p>
-            <w:r>
-              <w:rPr>
-                <w:color w:val="000000"/>
-                <w:sz w:val="18"/>
-                <w:szCs w:val="18"/>
-              </w:rPr>
-              <w:t xml:space="preserve">Hour format </w:t>
-            </w:r>
-            <w:proofErr w:type="spellStart"/>
-            <w:r>
-              <w:rPr>
-                <w:color w:val="000000"/>
-                <w:sz w:val="18"/>
-                <w:szCs w:val="18"/>
-              </w:rPr>
-              <w:t>standardisation</w:t>
-            </w:r>
-            <w:proofErr w:type="spellEnd"/>
-          </w:p>
-        </w:tc>
-        <w:tc>
-          <w:tcPr>
-            <w:tcW w:w="4400" w:type="dxa"/>
-            <w:tcBorders>
-              <w:top w:val="single" w:sz="1" w:space="0" w:color="CCCCCC"/>
-              <w:left w:val="single" w:sz="1" w:space="0" w:color="CCCCCC"/>
-              <w:bottom w:val="single" w:sz="1" w:space="0" w:color="CCCCCC"/>
-              <w:right w:val="single" w:sz="1" w:space="0" w:color="CCCCCC"/>
-            </w:tcBorders>
-            <w:shd w:val="clear" w:color="auto" w:fill="FFF2CC"/>
-            <w:tcMar>
-              <w:top w:w="80" w:type="dxa"/>
-              <w:left w:w="130" w:type="dxa"/>
-              <w:bottom w:w="80" w:type="dxa"/>
-              <w:right w:w="130" w:type="dxa"/>
-            </w:tcMar>
-          </w:tcPr>
-          <w:p>
-            <w:r>
-              <w:rPr>
-                <w:color w:val="000000"/>
-                <w:sz w:val="18"/>
-                <w:szCs w:val="18"/>
-              </w:rPr>
-              <w:t>Halt durations must display in HH:MM format. IT to confirm and implement. (Excel note, Case 41637)</w:t>
-            </w:r>
-          </w:p>
-        </w:tc>
-      </w:tr>
-      <w:tr>
-        <w:tblPrEx>
-          <w:tblCellMar>
-            <w:top w:w="0" w:type="dxa"/>
-            <w:bottom w:w="0" w:type="dxa"/>
-          </w:tblCellMar>
-        </w:tblPrEx>
-        <w:tc>
-          <w:tcPr>
-            <w:tcW w:w="400" w:type="dxa"/>
-            <w:tcBorders>
-              <w:top w:val="single" w:sz="1" w:space="0" w:color="CCCCCC"/>
-              <w:left w:val="single" w:sz="1" w:space="0" w:color="CCCCCC"/>
-              <w:bottom w:val="single" w:sz="1" w:space="0" w:color="CCCCCC"/>
-              <w:right w:val="single" w:sz="1" w:space="0" w:color="CCCCCC"/>
-            </w:tcBorders>
-            <w:shd w:val="clear" w:color="auto" w:fill="FCE4D6"/>
-            <w:tcMar>
-              <w:top w:w="80" w:type="dxa"/>
-              <w:left w:w="130" w:type="dxa"/>
-              <w:bottom w:w="80" w:type="dxa"/>
-              <w:right w:w="130" w:type="dxa"/>
-            </w:tcMar>
-          </w:tcPr>
-          <w:p>
-            <w:r>
-              <w:rPr>
-                <w:color w:val="000000"/>
-                <w:sz w:val="18"/>
-                <w:szCs w:val="18"/>
-              </w:rPr>
-              <w:t>4</w:t>
-            </w:r>
-          </w:p>
-        </w:tc>
-        <w:tc>
-          <w:tcPr>
-            <w:tcW w:w="4200" w:type="dxa"/>
-            <w:tcBorders>
-              <w:top w:val="single" w:sz="1" w:space="0" w:color="CCCCCC"/>
-              <w:left w:val="single" w:sz="1" w:space="0" w:color="CCCCCC"/>
-              <w:bottom w:val="single" w:sz="1" w:space="0" w:color="CCCCCC"/>
-              <w:right w:val="single" w:sz="1" w:space="0" w:color="CCCCCC"/>
-            </w:tcBorders>
-            <w:shd w:val="clear" w:color="auto" w:fill="FCE4D6"/>
-            <w:tcMar>
-              <w:top w:w="80" w:type="dxa"/>
-              <w:left w:w="130" w:type="dxa"/>
-              <w:bottom w:w="80" w:type="dxa"/>
-              <w:right w:w="130" w:type="dxa"/>
-            </w:tcMar>
-          </w:tcPr>
-          <w:p>
-            <w:r>
-              <w:rPr>
-                <w:color w:val="000000"/>
-                <w:sz w:val="18"/>
-                <w:szCs w:val="18"/>
-              </w:rPr>
-              <w:t>Cockpit Crew feedback URL</w:t>
-            </w:r>
-          </w:p>
-        </w:tc>
-        <w:tc>
-          <w:tcPr>
-            <w:tcW w:w="4400" w:type="dxa"/>
-            <w:tcBorders>
-              <w:top w:val="single" w:sz="1" w:space="0" w:color="CCCCCC"/>
-              <w:left w:val="single" w:sz="1" w:space="0" w:color="CCCCCC"/>
-              <w:bottom w:val="single" w:sz="1" w:space="0" w:color="CCCCCC"/>
-              <w:right w:val="single" w:sz="1" w:space="0" w:color="CCCCCC"/>
-            </w:tcBorders>
-            <w:shd w:val="clear" w:color="auto" w:fill="FCE4D6"/>
-            <w:tcMar>
-              <w:top w:w="80" w:type="dxa"/>
-              <w:left w:w="130" w:type="dxa"/>
-              <w:bottom w:w="80" w:type="dxa"/>
-              <w:right w:w="130" w:type="dxa"/>
-            </w:tcMar>
-          </w:tcPr>
-          <w:p>
-            <w:r>
-              <w:rPr>
-                <w:color w:val="000000"/>
-                <w:sz w:val="18"/>
-                <w:szCs w:val="18"/>
-              </w:rPr>
-              <w:t>IT / Forms team to supply the feedback form URL for Cockpit Crew. (Excel row 88)</w:t>
-            </w:r>
-          </w:p>
-        </w:tc>
-      </w:tr>
-      <w:tr>
-        <w:tblPrEx>
-          <w:tblCellMar>
-            <w:top w:w="0" w:type="dxa"/>
-            <w:bottom w:w="0" w:type="dxa"/>
-          </w:tblCellMar>
-        </w:tblPrEx>
-        <w:tc>
-          <w:tcPr>
-            <w:tcW w:w="400" w:type="dxa"/>
-            <w:tcBorders>
-              <w:top w:val="single" w:sz="1" w:space="0" w:color="CCCCCC"/>
-              <w:left w:val="single" w:sz="1" w:space="0" w:color="CCCCCC"/>
-              <w:bottom w:val="single" w:sz="1" w:space="0" w:color="CCCCCC"/>
-              <w:right w:val="single" w:sz="1" w:space="0" w:color="CCCCCC"/>
-            </w:tcBorders>
-            <w:shd w:val="clear" w:color="auto" w:fill="FFF2CC"/>
-            <w:tcMar>
-              <w:top w:w="80" w:type="dxa"/>
-              <w:left w:w="130" w:type="dxa"/>
-              <w:bottom w:w="80" w:type="dxa"/>
-              <w:right w:w="130" w:type="dxa"/>
-            </w:tcMar>
-          </w:tcPr>
-          <w:p>
-            <w:r>
-              <w:rPr>
-                <w:color w:val="000000"/>
-                <w:sz w:val="18"/>
-                <w:szCs w:val="18"/>
-              </w:rPr>
-              <w:t>5</w:t>
-            </w:r>
-          </w:p>
-        </w:tc>
-        <w:tc>
-          <w:tcPr>
-            <w:tcW w:w="4200" w:type="dxa"/>
-            <w:tcBorders>
-              <w:top w:val="single" w:sz="1" w:space="0" w:color="CCCCCC"/>
-              <w:left w:val="single" w:sz="1" w:space="0" w:color="CCCCCC"/>
-              <w:bottom w:val="single" w:sz="1" w:space="0" w:color="CCCCCC"/>
-              <w:right w:val="single" w:sz="1" w:space="0" w:color="CCCCCC"/>
-            </w:tcBorders>
-            <w:shd w:val="clear" w:color="auto" w:fill="FFF2CC"/>
-            <w:tcMar>
-              <w:top w:w="80" w:type="dxa"/>
-              <w:left w:w="130" w:type="dxa"/>
-              <w:bottom w:w="80" w:type="dxa"/>
-              <w:right w:w="130" w:type="dxa"/>
-            </w:tcMar>
-          </w:tcPr>
-          <w:p>
-            <w:r>
-              <w:rPr>
-                <w:color w:val="000000"/>
-                <w:sz w:val="18"/>
-                <w:szCs w:val="18"/>
-              </w:rPr>
-              <w:t>Unified feedback form for Cockpit + Cabin</w:t>
-            </w:r>
-          </w:p>
-        </w:tc>
-        <w:tc>
-          <w:tcPr>
-            <w:tcW w:w="4400" w:type="dxa"/>
-            <w:tcBorders>
-              <w:top w:val="single" w:sz="1" w:space="0" w:color="CCCCCC"/>
-              <w:left w:val="single" w:sz="1" w:space="0" w:color="CCCCCC"/>
-              <w:bottom w:val="single" w:sz="1" w:space="0" w:color="CCCCCC"/>
-              <w:right w:val="single" w:sz="1" w:space="0" w:color="CCCCCC"/>
-            </w:tcBorders>
-            <w:shd w:val="clear" w:color="auto" w:fill="FFF2CC"/>
-            <w:tcMar>
-              <w:top w:w="80" w:type="dxa"/>
-              <w:left w:w="130" w:type="dxa"/>
-              <w:bottom w:w="80" w:type="dxa"/>
-              <w:right w:w="130" w:type="dxa"/>
-            </w:tcMar>
-          </w:tcPr>
-          <w:p>
-            <w:r>
-              <w:rPr>
-                <w:color w:val="000000"/>
-                <w:sz w:val="18"/>
-                <w:szCs w:val="18"/>
-              </w:rPr>
-              <w:t>Confirm whether a single form works for both crew types or if separate flows are needed. (PDF §14)</w:t>
-            </w:r>
-          </w:p>
-        </w:tc>
-      </w:tr>
-      <w:tr>
-        <w:tblPrEx>
-          <w:tblCellMar>
-            <w:top w:w="0" w:type="dxa"/>
-            <w:bottom w:w="0" w:type="dxa"/>
-          </w:tblCellMar>
-        </w:tblPrEx>
-        <w:tc>
-          <w:tcPr>
-            <w:tcW w:w="400" w:type="dxa"/>
-            <w:tcBorders>
-              <w:top w:val="single" w:sz="1" w:space="0" w:color="CCCCCC"/>
-              <w:left w:val="single" w:sz="1" w:space="0" w:color="CCCCCC"/>
-              <w:bottom w:val="single" w:sz="1" w:space="0" w:color="CCCCCC"/>
-              <w:right w:val="single" w:sz="1" w:space="0" w:color="CCCCCC"/>
-            </w:tcBorders>
-            <w:shd w:val="clear" w:color="auto" w:fill="FFF2CC"/>
-            <w:tcMar>
-              <w:top w:w="80" w:type="dxa"/>
-              <w:left w:w="130" w:type="dxa"/>
-              <w:bottom w:w="80" w:type="dxa"/>
-              <w:right w:w="130" w:type="dxa"/>
-            </w:tcMar>
-          </w:tcPr>
-          <w:p>
-            <w:r>
-              <w:rPr>
-                <w:color w:val="000000"/>
-                <w:sz w:val="18"/>
-                <w:szCs w:val="18"/>
-              </w:rPr>
-              <w:t>6</w:t>
-            </w:r>
-          </w:p>
-        </w:tc>
-        <w:tc>
-          <w:tcPr>
-            <w:tcW w:w="4200" w:type="dxa"/>
-            <w:tcBorders>
-              <w:top w:val="single" w:sz="1" w:space="0" w:color="CCCCCC"/>
-              <w:left w:val="single" w:sz="1" w:space="0" w:color="CCCCCC"/>
-              <w:bottom w:val="single" w:sz="1" w:space="0" w:color="CCCCCC"/>
-              <w:right w:val="single" w:sz="1" w:space="0" w:color="CCCCCC"/>
-            </w:tcBorders>
-            <w:shd w:val="clear" w:color="auto" w:fill="FFF2CC"/>
-            <w:tcMar>
-              <w:top w:w="80" w:type="dxa"/>
-              <w:left w:w="130" w:type="dxa"/>
-              <w:bottom w:w="80" w:type="dxa"/>
-              <w:right w:w="130" w:type="dxa"/>
-            </w:tcMar>
-          </w:tcPr>
-          <w:p>
-            <w:r>
-              <w:rPr>
-                <w:color w:val="000000"/>
-                <w:sz w:val="18"/>
-                <w:szCs w:val="18"/>
-              </w:rPr>
-              <w:t>Relocation in Policy &amp; Procedures menu</w:t>
-            </w:r>
-          </w:p>
-        </w:tc>
-        <w:tc>
-          <w:tcPr>
-            <w:tcW w:w="4400" w:type="dxa"/>
-            <w:tcBorders>
-              <w:top w:val="single" w:sz="1" w:space="0" w:color="CCCCCC"/>
-              <w:left w:val="single" w:sz="1" w:space="0" w:color="CCCCCC"/>
-              <w:bottom w:val="single" w:sz="1" w:space="0" w:color="CCCCCC"/>
-              <w:right w:val="single" w:sz="1" w:space="0" w:color="CCCCCC"/>
-            </w:tcBorders>
-            <w:shd w:val="clear" w:color="auto" w:fill="FFF2CC"/>
-            <w:tcMar>
-              <w:top w:w="80" w:type="dxa"/>
-              <w:left w:w="130" w:type="dxa"/>
-              <w:bottom w:w="80" w:type="dxa"/>
-              <w:right w:w="130" w:type="dxa"/>
-            </w:tcMar>
-          </w:tcPr>
-          <w:p>
-            <w:r>
-              <w:rPr>
-                <w:color w:val="000000"/>
-                <w:sz w:val="18"/>
-                <w:szCs w:val="18"/>
-              </w:rPr>
-              <w:t>Should Relocation appear under Policy &amp; Procedures or only under Query/Concern? (Excel comment row 71)</w:t>
-            </w:r>
-          </w:p>
-        </w:tc>
-      </w:tr>
-      <w:tr>
-        <w:tblPrEx>
-          <w:tblCellMar>
-            <w:top w:w="0" w:type="dxa"/>
-            <w:bottom w:w="0" w:type="dxa"/>
-          </w:tblCellMar>
-        </w:tblPrEx>
-        <w:tc>
-          <w:tcPr>
-            <w:tcW w:w="400" w:type="dxa"/>
-            <w:tcBorders>
-              <w:top w:val="single" w:sz="1" w:space="0" w:color="CCCCCC"/>
-              <w:left w:val="single" w:sz="1" w:space="0" w:color="CCCCCC"/>
-              <w:bottom w:val="single" w:sz="1" w:space="0" w:color="CCCCCC"/>
-              <w:right w:val="single" w:sz="1" w:space="0" w:color="CCCCCC"/>
-            </w:tcBorders>
-            <w:shd w:val="clear" w:color="auto" w:fill="FFF2CC"/>
-            <w:tcMar>
-              <w:top w:w="80" w:type="dxa"/>
-              <w:left w:w="130" w:type="dxa"/>
-              <w:bottom w:w="80" w:type="dxa"/>
-              <w:right w:w="130" w:type="dxa"/>
-            </w:tcMar>
-          </w:tcPr>
-          <w:p>
-            <w:r>
-              <w:rPr>
-                <w:color w:val="000000"/>
-                <w:sz w:val="18"/>
-                <w:szCs w:val="18"/>
-              </w:rPr>
-              <w:t>7</w:t>
-            </w:r>
-          </w:p>
-        </w:tc>
-        <w:tc>
-          <w:tcPr>
-            <w:tcW w:w="4200" w:type="dxa"/>
-            <w:tcBorders>
-              <w:top w:val="single" w:sz="1" w:space="0" w:color="CCCCCC"/>
-              <w:left w:val="single" w:sz="1" w:space="0" w:color="CCCCCC"/>
-              <w:bottom w:val="single" w:sz="1" w:space="0" w:color="CCCCCC"/>
-              <w:right w:val="single" w:sz="1" w:space="0" w:color="CCCCCC"/>
-            </w:tcBorders>
-            <w:shd w:val="clear" w:color="auto" w:fill="FFF2CC"/>
-            <w:tcMar>
-              <w:top w:w="80" w:type="dxa"/>
-              <w:left w:w="130" w:type="dxa"/>
-              <w:bottom w:w="80" w:type="dxa"/>
-              <w:right w:w="130" w:type="dxa"/>
-            </w:tcMar>
-          </w:tcPr>
-          <w:p>
-            <w:r>
-              <w:rPr>
-                <w:color w:val="000000"/>
-                <w:sz w:val="18"/>
-                <w:szCs w:val="18"/>
-              </w:rPr>
-              <w:t>Pending/Rejected conditions for INTL removal</w:t>
-            </w:r>
-          </w:p>
-        </w:tc>
-        <w:tc>
-          <w:tcPr>
-            <w:tcW w:w="4400" w:type="dxa"/>
-            <w:tcBorders>
-              <w:top w:val="single" w:sz="1" w:space="0" w:color="CCCCCC"/>
-              <w:left w:val="single" w:sz="1" w:space="0" w:color="CCCCCC"/>
-              <w:bottom w:val="single" w:sz="1" w:space="0" w:color="CCCCCC"/>
-              <w:right w:val="single" w:sz="1" w:space="0" w:color="CCCCCC"/>
-            </w:tcBorders>
-            <w:shd w:val="clear" w:color="auto" w:fill="FFF2CC"/>
-            <w:tcMar>
-              <w:top w:w="80" w:type="dxa"/>
-              <w:left w:w="130" w:type="dxa"/>
-              <w:bottom w:w="80" w:type="dxa"/>
-              <w:right w:w="130" w:type="dxa"/>
-            </w:tcMar>
-          </w:tcPr>
-          <w:p>
-            <w:r>
-              <w:rPr>
-                <w:color w:val="000000"/>
-                <w:sz w:val="18"/>
-                <w:szCs w:val="18"/>
-              </w:rPr>
-              <w:t>Excel marked certain INTL pending/rejected conditions as 'Remove this condition' — confirm final scope with IGA</w:t>
-            </w:r>
-          </w:p>
-        </w:tc>
-      </w:tr>
-      <w:tr>
-        <w:tblPrEx>
-          <w:tblCellMar>
-            <w:top w:w="0" w:type="dxa"/>
-            <w:bottom w:w="0" w:type="dxa"/>
-          </w:tblCellMar>
-        </w:tblPrEx>
-        <w:tc>
-          <w:tcPr>
-            <w:tcW w:w="400" w:type="dxa"/>
-            <w:tcBorders>
-              <w:top w:val="single" w:sz="1" w:space="0" w:color="CCCCCC"/>
-              <w:left w:val="single" w:sz="1" w:space="0" w:color="CCCCCC"/>
-              <w:bottom w:val="single" w:sz="1" w:space="0" w:color="CCCCCC"/>
-              <w:right w:val="single" w:sz="1" w:space="0" w:color="CCCCCC"/>
-            </w:tcBorders>
-            <w:shd w:val="clear" w:color="auto" w:fill="FCE4D6"/>
-            <w:tcMar>
-              <w:top w:w="80" w:type="dxa"/>
-              <w:left w:w="130" w:type="dxa"/>
-              <w:bottom w:w="80" w:type="dxa"/>
-              <w:right w:w="130" w:type="dxa"/>
-            </w:tcMar>
-          </w:tcPr>
-          <w:p>
-            <w:r>
-              <w:rPr>
-                <w:color w:val="000000"/>
-                <w:sz w:val="18"/>
-                <w:szCs w:val="18"/>
-              </w:rPr>
-              <w:t>8</w:t>
-            </w:r>
-          </w:p>
-        </w:tc>
-        <w:tc>
-          <w:tcPr>
-            <w:tcW w:w="4200" w:type="dxa"/>
-            <w:tcBorders>
-              <w:top w:val="single" w:sz="1" w:space="0" w:color="CCCCCC"/>
-              <w:left w:val="single" w:sz="1" w:space="0" w:color="CCCCCC"/>
-              <w:bottom w:val="single" w:sz="1" w:space="0" w:color="CCCCCC"/>
-              <w:right w:val="single" w:sz="1" w:space="0" w:color="CCCCCC"/>
-            </w:tcBorders>
-            <w:shd w:val="clear" w:color="auto" w:fill="FCE4D6"/>
-            <w:tcMar>
-              <w:top w:w="80" w:type="dxa"/>
-              <w:left w:w="130" w:type="dxa"/>
-              <w:bottom w:w="80" w:type="dxa"/>
-              <w:right w:w="130" w:type="dxa"/>
-            </w:tcMar>
-          </w:tcPr>
-          <w:p>
-            <w:r>
-              <w:rPr>
-                <w:color w:val="000000"/>
-                <w:sz w:val="18"/>
-                <w:szCs w:val="18"/>
-              </w:rPr>
-              <w:t>Halt 8-hour threshold for international</w:t>
-            </w:r>
-          </w:p>
-        </w:tc>
-        <w:tc>
-          <w:tcPr>
-            <w:tcW w:w="4400" w:type="dxa"/>
-            <w:tcBorders>
-              <w:top w:val="single" w:sz="1" w:space="0" w:color="CCCCCC"/>
-              <w:left w:val="single" w:sz="1" w:space="0" w:color="CCCCCC"/>
-              <w:bottom w:val="single" w:sz="1" w:space="0" w:color="CCCCCC"/>
-              <w:right w:val="single" w:sz="1" w:space="0" w:color="CCCCCC"/>
-            </w:tcBorders>
-            <w:shd w:val="clear" w:color="auto" w:fill="FCE4D6"/>
-            <w:tcMar>
-              <w:top w:w="80" w:type="dxa"/>
-              <w:left w:w="130" w:type="dxa"/>
-              <w:bottom w:w="80" w:type="dxa"/>
-              <w:right w:w="130" w:type="dxa"/>
-            </w:tcMar>
-          </w:tcPr>
-          <w:p>
-            <w:r>
-              <w:rPr>
-                <w:color w:val="000000"/>
-                <w:sz w:val="18"/>
-                <w:szCs w:val="18"/>
-              </w:rPr>
-              <w:t xml:space="preserve">IGA note: 'Halt to check 4 </w:t>
-            </w:r>
-            <w:proofErr w:type="spellStart"/>
-            <w:r>
-              <w:rPr>
-                <w:color w:val="000000"/>
-                <w:sz w:val="18"/>
-                <w:szCs w:val="18"/>
-              </w:rPr>
-              <w:t>hr</w:t>
-            </w:r>
-            <w:proofErr w:type="spellEnd"/>
-            <w:r>
-              <w:rPr>
-                <w:color w:val="000000"/>
-                <w:sz w:val="18"/>
-                <w:szCs w:val="18"/>
-              </w:rPr>
-              <w:t xml:space="preserve">–8 </w:t>
-            </w:r>
-            <w:proofErr w:type="spellStart"/>
-            <w:r>
-              <w:rPr>
-                <w:color w:val="000000"/>
-                <w:sz w:val="18"/>
-                <w:szCs w:val="18"/>
-              </w:rPr>
-              <w:t>hr</w:t>
-            </w:r>
-            <w:proofErr w:type="spellEnd"/>
-            <w:r>
-              <w:rPr>
-                <w:color w:val="000000"/>
-                <w:sz w:val="18"/>
-                <w:szCs w:val="18"/>
-              </w:rPr>
-              <w:t>' — clarify if a separate menu state is needed for 4–</w:t>
-            </w:r>
-            <w:proofErr w:type="gramStart"/>
-            <w:r>
-              <w:rPr>
-                <w:color w:val="000000"/>
-                <w:sz w:val="18"/>
-                <w:szCs w:val="18"/>
-              </w:rPr>
-              <w:t>8 hour</w:t>
-            </w:r>
-            <w:proofErr w:type="gramEnd"/>
-            <w:r>
-              <w:rPr>
-                <w:color w:val="000000"/>
-                <w:sz w:val="18"/>
-                <w:szCs w:val="18"/>
-              </w:rPr>
-              <w:t xml:space="preserve"> international halts</w:t>
-            </w:r>
-          </w:p>
-        </w:tc>
-      </w:tr>
-      <w:tr>
-        <w:tblPrEx>
-          <w:tblCellMar>
-            <w:top w:w="0" w:type="dxa"/>
-            <w:bottom w:w="0" w:type="dxa"/>
-          </w:tblCellMar>
-        </w:tblPrEx>
-        <w:tc>
-          <w:tcPr>
-            <w:tcW w:w="400" w:type="dxa"/>
-            <w:tcBorders>
-              <w:top w:val="single" w:sz="1" w:space="0" w:color="CCCCCC"/>
-              <w:left w:val="single" w:sz="1" w:space="0" w:color="CCCCCC"/>
-              <w:bottom w:val="single" w:sz="1" w:space="0" w:color="CCCCCC"/>
-              <w:right w:val="single" w:sz="1" w:space="0" w:color="CCCCCC"/>
-            </w:tcBorders>
-            <w:shd w:val="clear" w:color="auto" w:fill="FFF2CC"/>
-            <w:tcMar>
-              <w:top w:w="80" w:type="dxa"/>
-              <w:left w:w="130" w:type="dxa"/>
-              <w:bottom w:w="80" w:type="dxa"/>
-              <w:right w:w="130" w:type="dxa"/>
-            </w:tcMar>
-          </w:tcPr>
-          <w:p>
-            <w:r>
-              <w:rPr>
-                <w:color w:val="000000"/>
-                <w:sz w:val="18"/>
-                <w:szCs w:val="18"/>
-              </w:rPr>
-              <w:t>9</w:t>
-            </w:r>
-          </w:p>
-        </w:tc>
-        <w:tc>
-          <w:tcPr>
-            <w:tcW w:w="4200" w:type="dxa"/>
-            <w:tcBorders>
-              <w:top w:val="single" w:sz="1" w:space="0" w:color="CCCCCC"/>
-              <w:left w:val="single" w:sz="1" w:space="0" w:color="CCCCCC"/>
-              <w:bottom w:val="single" w:sz="1" w:space="0" w:color="CCCCCC"/>
-              <w:right w:val="single" w:sz="1" w:space="0" w:color="CCCCCC"/>
-            </w:tcBorders>
-            <w:shd w:val="clear" w:color="auto" w:fill="FFF2CC"/>
-            <w:tcMar>
-              <w:top w:w="80" w:type="dxa"/>
-              <w:left w:w="130" w:type="dxa"/>
-              <w:bottom w:w="80" w:type="dxa"/>
-              <w:right w:w="130" w:type="dxa"/>
-            </w:tcMar>
-          </w:tcPr>
-          <w:p>
-            <w:r>
-              <w:rPr>
-                <w:color w:val="000000"/>
-                <w:sz w:val="18"/>
-                <w:szCs w:val="18"/>
-              </w:rPr>
-              <w:t>Same-base hotel not visible in HOTAC</w:t>
-            </w:r>
-          </w:p>
-        </w:tc>
-        <w:tc>
-          <w:tcPr>
-            <w:tcW w:w="4400" w:type="dxa"/>
-            <w:tcBorders>
-              <w:top w:val="single" w:sz="1" w:space="0" w:color="CCCCCC"/>
-              <w:left w:val="single" w:sz="1" w:space="0" w:color="CCCCCC"/>
-              <w:bottom w:val="single" w:sz="1" w:space="0" w:color="CCCCCC"/>
-              <w:right w:val="single" w:sz="1" w:space="0" w:color="CCCCCC"/>
-            </w:tcBorders>
-            <w:shd w:val="clear" w:color="auto" w:fill="FFF2CC"/>
-            <w:tcMar>
-              <w:top w:w="80" w:type="dxa"/>
-              <w:left w:w="130" w:type="dxa"/>
-              <w:bottom w:w="80" w:type="dxa"/>
-              <w:right w:w="130" w:type="dxa"/>
-            </w:tcMar>
-          </w:tcPr>
-          <w:p>
-            <w:r>
-              <w:rPr>
-                <w:color w:val="000000"/>
-                <w:sz w:val="18"/>
-                <w:szCs w:val="18"/>
-              </w:rPr>
-              <w:t>When hotel is on same base but not visible in HOTAC — manual request process; confirm chatbot handling and fallback message</w:t>
-            </w:r>
-          </w:p>
-        </w:tc>
-      </w:tr>
-      <w:tr>
-        <w:tblPrEx>
-          <w:tblCellMar>
-            <w:top w:w="0" w:type="dxa"/>
-            <w:bottom w:w="0" w:type="dxa"/>
-          </w:tblCellMar>
-        </w:tblPrEx>
-        <w:tc>
-          <w:tcPr>
-            <w:tcW w:w="400" w:type="dxa"/>
-            <w:tcBorders>
-              <w:top w:val="single" w:sz="1" w:space="0" w:color="CCCCCC"/>
-              <w:left w:val="single" w:sz="1" w:space="0" w:color="CCCCCC"/>
-              <w:bottom w:val="single" w:sz="1" w:space="0" w:color="CCCCCC"/>
-              <w:right w:val="single" w:sz="1" w:space="0" w:color="CCCCCC"/>
-            </w:tcBorders>
-            <w:shd w:val="clear" w:color="auto" w:fill="FFF2CC"/>
-            <w:tcMar>
-              <w:top w:w="80" w:type="dxa"/>
-              <w:left w:w="130" w:type="dxa"/>
-              <w:bottom w:w="80" w:type="dxa"/>
-              <w:right w:w="130" w:type="dxa"/>
-            </w:tcMar>
-          </w:tcPr>
-          <w:p>
-            <w:r>
-              <w:rPr>
-                <w:color w:val="000000"/>
-                <w:sz w:val="18"/>
-                <w:szCs w:val="18"/>
-              </w:rPr>
-              <w:t>10</w:t>
-            </w:r>
-          </w:p>
-        </w:tc>
-        <w:tc>
-          <w:tcPr>
-            <w:tcW w:w="4200" w:type="dxa"/>
-            <w:tcBorders>
-              <w:top w:val="single" w:sz="1" w:space="0" w:color="CCCCCC"/>
-              <w:left w:val="single" w:sz="1" w:space="0" w:color="CCCCCC"/>
-              <w:bottom w:val="single" w:sz="1" w:space="0" w:color="CCCCCC"/>
-              <w:right w:val="single" w:sz="1" w:space="0" w:color="CCCCCC"/>
-            </w:tcBorders>
-            <w:shd w:val="clear" w:color="auto" w:fill="FFF2CC"/>
-            <w:tcMar>
-              <w:top w:w="80" w:type="dxa"/>
-              <w:left w:w="130" w:type="dxa"/>
-              <w:bottom w:w="80" w:type="dxa"/>
-              <w:right w:w="130" w:type="dxa"/>
-            </w:tcMar>
-          </w:tcPr>
-          <w:p>
-            <w:r>
-              <w:rPr>
-                <w:color w:val="000000"/>
-                <w:sz w:val="18"/>
-                <w:szCs w:val="18"/>
-              </w:rPr>
-              <w:t>In-between transport cases</w:t>
-            </w:r>
-          </w:p>
-        </w:tc>
-        <w:tc>
-          <w:tcPr>
-            <w:tcW w:w="4400" w:type="dxa"/>
-            <w:tcBorders>
-              <w:top w:val="single" w:sz="1" w:space="0" w:color="CCCCCC"/>
-              <w:left w:val="single" w:sz="1" w:space="0" w:color="CCCCCC"/>
-              <w:bottom w:val="single" w:sz="1" w:space="0" w:color="CCCCCC"/>
-              <w:right w:val="single" w:sz="1" w:space="0" w:color="CCCCCC"/>
-            </w:tcBorders>
-            <w:shd w:val="clear" w:color="auto" w:fill="FFF2CC"/>
-            <w:tcMar>
-              <w:top w:w="80" w:type="dxa"/>
-              <w:left w:w="130" w:type="dxa"/>
-              <w:bottom w:w="80" w:type="dxa"/>
-              <w:right w:w="130" w:type="dxa"/>
-            </w:tcMar>
-          </w:tcPr>
-          <w:p>
-            <w:r>
-              <w:rPr>
-                <w:color w:val="000000"/>
-                <w:sz w:val="18"/>
-                <w:szCs w:val="18"/>
-              </w:rPr>
-              <w:t>Excel flags 'cases of in-between transport, normal airport transfer' in Hotel to Airport flow — clarify scope and routing</w:t>
-            </w:r>
-          </w:p>
-        </w:tc>
-      </w:tr>
-      <w:tr>
-        <w:tblPrEx>
-          <w:tblCellMar>
-            <w:top w:w="0" w:type="dxa"/>
-            <w:bottom w:w="0" w:type="dxa"/>
-          </w:tblCellMar>
-        </w:tblPrEx>
-        <w:tc>
-          <w:tcPr>
-            <w:tcW w:w="400" w:type="dxa"/>
-            <w:tcBorders>
-              <w:top w:val="single" w:sz="1" w:space="0" w:color="CCCCCC"/>
-              <w:left w:val="single" w:sz="1" w:space="0" w:color="CCCCCC"/>
-              <w:bottom w:val="single" w:sz="1" w:space="0" w:color="CCCCCC"/>
-              <w:right w:val="single" w:sz="1" w:space="0" w:color="CCCCCC"/>
-            </w:tcBorders>
-            <w:shd w:val="clear" w:color="auto" w:fill="F2F2F2"/>
-            <w:tcMar>
-              <w:top w:w="80" w:type="dxa"/>
-              <w:left w:w="130" w:type="dxa"/>
-              <w:bottom w:w="80" w:type="dxa"/>
-              <w:right w:w="130" w:type="dxa"/>
-            </w:tcMar>
-          </w:tcPr>
-          <w:p>
-            <w:r>
-              <w:rPr>
-                <w:color w:val="000000"/>
-                <w:sz w:val="18"/>
-                <w:szCs w:val="18"/>
-              </w:rPr>
-              <w:t>11</w:t>
-            </w:r>
-          </w:p>
-        </w:tc>
-        <w:tc>
-          <w:tcPr>
-            <w:tcW w:w="4200" w:type="dxa"/>
-            <w:tcBorders>
-              <w:top w:val="single" w:sz="1" w:space="0" w:color="CCCCCC"/>
-              <w:left w:val="single" w:sz="1" w:space="0" w:color="CCCCCC"/>
-              <w:bottom w:val="single" w:sz="1" w:space="0" w:color="CCCCCC"/>
-              <w:right w:val="single" w:sz="1" w:space="0" w:color="CCCCCC"/>
-            </w:tcBorders>
-            <w:shd w:val="clear" w:color="auto" w:fill="F2F2F2"/>
-            <w:tcMar>
-              <w:top w:w="80" w:type="dxa"/>
-              <w:left w:w="130" w:type="dxa"/>
-              <w:bottom w:w="80" w:type="dxa"/>
-              <w:right w:w="130" w:type="dxa"/>
-            </w:tcMar>
-          </w:tcPr>
-          <w:p>
-            <w:r>
-              <w:rPr>
-                <w:color w:val="000000"/>
-                <w:sz w:val="18"/>
-                <w:szCs w:val="18"/>
-              </w:rPr>
-              <w:t>Go Back button consistency</w:t>
-            </w:r>
-          </w:p>
-        </w:tc>
-        <w:tc>
-          <w:tcPr>
-            <w:tcW w:w="4400" w:type="dxa"/>
-            <w:tcBorders>
-              <w:top w:val="single" w:sz="1" w:space="0" w:color="CCCCCC"/>
-              <w:left w:val="single" w:sz="1" w:space="0" w:color="CCCCCC"/>
-              <w:bottom w:val="single" w:sz="1" w:space="0" w:color="CCCCCC"/>
-              <w:right w:val="single" w:sz="1" w:space="0" w:color="CCCCCC"/>
-            </w:tcBorders>
-            <w:shd w:val="clear" w:color="auto" w:fill="F2F2F2"/>
-            <w:tcMar>
-              <w:top w:w="80" w:type="dxa"/>
-              <w:left w:w="130" w:type="dxa"/>
-              <w:bottom w:w="80" w:type="dxa"/>
-              <w:right w:w="130" w:type="dxa"/>
-            </w:tcMar>
-          </w:tcPr>
-          <w:p>
-            <w:r>
-              <w:rPr>
-                <w:color w:val="000000"/>
-                <w:sz w:val="18"/>
-                <w:szCs w:val="18"/>
-              </w:rPr>
-              <w:t>Confirm standard label and placement for Go Back button after all advisory messages across all sub-menus</w:t>
-            </w:r>
-          </w:p>
-        </w:tc>
-      </w:tr>
-    </w:tbl>
-    <w:p>
-      <w:r>
-        <w:br w:type="page"/>
-      </w:r>
-    </w:p>
-    <w:p>
-      <w:pPr>
-        <w:pStyle w:val="Heading1"/>
-        <w:shd w:val="clear" w:color="auto" w:fill="1F4E79"/>
-        <w:ind w:left="160" w:right="160"/>
-      </w:pPr>
-      <w:r>
-        <w:lastRenderedPageBreak/>
-        <w:t>15.  GLOSSARY</w:t>
-      </w:r>
-    </w:p>
-    <w:p>
-      <w:pPr>
-        <w:spacing w:before="100"/>
-      </w:pPr>
-    </w:p>
-    <w:tbl>
-      <w:tblPr>
-        <w:tblW w:w="9000" w:type="dxa"/>
-        <w:tblBorders>
-          <w:top w:val="single" w:sz="4" w:space="0" w:color="auto"/>
-          <w:left w:val="single" w:sz="4" w:space="0" w:color="auto"/>
-          <w:bottom w:val="single" w:sz="4" w:space="0" w:color="auto"/>
-          <w:right w:val="single" w:sz="4" w:space="0" w:color="auto"/>
-          <w:insideH w:val="single" w:sz="4" w:space="0" w:color="auto"/>
-          <w:insideV w:val="single" w:sz="4" w:space="0" w:color="auto"/>
-        </w:tblBorders>
-        <w:tblCellMar>
-          <w:left w:w="10" w:type="dxa"/>
-          <w:right w:w="10" w:type="dxa"/>
-        </w:tblCellMar>
-        <w:tblLook w:val="04A0" w:firstRow="1" w:lastRow="0" w:firstColumn="1" w:lastColumn="0" w:noHBand="0" w:noVBand="1"/>
-      </w:tblPr>
-      <w:tblGrid>
-        <w:gridCol w:w="2200"/>
-        <w:gridCol w:w="6800"/>
-      </w:tblGrid>
-      <w:tr>
-        <w:tblPrEx>
-          <w:tblCellMar>
-            <w:top w:w="0" w:type="dxa"/>
-            <w:bottom w:w="0" w:type="dxa"/>
-          </w:tblCellMar>
-        </w:tblPrEx>
-        <w:tc>
-          <w:tcPr>
-            <w:tcW w:w="2200" w:type="dxa"/>
-            <w:tcBorders>
-              <w:top w:val="single" w:sz="1" w:space="0" w:color="CCCCCC"/>
-              <w:left w:val="single" w:sz="1" w:space="0" w:color="CCCCCC"/>
-              <w:bottom w:val="single" w:sz="1" w:space="0" w:color="CCCCCC"/>
-              <w:right w:val="single" w:sz="1" w:space="0" w:color="CCCCCC"/>
-            </w:tcBorders>
-            <w:shd w:val="clear" w:color="auto" w:fill="1F4E79"/>
-            <w:tcMar>
-              <w:top w:w="80" w:type="dxa"/>
-              <w:left w:w="130" w:type="dxa"/>
-              <w:bottom w:w="80" w:type="dxa"/>
-              <w:right w:w="130" w:type="dxa"/>
-            </w:tcMar>
-          </w:tcPr>
-          <w:p>
-            <w:r>
-              <w:rPr>
-                <w:b/>
-                <w:bCs/>
-                <w:color w:val="FFFFFF"/>
-                <w:sz w:val="18"/>
-                <w:szCs w:val="18"/>
-              </w:rPr>
-              <w:t>Term</w:t>
-            </w:r>
-          </w:p>
-        </w:tc>
-        <w:tc>
-          <w:tcPr>
-            <w:tcW w:w="6800" w:type="dxa"/>
-            <w:tcBorders>
-              <w:top w:val="single" w:sz="1" w:space="0" w:color="CCCCCC"/>
-              <w:left w:val="single" w:sz="1" w:space="0" w:color="CCCCCC"/>
-              <w:bottom w:val="single" w:sz="1" w:space="0" w:color="CCCCCC"/>
-              <w:right w:val="single" w:sz="1" w:space="0" w:color="CCCCCC"/>
-            </w:tcBorders>
-            <w:shd w:val="clear" w:color="auto" w:fill="1F4E79"/>
-            <w:tcMar>
-              <w:top w:w="80" w:type="dxa"/>
-              <w:left w:w="130" w:type="dxa"/>
-              <w:bottom w:w="80" w:type="dxa"/>
-              <w:right w:w="130" w:type="dxa"/>
-            </w:tcMar>
-          </w:tcPr>
-          <w:p>
-            <w:r>
-              <w:rPr>
-                <w:b/>
-                <w:bCs/>
-                <w:color w:val="FFFFFF"/>
-                <w:sz w:val="18"/>
-                <w:szCs w:val="18"/>
-              </w:rPr>
-              <w:t>Definition</w:t>
-            </w:r>
-          </w:p>
-        </w:tc>
-      </w:tr>
-      <w:tr>
-        <w:tblPrEx>
-          <w:tblCellMar>
-            <w:top w:w="0" w:type="dxa"/>
-            <w:bottom w:w="0" w:type="dxa"/>
-          </w:tblCellMar>
-        </w:tblPrEx>
-        <w:tc>
-          <w:tcPr>
-            <w:tcW w:w="2200" w:type="dxa"/>
-            <w:tcBorders>
-              <w:top w:val="single" w:sz="1" w:space="0" w:color="CCCCCC"/>
-              <w:left w:val="single" w:sz="1" w:space="0" w:color="CCCCCC"/>
-              <w:bottom w:val="single" w:sz="1" w:space="0" w:color="CCCCCC"/>
-              <w:right w:val="single" w:sz="1" w:space="0" w:color="CCCCCC"/>
-            </w:tcBorders>
-            <w:shd w:val="clear" w:color="auto" w:fill="D6E4F0"/>
-            <w:tcMar>
-              <w:top w:w="80" w:type="dxa"/>
-              <w:left w:w="130" w:type="dxa"/>
-              <w:bottom w:w="80" w:type="dxa"/>
-              <w:right w:w="130" w:type="dxa"/>
-            </w:tcMar>
-          </w:tcPr>
-          <w:p>
-            <w:r>
-              <w:rPr>
-                <w:color w:val="000000"/>
-                <w:sz w:val="18"/>
-                <w:szCs w:val="18"/>
-              </w:rPr>
-              <w:t>AIMS</w:t>
-            </w:r>
-          </w:p>
-        </w:tc>
-        <w:tc>
-          <w:tcPr>
-            <w:tcW w:w="6800" w:type="dxa"/>
-            <w:tcBorders>
-              <w:top w:val="single" w:sz="1" w:space="0" w:color="CCCCCC"/>
-              <w:left w:val="single" w:sz="1" w:space="0" w:color="CCCCCC"/>
-              <w:bottom w:val="single" w:sz="1" w:space="0" w:color="CCCCCC"/>
-              <w:right w:val="single" w:sz="1" w:space="0" w:color="CCCCCC"/>
-            </w:tcBorders>
-            <w:shd w:val="clear" w:color="auto" w:fill="D6E4F0"/>
-            <w:tcMar>
-              <w:top w:w="80" w:type="dxa"/>
-              <w:left w:w="130" w:type="dxa"/>
-              <w:bottom w:w="80" w:type="dxa"/>
-              <w:right w:w="130" w:type="dxa"/>
-            </w:tcMar>
-          </w:tcPr>
-          <w:p>
-            <w:r>
-              <w:rPr>
-                <w:color w:val="000000"/>
-                <w:sz w:val="18"/>
-                <w:szCs w:val="18"/>
-              </w:rPr>
-              <w:t>Airline Information Management System — crew rostering, duty scheduling, and roster source of truth</w:t>
-            </w:r>
-          </w:p>
-        </w:tc>
-      </w:tr>
-      <w:tr>
-        <w:tblPrEx>
-          <w:tblCellMar>
-            <w:top w:w="0" w:type="dxa"/>
-            <w:bottom w:w="0" w:type="dxa"/>
-          </w:tblCellMar>
-        </w:tblPrEx>
-        <w:tc>
-          <w:tcPr>
-            <w:tcW w:w="2200" w:type="dxa"/>
-            <w:tcBorders>
-              <w:top w:val="single" w:sz="1" w:space="0" w:color="CCCCCC"/>
-              <w:left w:val="single" w:sz="1" w:space="0" w:color="CCCCCC"/>
-              <w:bottom w:val="single" w:sz="1" w:space="0" w:color="CCCCCC"/>
-              <w:right w:val="single" w:sz="1" w:space="0" w:color="CCCCCC"/>
-            </w:tcBorders>
-            <w:shd w:val="clear" w:color="auto" w:fill="FFFFFF"/>
-            <w:tcMar>
-              <w:top w:w="80" w:type="dxa"/>
-              <w:left w:w="130" w:type="dxa"/>
-              <w:bottom w:w="80" w:type="dxa"/>
-              <w:right w:w="130" w:type="dxa"/>
-            </w:tcMar>
-          </w:tcPr>
-          <w:p>
-            <w:proofErr w:type="spellStart"/>
-            <w:r>
-              <w:rPr>
-                <w:color w:val="000000"/>
-                <w:sz w:val="18"/>
-                <w:szCs w:val="18"/>
-              </w:rPr>
-              <w:t>iCrew</w:t>
-            </w:r>
-            <w:proofErr w:type="spellEnd"/>
-            <w:r>
-              <w:rPr>
-                <w:color w:val="000000"/>
-                <w:sz w:val="18"/>
-                <w:szCs w:val="18"/>
-              </w:rPr>
-              <w:t xml:space="preserve"> / </w:t>
-            </w:r>
-            <w:proofErr w:type="spellStart"/>
-            <w:r>
-              <w:rPr>
-                <w:color w:val="000000"/>
-                <w:sz w:val="18"/>
-                <w:szCs w:val="18"/>
-              </w:rPr>
-              <w:t>ICrew</w:t>
-            </w:r>
-            <w:proofErr w:type="spellEnd"/>
-          </w:p>
-        </w:tc>
-        <w:tc>
-          <w:tcPr>
-            <w:tcW w:w="6800" w:type="dxa"/>
-            <w:tcBorders>
-              <w:top w:val="single" w:sz="1" w:space="0" w:color="CCCCCC"/>
-              <w:left w:val="single" w:sz="1" w:space="0" w:color="CCCCCC"/>
-              <w:bottom w:val="single" w:sz="1" w:space="0" w:color="CCCCCC"/>
-              <w:right w:val="single" w:sz="1" w:space="0" w:color="CCCCCC"/>
-            </w:tcBorders>
-            <w:shd w:val="clear" w:color="auto" w:fill="FFFFFF"/>
-            <w:tcMar>
-              <w:top w:w="80" w:type="dxa"/>
-              <w:left w:w="130" w:type="dxa"/>
-              <w:bottom w:w="80" w:type="dxa"/>
-              <w:right w:w="130" w:type="dxa"/>
-            </w:tcMar>
-          </w:tcPr>
-          <w:p>
-            <w:r>
-              <w:rPr>
-                <w:color w:val="000000"/>
-                <w:sz w:val="18"/>
-                <w:szCs w:val="18"/>
-              </w:rPr>
-              <w:t>Crew self-service portal within AIMS; crew update personal details and view schedules and hotel info</w:t>
-            </w:r>
-          </w:p>
-        </w:tc>
-      </w:tr>
-      <w:tr>
-        <w:tblPrEx>
-          <w:tblCellMar>
-            <w:top w:w="0" w:type="dxa"/>
-            <w:bottom w:w="0" w:type="dxa"/>
-          </w:tblCellMar>
-        </w:tblPrEx>
-        <w:tc>
-          <w:tcPr>
-            <w:tcW w:w="2200" w:type="dxa"/>
-            <w:tcBorders>
-              <w:top w:val="single" w:sz="1" w:space="0" w:color="CCCCCC"/>
-              <w:left w:val="single" w:sz="1" w:space="0" w:color="CCCCCC"/>
-              <w:bottom w:val="single" w:sz="1" w:space="0" w:color="CCCCCC"/>
-              <w:right w:val="single" w:sz="1" w:space="0" w:color="CCCCCC"/>
-            </w:tcBorders>
-            <w:shd w:val="clear" w:color="auto" w:fill="D6E4F0"/>
-            <w:tcMar>
-              <w:top w:w="80" w:type="dxa"/>
-              <w:left w:w="130" w:type="dxa"/>
-              <w:bottom w:w="80" w:type="dxa"/>
-              <w:right w:w="130" w:type="dxa"/>
-            </w:tcMar>
-          </w:tcPr>
-          <w:p>
-            <w:r>
-              <w:rPr>
-                <w:color w:val="000000"/>
-                <w:sz w:val="18"/>
-                <w:szCs w:val="18"/>
-              </w:rPr>
-              <w:t>HOTAC</w:t>
-            </w:r>
-          </w:p>
-        </w:tc>
-        <w:tc>
-          <w:tcPr>
-            <w:tcW w:w="6800" w:type="dxa"/>
-            <w:tcBorders>
-              <w:top w:val="single" w:sz="1" w:space="0" w:color="CCCCCC"/>
-              <w:left w:val="single" w:sz="1" w:space="0" w:color="CCCCCC"/>
-              <w:bottom w:val="single" w:sz="1" w:space="0" w:color="CCCCCC"/>
-              <w:right w:val="single" w:sz="1" w:space="0" w:color="CCCCCC"/>
-            </w:tcBorders>
-            <w:shd w:val="clear" w:color="auto" w:fill="D6E4F0"/>
-            <w:tcMar>
-              <w:top w:w="80" w:type="dxa"/>
-              <w:left w:w="130" w:type="dxa"/>
-              <w:bottom w:w="80" w:type="dxa"/>
-              <w:right w:w="130" w:type="dxa"/>
-            </w:tcMar>
-          </w:tcPr>
-          <w:p>
-            <w:r>
-              <w:rPr>
-                <w:color w:val="000000"/>
-                <w:sz w:val="18"/>
-                <w:szCs w:val="18"/>
-              </w:rPr>
-              <w:t>Hotel Accommodation system — tracks hotel bookings, status, and vendor assignments for crew layovers</w:t>
-            </w:r>
-          </w:p>
-        </w:tc>
-      </w:tr>
-      <w:tr>
-        <w:tblPrEx>
-          <w:tblCellMar>
-            <w:top w:w="0" w:type="dxa"/>
-            <w:bottom w:w="0" w:type="dxa"/>
-          </w:tblCellMar>
-        </w:tblPrEx>
-        <w:tc>
-          <w:tcPr>
-            <w:tcW w:w="2200" w:type="dxa"/>
-            <w:tcBorders>
-              <w:top w:val="single" w:sz="1" w:space="0" w:color="CCCCCC"/>
-              <w:left w:val="single" w:sz="1" w:space="0" w:color="CCCCCC"/>
-              <w:bottom w:val="single" w:sz="1" w:space="0" w:color="CCCCCC"/>
-              <w:right w:val="single" w:sz="1" w:space="0" w:color="CCCCCC"/>
-            </w:tcBorders>
-            <w:shd w:val="clear" w:color="auto" w:fill="FFFFFF"/>
-            <w:tcMar>
-              <w:top w:w="80" w:type="dxa"/>
-              <w:left w:w="130" w:type="dxa"/>
-              <w:bottom w:w="80" w:type="dxa"/>
-              <w:right w:w="130" w:type="dxa"/>
-            </w:tcMar>
-          </w:tcPr>
-          <w:p>
-            <w:r>
-              <w:rPr>
-                <w:color w:val="000000"/>
-                <w:sz w:val="18"/>
-                <w:szCs w:val="18"/>
-              </w:rPr>
-              <w:t>HOTAC Transport</w:t>
-            </w:r>
-          </w:p>
-        </w:tc>
-        <w:tc>
-          <w:tcPr>
-            <w:tcW w:w="6800" w:type="dxa"/>
-            <w:tcBorders>
-              <w:top w:val="single" w:sz="1" w:space="0" w:color="CCCCCC"/>
-              <w:left w:val="single" w:sz="1" w:space="0" w:color="CCCCCC"/>
-              <w:bottom w:val="single" w:sz="1" w:space="0" w:color="CCCCCC"/>
-              <w:right w:val="single" w:sz="1" w:space="0" w:color="CCCCCC"/>
-            </w:tcBorders>
-            <w:shd w:val="clear" w:color="auto" w:fill="FFFFFF"/>
-            <w:tcMar>
-              <w:top w:w="80" w:type="dxa"/>
-              <w:left w:w="130" w:type="dxa"/>
-              <w:bottom w:w="80" w:type="dxa"/>
-              <w:right w:w="130" w:type="dxa"/>
-            </w:tcMar>
-          </w:tcPr>
-          <w:p>
-            <w:r>
-              <w:rPr>
-                <w:color w:val="000000"/>
-                <w:sz w:val="18"/>
-                <w:szCs w:val="18"/>
-              </w:rPr>
-              <w:t>Transport sub-module within HOTAC tracking ground transport / cab assignments</w:t>
-            </w:r>
-          </w:p>
-        </w:tc>
-      </w:tr>
-      <w:tr>
-        <w:tblPrEx>
-          <w:tblCellMar>
-            <w:top w:w="0" w:type="dxa"/>
-            <w:bottom w:w="0" w:type="dxa"/>
-          </w:tblCellMar>
-        </w:tblPrEx>
-        <w:tc>
-          <w:tcPr>
-            <w:tcW w:w="2200" w:type="dxa"/>
-            <w:tcBorders>
-              <w:top w:val="single" w:sz="1" w:space="0" w:color="CCCCCC"/>
-              <w:left w:val="single" w:sz="1" w:space="0" w:color="CCCCCC"/>
-              <w:bottom w:val="single" w:sz="1" w:space="0" w:color="CCCCCC"/>
-              <w:right w:val="single" w:sz="1" w:space="0" w:color="CCCCCC"/>
-            </w:tcBorders>
-            <w:shd w:val="clear" w:color="auto" w:fill="D6E4F0"/>
-            <w:tcMar>
-              <w:top w:w="80" w:type="dxa"/>
-              <w:left w:w="130" w:type="dxa"/>
-              <w:bottom w:w="80" w:type="dxa"/>
-              <w:right w:w="130" w:type="dxa"/>
-            </w:tcMar>
-          </w:tcPr>
-          <w:p>
-            <w:r>
-              <w:rPr>
-                <w:color w:val="000000"/>
-                <w:sz w:val="18"/>
-                <w:szCs w:val="18"/>
-              </w:rPr>
-              <w:t>Operating Crew</w:t>
-            </w:r>
-          </w:p>
-        </w:tc>
-        <w:tc>
-          <w:tcPr>
-            <w:tcW w:w="6800" w:type="dxa"/>
-            <w:tcBorders>
-              <w:top w:val="single" w:sz="1" w:space="0" w:color="CCCCCC"/>
-              <w:left w:val="single" w:sz="1" w:space="0" w:color="CCCCCC"/>
-              <w:bottom w:val="single" w:sz="1" w:space="0" w:color="CCCCCC"/>
-              <w:right w:val="single" w:sz="1" w:space="0" w:color="CCCCCC"/>
-            </w:tcBorders>
-            <w:shd w:val="clear" w:color="auto" w:fill="D6E4F0"/>
-            <w:tcMar>
-              <w:top w:w="80" w:type="dxa"/>
-              <w:left w:w="130" w:type="dxa"/>
-              <w:bottom w:w="80" w:type="dxa"/>
-              <w:right w:w="130" w:type="dxa"/>
-            </w:tcMar>
-          </w:tcPr>
-          <w:p>
-            <w:r>
-              <w:rPr>
-                <w:color w:val="000000"/>
-                <w:sz w:val="18"/>
-                <w:szCs w:val="18"/>
-              </w:rPr>
-              <w:t>Crew actively operating (flying) a scheduled flight</w:t>
-            </w:r>
-          </w:p>
-        </w:tc>
-      </w:tr>
-      <w:tr>
-        <w:tblPrEx>
-          <w:tblCellMar>
-            <w:top w:w="0" w:type="dxa"/>
-            <w:bottom w:w="0" w:type="dxa"/>
-          </w:tblCellMar>
-        </w:tblPrEx>
-        <w:tc>
-          <w:tcPr>
-            <w:tcW w:w="2200" w:type="dxa"/>
-            <w:tcBorders>
-              <w:top w:val="single" w:sz="1" w:space="0" w:color="CCCCCC"/>
-              <w:left w:val="single" w:sz="1" w:space="0" w:color="CCCCCC"/>
-              <w:bottom w:val="single" w:sz="1" w:space="0" w:color="CCCCCC"/>
-              <w:right w:val="single" w:sz="1" w:space="0" w:color="CCCCCC"/>
-            </w:tcBorders>
-            <w:shd w:val="clear" w:color="auto" w:fill="FFFFFF"/>
-            <w:tcMar>
-              <w:top w:w="80" w:type="dxa"/>
-              <w:left w:w="130" w:type="dxa"/>
-              <w:bottom w:w="80" w:type="dxa"/>
-              <w:right w:w="130" w:type="dxa"/>
-            </w:tcMar>
-          </w:tcPr>
-          <w:p>
-            <w:r>
-              <w:rPr>
-                <w:color w:val="000000"/>
-                <w:sz w:val="18"/>
-                <w:szCs w:val="18"/>
-              </w:rPr>
-              <w:t>Training Crew</w:t>
-            </w:r>
-          </w:p>
-        </w:tc>
-        <w:tc>
-          <w:tcPr>
-            <w:tcW w:w="6800" w:type="dxa"/>
-            <w:tcBorders>
-              <w:top w:val="single" w:sz="1" w:space="0" w:color="CCCCCC"/>
-              <w:left w:val="single" w:sz="1" w:space="0" w:color="CCCCCC"/>
-              <w:bottom w:val="single" w:sz="1" w:space="0" w:color="CCCCCC"/>
-              <w:right w:val="single" w:sz="1" w:space="0" w:color="CCCCCC"/>
-            </w:tcBorders>
-            <w:shd w:val="clear" w:color="auto" w:fill="FFFFFF"/>
-            <w:tcMar>
-              <w:top w:w="80" w:type="dxa"/>
-              <w:left w:w="130" w:type="dxa"/>
-              <w:bottom w:w="80" w:type="dxa"/>
-              <w:right w:w="130" w:type="dxa"/>
-            </w:tcMar>
-          </w:tcPr>
-          <w:p>
-            <w:r>
-              <w:rPr>
-                <w:color w:val="000000"/>
-                <w:sz w:val="18"/>
-                <w:szCs w:val="18"/>
-              </w:rPr>
-              <w:t>Crew assigned to ground training duties (simulator, classroom, base checks)</w:t>
-            </w:r>
-          </w:p>
-        </w:tc>
-      </w:tr>
-      <w:tr>
-        <w:tblPrEx>
-          <w:tblCellMar>
-            <w:top w:w="0" w:type="dxa"/>
-            <w:bottom w:w="0" w:type="dxa"/>
-          </w:tblCellMar>
-        </w:tblPrEx>
-        <w:tc>
-          <w:tcPr>
-            <w:tcW w:w="2200" w:type="dxa"/>
-            <w:tcBorders>
-              <w:top w:val="single" w:sz="1" w:space="0" w:color="CCCCCC"/>
-              <w:left w:val="single" w:sz="1" w:space="0" w:color="CCCCCC"/>
-              <w:bottom w:val="single" w:sz="1" w:space="0" w:color="CCCCCC"/>
-              <w:right w:val="single" w:sz="1" w:space="0" w:color="CCCCCC"/>
-            </w:tcBorders>
-            <w:shd w:val="clear" w:color="auto" w:fill="D6E4F0"/>
-            <w:tcMar>
-              <w:top w:w="80" w:type="dxa"/>
-              <w:left w:w="130" w:type="dxa"/>
-              <w:bottom w:w="80" w:type="dxa"/>
-              <w:right w:w="130" w:type="dxa"/>
-            </w:tcMar>
-          </w:tcPr>
-          <w:p>
-            <w:r>
-              <w:rPr>
-                <w:color w:val="000000"/>
-                <w:sz w:val="18"/>
-                <w:szCs w:val="18"/>
-              </w:rPr>
-              <w:t>RLLH / Relocation</w:t>
-            </w:r>
-          </w:p>
-        </w:tc>
-        <w:tc>
-          <w:tcPr>
-            <w:tcW w:w="6800" w:type="dxa"/>
-            <w:tcBorders>
-              <w:top w:val="single" w:sz="1" w:space="0" w:color="CCCCCC"/>
-              <w:left w:val="single" w:sz="1" w:space="0" w:color="CCCCCC"/>
-              <w:bottom w:val="single" w:sz="1" w:space="0" w:color="CCCCCC"/>
-              <w:right w:val="single" w:sz="1" w:space="0" w:color="CCCCCC"/>
-            </w:tcBorders>
-            <w:shd w:val="clear" w:color="auto" w:fill="D6E4F0"/>
-            <w:tcMar>
-              <w:top w:w="80" w:type="dxa"/>
-              <w:left w:w="130" w:type="dxa"/>
-              <w:bottom w:w="80" w:type="dxa"/>
-              <w:right w:w="130" w:type="dxa"/>
-            </w:tcMar>
-          </w:tcPr>
-          <w:p>
-            <w:r>
-              <w:rPr>
-                <w:color w:val="000000"/>
-                <w:sz w:val="18"/>
-                <w:szCs w:val="18"/>
-              </w:rPr>
-              <w:t>Crew assigned temporarily or permanently to a new base; relocation flag in AIMS</w:t>
-            </w:r>
-          </w:p>
-        </w:tc>
-      </w:tr>
-      <w:tr>
-        <w:tblPrEx>
-          <w:tblCellMar>
-            <w:top w:w="0" w:type="dxa"/>
-            <w:bottom w:w="0" w:type="dxa"/>
-          </w:tblCellMar>
-        </w:tblPrEx>
-        <w:tc>
-          <w:tcPr>
-            <w:tcW w:w="2200" w:type="dxa"/>
-            <w:tcBorders>
-              <w:top w:val="single" w:sz="1" w:space="0" w:color="CCCCCC"/>
-              <w:left w:val="single" w:sz="1" w:space="0" w:color="CCCCCC"/>
-              <w:bottom w:val="single" w:sz="1" w:space="0" w:color="CCCCCC"/>
-              <w:right w:val="single" w:sz="1" w:space="0" w:color="CCCCCC"/>
-            </w:tcBorders>
-            <w:shd w:val="clear" w:color="auto" w:fill="FFFFFF"/>
-            <w:tcMar>
-              <w:top w:w="80" w:type="dxa"/>
-              <w:left w:w="130" w:type="dxa"/>
-              <w:bottom w:w="80" w:type="dxa"/>
-              <w:right w:w="130" w:type="dxa"/>
-            </w:tcMar>
-          </w:tcPr>
-          <w:p>
-            <w:r>
-              <w:rPr>
-                <w:color w:val="000000"/>
-                <w:sz w:val="18"/>
-                <w:szCs w:val="18"/>
-              </w:rPr>
-              <w:t>Layover</w:t>
-            </w:r>
-          </w:p>
-        </w:tc>
-        <w:tc>
-          <w:tcPr>
-            <w:tcW w:w="6800" w:type="dxa"/>
-            <w:tcBorders>
-              <w:top w:val="single" w:sz="1" w:space="0" w:color="CCCCCC"/>
-              <w:left w:val="single" w:sz="1" w:space="0" w:color="CCCCCC"/>
-              <w:bottom w:val="single" w:sz="1" w:space="0" w:color="CCCCCC"/>
-              <w:right w:val="single" w:sz="1" w:space="0" w:color="CCCCCC"/>
-            </w:tcBorders>
-            <w:shd w:val="clear" w:color="auto" w:fill="FFFFFF"/>
-            <w:tcMar>
-              <w:top w:w="80" w:type="dxa"/>
-              <w:left w:w="130" w:type="dxa"/>
-              <w:bottom w:w="80" w:type="dxa"/>
-              <w:right w:w="130" w:type="dxa"/>
-            </w:tcMar>
-          </w:tcPr>
-          <w:p>
-            <w:r>
-              <w:rPr>
-                <w:color w:val="000000"/>
-                <w:sz w:val="18"/>
-                <w:szCs w:val="18"/>
-              </w:rPr>
-              <w:t>Scheduled rest period away from home base between two flights</w:t>
-            </w:r>
-          </w:p>
-        </w:tc>
-      </w:tr>
-      <w:tr>
-        <w:tblPrEx>
-          <w:tblCellMar>
-            <w:top w:w="0" w:type="dxa"/>
-            <w:bottom w:w="0" w:type="dxa"/>
-          </w:tblCellMar>
-        </w:tblPrEx>
-        <w:tc>
-          <w:tcPr>
-            <w:tcW w:w="2200" w:type="dxa"/>
-            <w:tcBorders>
-              <w:top w:val="single" w:sz="1" w:space="0" w:color="CCCCCC"/>
-              <w:left w:val="single" w:sz="1" w:space="0" w:color="CCCCCC"/>
-              <w:bottom w:val="single" w:sz="1" w:space="0" w:color="CCCCCC"/>
-              <w:right w:val="single" w:sz="1" w:space="0" w:color="CCCCCC"/>
-            </w:tcBorders>
-            <w:shd w:val="clear" w:color="auto" w:fill="D6E4F0"/>
-            <w:tcMar>
-              <w:top w:w="80" w:type="dxa"/>
-              <w:left w:w="130" w:type="dxa"/>
-              <w:bottom w:w="80" w:type="dxa"/>
-              <w:right w:w="130" w:type="dxa"/>
-            </w:tcMar>
-          </w:tcPr>
-          <w:p>
-            <w:r>
-              <w:rPr>
-                <w:color w:val="000000"/>
-                <w:sz w:val="18"/>
-                <w:szCs w:val="18"/>
-              </w:rPr>
-              <w:t>Day Use Hotel</w:t>
-            </w:r>
-          </w:p>
-        </w:tc>
-        <w:tc>
-          <w:tcPr>
-            <w:tcW w:w="6800" w:type="dxa"/>
-            <w:tcBorders>
-              <w:top w:val="single" w:sz="1" w:space="0" w:color="CCCCCC"/>
-              <w:left w:val="single" w:sz="1" w:space="0" w:color="CCCCCC"/>
-              <w:bottom w:val="single" w:sz="1" w:space="0" w:color="CCCCCC"/>
-              <w:right w:val="single" w:sz="1" w:space="0" w:color="CCCCCC"/>
-            </w:tcBorders>
-            <w:shd w:val="clear" w:color="auto" w:fill="D6E4F0"/>
-            <w:tcMar>
-              <w:top w:w="80" w:type="dxa"/>
-              <w:left w:w="130" w:type="dxa"/>
-              <w:bottom w:w="80" w:type="dxa"/>
-              <w:right w:w="130" w:type="dxa"/>
-            </w:tcMar>
-          </w:tcPr>
-          <w:p>
-            <w:r>
-              <w:rPr>
-                <w:color w:val="000000"/>
-                <w:sz w:val="18"/>
-                <w:szCs w:val="18"/>
-              </w:rPr>
-              <w:t>Hotel provided for crew during a transit halt — subject to minimum halt duration; not an overnight stay</w:t>
-            </w:r>
-          </w:p>
-        </w:tc>
-      </w:tr>
-      <w:tr>
-        <w:tblPrEx>
-          <w:tblCellMar>
-            <w:top w:w="0" w:type="dxa"/>
-            <w:bottom w:w="0" w:type="dxa"/>
-          </w:tblCellMar>
-        </w:tblPrEx>
-        <w:tc>
-          <w:tcPr>
-            <w:tcW w:w="2200" w:type="dxa"/>
-            <w:tcBorders>
-              <w:top w:val="single" w:sz="1" w:space="0" w:color="CCCCCC"/>
-              <w:left w:val="single" w:sz="1" w:space="0" w:color="CCCCCC"/>
-              <w:bottom w:val="single" w:sz="1" w:space="0" w:color="CCCCCC"/>
-              <w:right w:val="single" w:sz="1" w:space="0" w:color="CCCCCC"/>
-            </w:tcBorders>
-            <w:shd w:val="clear" w:color="auto" w:fill="FFFFFF"/>
-            <w:tcMar>
-              <w:top w:w="80" w:type="dxa"/>
-              <w:left w:w="130" w:type="dxa"/>
-              <w:bottom w:w="80" w:type="dxa"/>
-              <w:right w:w="130" w:type="dxa"/>
-            </w:tcMar>
-          </w:tcPr>
-          <w:p>
-            <w:r>
-              <w:rPr>
-                <w:color w:val="000000"/>
-                <w:sz w:val="18"/>
-                <w:szCs w:val="18"/>
-              </w:rPr>
-              <w:t>Halt Duration</w:t>
-            </w:r>
-          </w:p>
-        </w:tc>
-        <w:tc>
-          <w:tcPr>
-            <w:tcW w:w="6800" w:type="dxa"/>
-            <w:tcBorders>
-              <w:top w:val="single" w:sz="1" w:space="0" w:color="CCCCCC"/>
-              <w:left w:val="single" w:sz="1" w:space="0" w:color="CCCCCC"/>
-              <w:bottom w:val="single" w:sz="1" w:space="0" w:color="CCCCCC"/>
-              <w:right w:val="single" w:sz="1" w:space="0" w:color="CCCCCC"/>
-            </w:tcBorders>
-            <w:shd w:val="clear" w:color="auto" w:fill="FFFFFF"/>
-            <w:tcMar>
-              <w:top w:w="80" w:type="dxa"/>
-              <w:left w:w="130" w:type="dxa"/>
-              <w:bottom w:w="80" w:type="dxa"/>
-              <w:right w:w="130" w:type="dxa"/>
-            </w:tcMar>
-          </w:tcPr>
-          <w:p>
-            <w:r>
-              <w:rPr>
-                <w:color w:val="000000"/>
-                <w:sz w:val="18"/>
-                <w:szCs w:val="18"/>
-              </w:rPr>
-              <w:t>Time between a crew's arrival at a transit station and their next departure from that station</w:t>
-            </w:r>
-          </w:p>
-        </w:tc>
-      </w:tr>
-      <w:tr>
-        <w:tblPrEx>
-          <w:tblCellMar>
-            <w:top w:w="0" w:type="dxa"/>
-            <w:bottom w:w="0" w:type="dxa"/>
-          </w:tblCellMar>
-        </w:tblPrEx>
-        <w:tc>
-          <w:tcPr>
-            <w:tcW w:w="2200" w:type="dxa"/>
-            <w:tcBorders>
-              <w:top w:val="single" w:sz="1" w:space="0" w:color="CCCCCC"/>
-              <w:left w:val="single" w:sz="1" w:space="0" w:color="CCCCCC"/>
-              <w:bottom w:val="single" w:sz="1" w:space="0" w:color="CCCCCC"/>
-              <w:right w:val="single" w:sz="1" w:space="0" w:color="CCCCCC"/>
-            </w:tcBorders>
-            <w:shd w:val="clear" w:color="auto" w:fill="D6E4F0"/>
-            <w:tcMar>
-              <w:top w:w="80" w:type="dxa"/>
-              <w:left w:w="130" w:type="dxa"/>
-              <w:bottom w:w="80" w:type="dxa"/>
-              <w:right w:w="130" w:type="dxa"/>
-            </w:tcMar>
-          </w:tcPr>
-          <w:p>
-            <w:r>
-              <w:rPr>
-                <w:color w:val="000000"/>
-                <w:sz w:val="18"/>
-                <w:szCs w:val="18"/>
-              </w:rPr>
-              <w:t>IFS</w:t>
-            </w:r>
-          </w:p>
-        </w:tc>
-        <w:tc>
-          <w:tcPr>
-            <w:tcW w:w="6800" w:type="dxa"/>
-            <w:tcBorders>
-              <w:top w:val="single" w:sz="1" w:space="0" w:color="CCCCCC"/>
-              <w:left w:val="single" w:sz="1" w:space="0" w:color="CCCCCC"/>
-              <w:bottom w:val="single" w:sz="1" w:space="0" w:color="CCCCCC"/>
-              <w:right w:val="single" w:sz="1" w:space="0" w:color="CCCCCC"/>
-            </w:tcBorders>
-            <w:shd w:val="clear" w:color="auto" w:fill="D6E4F0"/>
-            <w:tcMar>
-              <w:top w:w="80" w:type="dxa"/>
-              <w:left w:w="130" w:type="dxa"/>
-              <w:bottom w:w="80" w:type="dxa"/>
-              <w:right w:w="130" w:type="dxa"/>
-            </w:tcMar>
-          </w:tcPr>
-          <w:p>
-            <w:r>
-              <w:rPr>
-                <w:color w:val="000000"/>
-                <w:sz w:val="18"/>
-                <w:szCs w:val="18"/>
-              </w:rPr>
-              <w:t>In-Flight Services — the department managing Cabin Crew operations</w:t>
-            </w:r>
-          </w:p>
-        </w:tc>
-      </w:tr>
-      <w:tr>
-        <w:tblPrEx>
-          <w:tblCellMar>
-            <w:top w:w="0" w:type="dxa"/>
-            <w:bottom w:w="0" w:type="dxa"/>
-          </w:tblCellMar>
-        </w:tblPrEx>
-        <w:tc>
-          <w:tcPr>
-            <w:tcW w:w="2200" w:type="dxa"/>
-            <w:tcBorders>
-              <w:top w:val="single" w:sz="1" w:space="0" w:color="CCCCCC"/>
-              <w:left w:val="single" w:sz="1" w:space="0" w:color="CCCCCC"/>
-              <w:bottom w:val="single" w:sz="1" w:space="0" w:color="CCCCCC"/>
-              <w:right w:val="single" w:sz="1" w:space="0" w:color="CCCCCC"/>
-            </w:tcBorders>
-            <w:shd w:val="clear" w:color="auto" w:fill="FFFFFF"/>
-            <w:tcMar>
-              <w:top w:w="80" w:type="dxa"/>
-              <w:left w:w="130" w:type="dxa"/>
-              <w:bottom w:w="80" w:type="dxa"/>
-              <w:right w:w="130" w:type="dxa"/>
-            </w:tcMar>
-          </w:tcPr>
-          <w:p>
-            <w:r>
-              <w:rPr>
-                <w:color w:val="000000"/>
-                <w:sz w:val="18"/>
-                <w:szCs w:val="18"/>
-              </w:rPr>
-              <w:t>IGA</w:t>
-            </w:r>
-          </w:p>
-        </w:tc>
-        <w:tc>
-          <w:tcPr>
-            <w:tcW w:w="6800" w:type="dxa"/>
-            <w:tcBorders>
-              <w:top w:val="single" w:sz="1" w:space="0" w:color="CCCCCC"/>
-              <w:left w:val="single" w:sz="1" w:space="0" w:color="CCCCCC"/>
-              <w:bottom w:val="single" w:sz="1" w:space="0" w:color="CCCCCC"/>
-              <w:right w:val="single" w:sz="1" w:space="0" w:color="CCCCCC"/>
-            </w:tcBorders>
-            <w:shd w:val="clear" w:color="auto" w:fill="FFFFFF"/>
-            <w:tcMar>
-              <w:top w:w="80" w:type="dxa"/>
-              <w:left w:w="130" w:type="dxa"/>
-              <w:bottom w:w="80" w:type="dxa"/>
-              <w:right w:w="130" w:type="dxa"/>
-            </w:tcMar>
-          </w:tcPr>
-          <w:p>
-            <w:r>
-              <w:rPr>
-                <w:color w:val="000000"/>
-                <w:sz w:val="18"/>
-                <w:szCs w:val="18"/>
-              </w:rPr>
-              <w:t>Reviewer initials in the source Excel (IndiGo Airlines review, June 2024)</w:t>
-            </w:r>
-          </w:p>
-        </w:tc>
-      </w:tr>
-      <w:tr>
-        <w:tblPrEx>
-          <w:tblCellMar>
-            <w:top w:w="0" w:type="dxa"/>
-            <w:bottom w:w="0" w:type="dxa"/>
-          </w:tblCellMar>
-        </w:tblPrEx>
-        <w:tc>
-          <w:tcPr>
-            <w:tcW w:w="2200" w:type="dxa"/>
-            <w:tcBorders>
-              <w:top w:val="single" w:sz="1" w:space="0" w:color="CCCCCC"/>
-              <w:left w:val="single" w:sz="1" w:space="0" w:color="CCCCCC"/>
-              <w:bottom w:val="single" w:sz="1" w:space="0" w:color="CCCCCC"/>
-              <w:right w:val="single" w:sz="1" w:space="0" w:color="CCCCCC"/>
-            </w:tcBorders>
-            <w:shd w:val="clear" w:color="auto" w:fill="D6E4F0"/>
-            <w:tcMar>
-              <w:top w:w="80" w:type="dxa"/>
-              <w:left w:w="130" w:type="dxa"/>
-              <w:bottom w:w="80" w:type="dxa"/>
-              <w:right w:w="130" w:type="dxa"/>
-            </w:tcMar>
-          </w:tcPr>
-          <w:p>
-            <w:r>
-              <w:rPr>
-                <w:color w:val="000000"/>
-                <w:sz w:val="18"/>
-                <w:szCs w:val="18"/>
-              </w:rPr>
-              <w:t>STA / ETA / ATA</w:t>
-            </w:r>
-          </w:p>
-        </w:tc>
-        <w:tc>
-          <w:tcPr>
-            <w:tcW w:w="6800" w:type="dxa"/>
-            <w:tcBorders>
-              <w:top w:val="single" w:sz="1" w:space="0" w:color="CCCCCC"/>
-              <w:left w:val="single" w:sz="1" w:space="0" w:color="CCCCCC"/>
-              <w:bottom w:val="single" w:sz="1" w:space="0" w:color="CCCCCC"/>
-              <w:right w:val="single" w:sz="1" w:space="0" w:color="CCCCCC"/>
-            </w:tcBorders>
-            <w:shd w:val="clear" w:color="auto" w:fill="D6E4F0"/>
-            <w:tcMar>
-              <w:top w:w="80" w:type="dxa"/>
-              <w:left w:w="130" w:type="dxa"/>
-              <w:bottom w:w="80" w:type="dxa"/>
-              <w:right w:w="130" w:type="dxa"/>
-            </w:tcMar>
-          </w:tcPr>
-          <w:p>
-            <w:r>
-              <w:rPr>
-                <w:color w:val="000000"/>
-                <w:sz w:val="18"/>
-                <w:szCs w:val="18"/>
-              </w:rPr>
-              <w:t>Scheduled / Estimated / Actual Time of Arrival</w:t>
-            </w:r>
-          </w:p>
-        </w:tc>
-      </w:tr>
-      <w:tr>
-        <w:tblPrEx>
-          <w:tblCellMar>
-            <w:top w:w="0" w:type="dxa"/>
-            <w:bottom w:w="0" w:type="dxa"/>
-          </w:tblCellMar>
-        </w:tblPrEx>
-        <w:tc>
-          <w:tcPr>
-            <w:tcW w:w="2200" w:type="dxa"/>
-            <w:tcBorders>
-              <w:top w:val="single" w:sz="1" w:space="0" w:color="CCCCCC"/>
-              <w:left w:val="single" w:sz="1" w:space="0" w:color="CCCCCC"/>
-              <w:bottom w:val="single" w:sz="1" w:space="0" w:color="CCCCCC"/>
-              <w:right w:val="single" w:sz="1" w:space="0" w:color="CCCCCC"/>
-            </w:tcBorders>
-            <w:shd w:val="clear" w:color="auto" w:fill="FFFFFF"/>
-            <w:tcMar>
-              <w:top w:w="80" w:type="dxa"/>
-              <w:left w:w="130" w:type="dxa"/>
-              <w:bottom w:w="80" w:type="dxa"/>
-              <w:right w:w="130" w:type="dxa"/>
-            </w:tcMar>
-          </w:tcPr>
-          <w:p>
-            <w:r>
-              <w:rPr>
-                <w:color w:val="000000"/>
-                <w:sz w:val="18"/>
-                <w:szCs w:val="18"/>
-              </w:rPr>
-              <w:t>STD / ETD</w:t>
-            </w:r>
-          </w:p>
-        </w:tc>
-        <w:tc>
-          <w:tcPr>
-            <w:tcW w:w="6800" w:type="dxa"/>
-            <w:tcBorders>
-              <w:top w:val="single" w:sz="1" w:space="0" w:color="CCCCCC"/>
-              <w:left w:val="single" w:sz="1" w:space="0" w:color="CCCCCC"/>
-              <w:bottom w:val="single" w:sz="1" w:space="0" w:color="CCCCCC"/>
-              <w:right w:val="single" w:sz="1" w:space="0" w:color="CCCCCC"/>
-            </w:tcBorders>
-            <w:shd w:val="clear" w:color="auto" w:fill="FFFFFF"/>
-            <w:tcMar>
-              <w:top w:w="80" w:type="dxa"/>
-              <w:left w:w="130" w:type="dxa"/>
-              <w:bottom w:w="80" w:type="dxa"/>
-              <w:right w:w="130" w:type="dxa"/>
-            </w:tcMar>
-          </w:tcPr>
-          <w:p>
-            <w:r>
-              <w:rPr>
-                <w:color w:val="000000"/>
-                <w:sz w:val="18"/>
-                <w:szCs w:val="18"/>
-              </w:rPr>
-              <w:t>Scheduled / Estimated Time of Departure</w:t>
-            </w:r>
-          </w:p>
-        </w:tc>
-      </w:tr>
-      <w:tr>
-        <w:tblPrEx>
-          <w:tblCellMar>
-            <w:top w:w="0" w:type="dxa"/>
-            <w:bottom w:w="0" w:type="dxa"/>
-          </w:tblCellMar>
-        </w:tblPrEx>
-        <w:tc>
-          <w:tcPr>
-            <w:tcW w:w="2200" w:type="dxa"/>
-            <w:tcBorders>
-              <w:top w:val="single" w:sz="1" w:space="0" w:color="CCCCCC"/>
-              <w:left w:val="single" w:sz="1" w:space="0" w:color="CCCCCC"/>
-              <w:bottom w:val="single" w:sz="1" w:space="0" w:color="CCCCCC"/>
-              <w:right w:val="single" w:sz="1" w:space="0" w:color="CCCCCC"/>
-            </w:tcBorders>
-            <w:shd w:val="clear" w:color="auto" w:fill="D6E4F0"/>
-            <w:tcMar>
-              <w:top w:w="80" w:type="dxa"/>
-              <w:left w:w="130" w:type="dxa"/>
-              <w:bottom w:w="80" w:type="dxa"/>
-              <w:right w:w="130" w:type="dxa"/>
-            </w:tcMar>
-          </w:tcPr>
-          <w:p>
-            <w:r>
-              <w:rPr>
-                <w:color w:val="000000"/>
-                <w:sz w:val="18"/>
-                <w:szCs w:val="18"/>
-              </w:rPr>
-              <w:t>Forex Card</w:t>
-            </w:r>
-          </w:p>
-        </w:tc>
-        <w:tc>
-          <w:tcPr>
-            <w:tcW w:w="6800" w:type="dxa"/>
-            <w:tcBorders>
-              <w:top w:val="single" w:sz="1" w:space="0" w:color="CCCCCC"/>
-              <w:left w:val="single" w:sz="1" w:space="0" w:color="CCCCCC"/>
-              <w:bottom w:val="single" w:sz="1" w:space="0" w:color="CCCCCC"/>
-              <w:right w:val="single" w:sz="1" w:space="0" w:color="CCCCCC"/>
-            </w:tcBorders>
-            <w:shd w:val="clear" w:color="auto" w:fill="D6E4F0"/>
-            <w:tcMar>
-              <w:top w:w="80" w:type="dxa"/>
-              <w:left w:w="130" w:type="dxa"/>
-              <w:bottom w:w="80" w:type="dxa"/>
-              <w:right w:w="130" w:type="dxa"/>
-            </w:tcMar>
-          </w:tcPr>
-          <w:p>
-            <w:r>
-              <w:rPr>
-                <w:color w:val="000000"/>
-                <w:sz w:val="18"/>
-                <w:szCs w:val="18"/>
-              </w:rPr>
-              <w:t>Pre-loaded currency card provided to crew for international allowances when day use hotel is not applicable</w:t>
-            </w:r>
-          </w:p>
-        </w:tc>
-      </w:tr>
-      <w:tr>
-        <w:tblPrEx>
-          <w:tblCellMar>
-            <w:top w:w="0" w:type="dxa"/>
-            <w:bottom w:w="0" w:type="dxa"/>
-          </w:tblCellMar>
-        </w:tblPrEx>
-        <w:tc>
-          <w:tcPr>
-            <w:tcW w:w="2200" w:type="dxa"/>
-            <w:tcBorders>
-              <w:top w:val="single" w:sz="1" w:space="0" w:color="CCCCCC"/>
-              <w:left w:val="single" w:sz="1" w:space="0" w:color="CCCCCC"/>
-              <w:bottom w:val="single" w:sz="1" w:space="0" w:color="CCCCCC"/>
-              <w:right w:val="single" w:sz="1" w:space="0" w:color="CCCCCC"/>
-            </w:tcBorders>
-            <w:shd w:val="clear" w:color="auto" w:fill="FFFFFF"/>
-            <w:tcMar>
-              <w:top w:w="80" w:type="dxa"/>
-              <w:left w:w="130" w:type="dxa"/>
-              <w:bottom w:w="80" w:type="dxa"/>
-              <w:right w:w="130" w:type="dxa"/>
-            </w:tcMar>
-          </w:tcPr>
-          <w:p>
-            <w:r>
-              <w:rPr>
-                <w:color w:val="000000"/>
-                <w:sz w:val="18"/>
-                <w:szCs w:val="18"/>
-              </w:rPr>
-              <w:t>Create Ticket</w:t>
-            </w:r>
-          </w:p>
-        </w:tc>
-        <w:tc>
-          <w:tcPr>
-            <w:tcW w:w="6800" w:type="dxa"/>
-            <w:tcBorders>
-              <w:top w:val="single" w:sz="1" w:space="0" w:color="CCCCCC"/>
-              <w:left w:val="single" w:sz="1" w:space="0" w:color="CCCCCC"/>
-              <w:bottom w:val="single" w:sz="1" w:space="0" w:color="CCCCCC"/>
-              <w:right w:val="single" w:sz="1" w:space="0" w:color="CCCCCC"/>
-            </w:tcBorders>
-            <w:shd w:val="clear" w:color="auto" w:fill="FFFFFF"/>
-            <w:tcMar>
-              <w:top w:w="80" w:type="dxa"/>
-              <w:left w:w="130" w:type="dxa"/>
-              <w:bottom w:w="80" w:type="dxa"/>
-              <w:right w:w="130" w:type="dxa"/>
-            </w:tcMar>
-          </w:tcPr>
-          <w:p>
-            <w:r>
-              <w:rPr>
-                <w:color w:val="000000"/>
-                <w:sz w:val="18"/>
-                <w:szCs w:val="18"/>
-              </w:rPr>
-              <w:t>Auto-generate a support ticket for the agent team to follow up asynchronously</w:t>
-            </w:r>
-          </w:p>
-        </w:tc>
-      </w:tr>
-      <w:tr>
-        <w:tblPrEx>
-          <w:tblCellMar>
-            <w:top w:w="0" w:type="dxa"/>
-            <w:bottom w:w="0" w:type="dxa"/>
-          </w:tblCellMar>
-        </w:tblPrEx>
-        <w:tc>
-          <w:tcPr>
-            <w:tcW w:w="2200" w:type="dxa"/>
-            <w:tcBorders>
-              <w:top w:val="single" w:sz="1" w:space="0" w:color="CCCCCC"/>
-              <w:left w:val="single" w:sz="1" w:space="0" w:color="CCCCCC"/>
-              <w:bottom w:val="single" w:sz="1" w:space="0" w:color="CCCCCC"/>
-              <w:right w:val="single" w:sz="1" w:space="0" w:color="CCCCCC"/>
-            </w:tcBorders>
-            <w:shd w:val="clear" w:color="auto" w:fill="D6E4F0"/>
-            <w:tcMar>
-              <w:top w:w="80" w:type="dxa"/>
-              <w:left w:w="130" w:type="dxa"/>
-              <w:bottom w:w="80" w:type="dxa"/>
-              <w:right w:w="130" w:type="dxa"/>
-            </w:tcMar>
-          </w:tcPr>
-          <w:p>
-            <w:r>
-              <w:rPr>
-                <w:color w:val="000000"/>
-                <w:sz w:val="18"/>
-                <w:szCs w:val="18"/>
-              </w:rPr>
-              <w:t>Transfer to Agent</w:t>
-            </w:r>
-          </w:p>
-        </w:tc>
-        <w:tc>
-          <w:tcPr>
-            <w:tcW w:w="6800" w:type="dxa"/>
-            <w:tcBorders>
-              <w:top w:val="single" w:sz="1" w:space="0" w:color="CCCCCC"/>
-              <w:left w:val="single" w:sz="1" w:space="0" w:color="CCCCCC"/>
-              <w:bottom w:val="single" w:sz="1" w:space="0" w:color="CCCCCC"/>
-              <w:right w:val="single" w:sz="1" w:space="0" w:color="CCCCCC"/>
-            </w:tcBorders>
-            <w:shd w:val="clear" w:color="auto" w:fill="D6E4F0"/>
-            <w:tcMar>
-              <w:top w:w="80" w:type="dxa"/>
-              <w:left w:w="130" w:type="dxa"/>
-              <w:bottom w:w="80" w:type="dxa"/>
-              <w:right w:w="130" w:type="dxa"/>
-            </w:tcMar>
-          </w:tcPr>
-          <w:p>
-            <w:r>
-              <w:rPr>
-                <w:color w:val="000000"/>
-                <w:sz w:val="18"/>
-                <w:szCs w:val="18"/>
-              </w:rPr>
-              <w:t>Live handoff of the crew conversation to a human support agent</w:t>
-            </w:r>
-          </w:p>
-        </w:tc>
-      </w:tr>
-    </w:tbl>
-    <w:p>
-      <w:pPr>
-        <w:spacing w:before="240"/>
-      </w:pPr>
-    </w:p>
-    <w:p>
-      <w:pPr>
-        <w:spacing w:before="360" w:after="60"/>
-        <w:jc w:val="center"/>
-      </w:pPr>
-      <w:r>
-        <w:rPr>
-          <w:i/>
-          <w:iCs/>
-          <w:color w:val="595959"/>
-        </w:rPr>
-        <w:t>— END OF DOCUMENT —</w:t>
-      </w:r>
-    </w:p>
-    <w:p>
-      <w:pPr>
-        <w:jc w:val="center"/>
-      </w:pPr>
-      <w:r>
-        <w:rPr>
-          <w:color w:val="595959"/>
-          <w:sz w:val="18"/>
-          <w:szCs w:val="18"/>
-        </w:rPr>
-        <w:t xml:space="preserve">Crew Logistics </w:t>
-      </w:r>
-      <w:proofErr w:type="gramStart"/>
-      <w:r>
-        <w:rPr>
-          <w:color w:val="595959"/>
-          <w:sz w:val="18"/>
-          <w:szCs w:val="18"/>
-        </w:rPr>
-        <w:t>Chatbot  |</w:t>
-      </w:r>
-      <w:proofErr w:type="gramEnd"/>
-      <w:r>
-        <w:rPr>
-          <w:color w:val="595959"/>
-          <w:sz w:val="18"/>
-          <w:szCs w:val="18"/>
-        </w:rPr>
-        <w:t xml:space="preserve">  Hotel Workflow  |  Final Consolidated v1.0  |  19 Feb 2026</w:t>
-      </w:r>
+      <w:bookmarkStart w:id="0" w:name="_GoBack"/>
+      <w:bookmarkEnd w:id="0"/>
     </w:p>
     <w:sectPr>
       <w:pgSz w:w="12240" w:h="15840"/>
@@ -33681,4 +28955,16 @@
     </a:ext>
   </a:extLst>
 </a:theme>
+</file>
+
+<file path=customXml/item1.xml><?xml version="1.0" encoding="utf-8"?>
+<b:Sources xmlns:b="http://schemas.openxmlformats.org/officeDocument/2006/bibliography" xmlns="http://schemas.openxmlformats.org/officeDocument/2006/bibliography" SelectedStyle="\APASixthEditionOfficeOnline.xsl" StyleName="APA" Version="6"/>
+</file>
+
+<file path=customXml/itemProps1.xml><?xml version="1.0" encoding="utf-8"?>
+<ds:datastoreItem xmlns:ds="http://schemas.openxmlformats.org/officeDocument/2006/customXml" ds:itemID="{3B2E829A-35D0-47D4-B7F1-FE99F2B8A98F}">
+  <ds:schemaRefs>
+    <ds:schemaRef ds:uri="http://schemas.openxmlformats.org/officeDocument/2006/bibliography"/>
+  </ds:schemaRefs>
+</ds:datastoreItem>
 </file>